--- a/templates/DMT/MauBienBan6T-PK0500.docx
+++ b/templates/DMT/MauBienBan6T-PK0500.docx
@@ -45,7 +45,6 @@
           <w:szCs w:val="26"/>
         </w:rPr>
       </w:pPr>
-      <w:proofErr w:type="spellStart"/>
       <w:r>
         <w:rPr>
           <w:rFonts w:ascii="Times New Roman" w:hAnsi="Times New Roman"/>
@@ -54,9 +53,8 @@
           <w:sz w:val="26"/>
           <w:szCs w:val="26"/>
         </w:rPr>
-        <w:t>Độc</w:t>
-      </w:r>
-      <w:proofErr w:type="spellEnd"/>
+        <w:t xml:space="preserve">Độc lập </w:t>
+      </w:r>
       <w:r>
         <w:rPr>
           <w:rFonts w:ascii="Times New Roman" w:hAnsi="Times New Roman"/>
@@ -65,9 +63,9 @@
           <w:sz w:val="26"/>
           <w:szCs w:val="26"/>
         </w:rPr>
-        <w:t xml:space="preserve"> </w:t>
-      </w:r>
-      <w:proofErr w:type="spellStart"/>
+        <w:noBreakHyphen/>
+        <w:t xml:space="preserve"> Tự do </w:t>
+      </w:r>
       <w:r>
         <w:rPr>
           <w:rFonts w:ascii="Times New Roman" w:hAnsi="Times New Roman"/>
@@ -76,97 +74,9 @@
           <w:sz w:val="26"/>
           <w:szCs w:val="26"/>
         </w:rPr>
-        <w:t>lập</w:t>
-      </w:r>
-      <w:proofErr w:type="spellEnd"/>
-      <w:r>
-        <w:rPr>
-          <w:rFonts w:ascii="Times New Roman" w:hAnsi="Times New Roman"/>
-          <w:b/>
-          <w:bCs/>
-          <w:sz w:val="26"/>
-          <w:szCs w:val="26"/>
-        </w:rPr>
-        <w:t xml:space="preserve"> </w:t>
-      </w:r>
-      <w:r>
-        <w:rPr>
-          <w:rFonts w:ascii="Times New Roman" w:hAnsi="Times New Roman"/>
-          <w:b/>
-          <w:bCs/>
-          <w:sz w:val="26"/>
-          <w:szCs w:val="26"/>
-        </w:rPr>
         <w:noBreakHyphen/>
-        <w:t xml:space="preserve"> </w:t>
-      </w:r>
-      <w:proofErr w:type="spellStart"/>
-      <w:r>
-        <w:rPr>
-          <w:rFonts w:ascii="Times New Roman" w:hAnsi="Times New Roman"/>
-          <w:b/>
-          <w:bCs/>
-          <w:sz w:val="26"/>
-          <w:szCs w:val="26"/>
-        </w:rPr>
-        <w:t>Tự</w:t>
-      </w:r>
-      <w:proofErr w:type="spellEnd"/>
-      <w:r>
-        <w:rPr>
-          <w:rFonts w:ascii="Times New Roman" w:hAnsi="Times New Roman"/>
-          <w:b/>
-          <w:bCs/>
-          <w:sz w:val="26"/>
-          <w:szCs w:val="26"/>
-        </w:rPr>
-        <w:t xml:space="preserve"> do </w:t>
-      </w:r>
-      <w:r>
-        <w:rPr>
-          <w:rFonts w:ascii="Times New Roman" w:hAnsi="Times New Roman"/>
-          <w:b/>
-          <w:bCs/>
-          <w:sz w:val="26"/>
-          <w:szCs w:val="26"/>
-        </w:rPr>
-        <w:noBreakHyphen/>
-        <w:t xml:space="preserve"> </w:t>
-      </w:r>
-      <w:proofErr w:type="spellStart"/>
-      <w:r>
-        <w:rPr>
-          <w:rFonts w:ascii="Times New Roman" w:hAnsi="Times New Roman"/>
-          <w:b/>
-          <w:bCs/>
-          <w:sz w:val="26"/>
-          <w:szCs w:val="26"/>
-        </w:rPr>
-        <w:t>Hạnh</w:t>
-      </w:r>
-      <w:proofErr w:type="spellEnd"/>
-      <w:r>
-        <w:rPr>
-          <w:rFonts w:ascii="Times New Roman" w:hAnsi="Times New Roman"/>
-          <w:b/>
-          <w:bCs/>
-          <w:sz w:val="26"/>
-          <w:szCs w:val="26"/>
-        </w:rPr>
-        <w:t xml:space="preserve"> </w:t>
-      </w:r>
-      <w:proofErr w:type="spellStart"/>
-      <w:r>
-        <w:rPr>
-          <w:rFonts w:ascii="Times New Roman" w:hAnsi="Times New Roman"/>
-          <w:b/>
-          <w:bCs/>
-          <w:sz w:val="26"/>
-          <w:szCs w:val="26"/>
-        </w:rPr>
-        <w:t>phúc</w:t>
-      </w:r>
-      <w:proofErr w:type="spellEnd"/>
+        <w:t xml:space="preserve"> Hạnh phúc</w:t>
+      </w:r>
     </w:p>
     <w:p>
       <w:pPr>
@@ -270,7 +180,7 @@
           <w:sz w:val="28"/>
           <w:szCs w:val="28"/>
         </w:rPr>
-        <w:t>5</w:t>
+        <w:t>6</w:t>
       </w:r>
     </w:p>
     <w:p>
@@ -283,103 +193,29 @@
           <w:szCs w:val="28"/>
         </w:rPr>
       </w:pPr>
-      <w:proofErr w:type="spellStart"/>
-      <w:r>
-        <w:rPr>
-          <w:rFonts w:ascii="Times New Roman" w:hAnsi="Times New Roman"/>
-          <w:sz w:val="28"/>
-          <w:szCs w:val="28"/>
-        </w:rPr>
-        <w:t>Bên</w:t>
-      </w:r>
-      <w:proofErr w:type="spellEnd"/>
-      <w:r>
-        <w:rPr>
-          <w:rFonts w:ascii="Times New Roman" w:hAnsi="Times New Roman"/>
-          <w:sz w:val="28"/>
-          <w:szCs w:val="28"/>
-        </w:rPr>
-        <w:t xml:space="preserve"> </w:t>
-      </w:r>
-      <w:proofErr w:type="spellStart"/>
-      <w:r>
-        <w:rPr>
-          <w:rFonts w:ascii="Times New Roman" w:hAnsi="Times New Roman"/>
-          <w:sz w:val="28"/>
-          <w:szCs w:val="28"/>
-        </w:rPr>
-        <w:t>bán</w:t>
-      </w:r>
-      <w:proofErr w:type="spellEnd"/>
-      <w:r>
-        <w:rPr>
-          <w:rFonts w:ascii="Times New Roman" w:hAnsi="Times New Roman"/>
-          <w:sz w:val="28"/>
-          <w:szCs w:val="28"/>
-        </w:rPr>
-        <w:t xml:space="preserve"> </w:t>
-      </w:r>
-      <w:proofErr w:type="spellStart"/>
-      <w:r>
-        <w:rPr>
-          <w:rFonts w:ascii="Times New Roman" w:hAnsi="Times New Roman"/>
-          <w:sz w:val="28"/>
-          <w:szCs w:val="28"/>
-        </w:rPr>
-        <w:t>điện</w:t>
-      </w:r>
-      <w:proofErr w:type="spellEnd"/>
-      <w:r>
-        <w:rPr>
-          <w:rFonts w:ascii="Times New Roman" w:hAnsi="Times New Roman"/>
-          <w:sz w:val="28"/>
-          <w:szCs w:val="28"/>
-        </w:rPr>
-        <w:t xml:space="preserve"> (</w:t>
-      </w:r>
-      <w:proofErr w:type="spellStart"/>
-      <w:r>
-        <w:rPr>
-          <w:rFonts w:ascii="Times New Roman" w:hAnsi="Times New Roman"/>
-          <w:sz w:val="28"/>
-          <w:szCs w:val="28"/>
-        </w:rPr>
-        <w:t>Bên</w:t>
-      </w:r>
-      <w:proofErr w:type="spellEnd"/>
-      <w:r>
-        <w:rPr>
-          <w:rFonts w:ascii="Times New Roman" w:hAnsi="Times New Roman"/>
-          <w:sz w:val="28"/>
-          <w:szCs w:val="28"/>
-        </w:rPr>
-        <w:t xml:space="preserve"> A): </w:t>
-      </w:r>
-      <w:r>
-        <w:rPr>
-          <w:rFonts w:ascii="Times New Roman" w:hAnsi="Times New Roman"/>
-          <w:sz w:val="28"/>
-          <w:szCs w:val="28"/>
-        </w:rPr>
-        <w:t>{</w:t>
-      </w:r>
-      <w:proofErr w:type="spellStart"/>
-      <w:r>
-        <w:rPr>
-          <w:rFonts w:ascii="Times New Roman" w:hAnsi="Times New Roman"/>
-          <w:sz w:val="28"/>
-          <w:szCs w:val="28"/>
-        </w:rPr>
-        <w:t>TenKH</w:t>
-      </w:r>
-      <w:proofErr w:type="spellEnd"/>
-      <w:r>
-        <w:rPr>
-          <w:rFonts w:ascii="Times New Roman" w:hAnsi="Times New Roman"/>
-          <w:sz w:val="28"/>
-          <w:szCs w:val="28"/>
-        </w:rPr>
-        <w:t>}</w:t>
+      <w:r>
+        <w:rPr>
+          <w:rFonts w:ascii="Times New Roman" w:hAnsi="Times New Roman"/>
+          <w:sz w:val="28"/>
+          <w:szCs w:val="28"/>
+        </w:rPr>
+        <w:t>Bên bán điện</w:t>
+      </w:r>
+      <w:r>
+        <w:rPr>
+          <w:rFonts w:ascii="Times New Roman" w:hAnsi="Times New Roman"/>
+          <w:sz w:val="28"/>
+          <w:szCs w:val="28"/>
+        </w:rPr>
+        <w:t xml:space="preserve">: </w:t>
+      </w:r>
+      <w:r>
+        <w:rPr>
+          <w:rFonts w:ascii="Times New Roman" w:hAnsi="Times New Roman"/>
+          <w:sz w:val="28"/>
+          <w:szCs w:val="28"/>
+        </w:rPr>
+        <w:t>{TenKH}</w:t>
       </w:r>
     </w:p>
     <w:p>
@@ -395,41 +231,13 @@
           <w:szCs w:val="28"/>
         </w:rPr>
       </w:pPr>
-      <w:proofErr w:type="spellStart"/>
-      <w:r>
-        <w:rPr>
-          <w:rFonts w:ascii="Times New Roman" w:hAnsi="Times New Roman"/>
-          <w:sz w:val="28"/>
-          <w:szCs w:val="28"/>
-        </w:rPr>
-        <w:t>Địa</w:t>
-      </w:r>
-      <w:proofErr w:type="spellEnd"/>
-      <w:r>
-        <w:rPr>
-          <w:rFonts w:ascii="Times New Roman" w:hAnsi="Times New Roman"/>
-          <w:sz w:val="28"/>
-          <w:szCs w:val="28"/>
-        </w:rPr>
-        <w:t xml:space="preserve"> </w:t>
-      </w:r>
-      <w:proofErr w:type="spellStart"/>
-      <w:r>
-        <w:rPr>
-          <w:rFonts w:ascii="Times New Roman" w:hAnsi="Times New Roman"/>
-          <w:sz w:val="28"/>
-          <w:szCs w:val="28"/>
-        </w:rPr>
-        <w:t>chỉ</w:t>
-      </w:r>
-      <w:proofErr w:type="spellEnd"/>
-      <w:r>
-        <w:rPr>
-          <w:rFonts w:ascii="Times New Roman" w:hAnsi="Times New Roman"/>
-          <w:sz w:val="28"/>
-          <w:szCs w:val="28"/>
-        </w:rPr>
-        <w:t>:</w:t>
+      <w:r>
+        <w:rPr>
+          <w:rFonts w:ascii="Times New Roman" w:hAnsi="Times New Roman"/>
+          <w:sz w:val="28"/>
+          <w:szCs w:val="28"/>
+        </w:rPr>
+        <w:t>Địa chỉ:</w:t>
       </w:r>
       <w:r>
         <w:rPr>
@@ -439,7 +247,6 @@
         </w:rPr>
         <w:t xml:space="preserve"> {</w:t>
       </w:r>
-      <w:proofErr w:type="spellStart"/>
       <w:r>
         <w:rPr>
           <w:rFonts w:ascii="Times New Roman" w:hAnsi="Times New Roman"/>
@@ -448,7 +255,6 @@
         </w:rPr>
         <w:t>DiaChi</w:t>
       </w:r>
-      <w:proofErr w:type="spellEnd"/>
       <w:r>
         <w:rPr>
           <w:rFonts w:ascii="Times New Roman" w:hAnsi="Times New Roman"/>
@@ -487,23 +293,29 @@
           <w:szCs w:val="28"/>
         </w:rPr>
       </w:pPr>
-      <w:proofErr w:type="spellStart"/>
-      <w:r>
-        <w:rPr>
-          <w:rFonts w:ascii="Times New Roman" w:hAnsi="Times New Roman"/>
-          <w:sz w:val="28"/>
-          <w:szCs w:val="28"/>
-        </w:rPr>
-        <w:t>Mã</w:t>
-      </w:r>
-      <w:proofErr w:type="spellEnd"/>
-      <w:r>
-        <w:rPr>
-          <w:rFonts w:ascii="Times New Roman" w:hAnsi="Times New Roman"/>
-          <w:sz w:val="28"/>
-          <w:szCs w:val="28"/>
-        </w:rPr>
-        <w:t xml:space="preserve"> KH:</w:t>
+      <w:r>
+        <w:rPr>
+          <w:rFonts w:ascii="Times New Roman" w:hAnsi="Times New Roman"/>
+          <w:sz w:val="28"/>
+          <w:szCs w:val="28"/>
+        </w:rPr>
+        <w:t xml:space="preserve">Mã </w:t>
+      </w:r>
+      <w:r>
+        <w:rPr>
+          <w:rFonts w:ascii="Times New Roman" w:hAnsi="Times New Roman"/>
+          <w:sz w:val="28"/>
+          <w:szCs w:val="28"/>
+        </w:rPr>
+        <w:t>khách hàng</w:t>
+      </w:r>
+      <w:r>
+        <w:rPr>
+          <w:rFonts w:ascii="Times New Roman" w:hAnsi="Times New Roman"/>
+          <w:sz w:val="28"/>
+          <w:szCs w:val="28"/>
+        </w:rPr>
+        <w:t>:</w:t>
       </w:r>
       <w:r>
         <w:rPr>
@@ -551,131 +363,21 @@
           <w:szCs w:val="28"/>
         </w:rPr>
       </w:pPr>
-      <w:proofErr w:type="spellStart"/>
-      <w:r>
-        <w:rPr>
-          <w:rFonts w:ascii="Times New Roman" w:hAnsi="Times New Roman"/>
-          <w:sz w:val="28"/>
-          <w:szCs w:val="28"/>
-        </w:rPr>
-        <w:t>Bên</w:t>
-      </w:r>
-      <w:proofErr w:type="spellEnd"/>
-      <w:r>
-        <w:rPr>
-          <w:rFonts w:ascii="Times New Roman" w:hAnsi="Times New Roman"/>
-          <w:sz w:val="28"/>
-          <w:szCs w:val="28"/>
-        </w:rPr>
-        <w:t xml:space="preserve"> </w:t>
-      </w:r>
-      <w:proofErr w:type="spellStart"/>
-      <w:r>
-        <w:rPr>
-          <w:rFonts w:ascii="Times New Roman" w:hAnsi="Times New Roman"/>
-          <w:sz w:val="28"/>
-          <w:szCs w:val="28"/>
-        </w:rPr>
-        <w:t>mua</w:t>
-      </w:r>
-      <w:proofErr w:type="spellEnd"/>
-      <w:r>
-        <w:rPr>
-          <w:rFonts w:ascii="Times New Roman" w:hAnsi="Times New Roman"/>
-          <w:sz w:val="28"/>
-          <w:szCs w:val="28"/>
-        </w:rPr>
-        <w:t xml:space="preserve"> </w:t>
-      </w:r>
-      <w:proofErr w:type="spellStart"/>
-      <w:r>
-        <w:rPr>
-          <w:rFonts w:ascii="Times New Roman" w:hAnsi="Times New Roman"/>
-          <w:sz w:val="28"/>
-          <w:szCs w:val="28"/>
-        </w:rPr>
-        <w:t>điện</w:t>
-      </w:r>
-      <w:proofErr w:type="spellEnd"/>
-      <w:r>
-        <w:rPr>
-          <w:rFonts w:ascii="Times New Roman" w:hAnsi="Times New Roman"/>
-          <w:sz w:val="28"/>
-          <w:szCs w:val="28"/>
-        </w:rPr>
-        <w:t xml:space="preserve"> (</w:t>
-      </w:r>
-      <w:proofErr w:type="spellStart"/>
-      <w:r>
-        <w:rPr>
-          <w:rFonts w:ascii="Times New Roman" w:hAnsi="Times New Roman"/>
-          <w:sz w:val="28"/>
-          <w:szCs w:val="28"/>
-        </w:rPr>
-        <w:t>Bên</w:t>
-      </w:r>
-      <w:proofErr w:type="spellEnd"/>
-      <w:r>
-        <w:rPr>
-          <w:rFonts w:ascii="Times New Roman" w:hAnsi="Times New Roman"/>
-          <w:sz w:val="28"/>
-          <w:szCs w:val="28"/>
-        </w:rPr>
-        <w:t xml:space="preserve"> B): Công ty </w:t>
-      </w:r>
-      <w:proofErr w:type="spellStart"/>
-      <w:r>
-        <w:rPr>
-          <w:rFonts w:ascii="Times New Roman" w:hAnsi="Times New Roman"/>
-          <w:sz w:val="28"/>
-          <w:szCs w:val="28"/>
-        </w:rPr>
-        <w:t>Điện</w:t>
-      </w:r>
-      <w:proofErr w:type="spellEnd"/>
-      <w:r>
-        <w:rPr>
-          <w:rFonts w:ascii="Times New Roman" w:hAnsi="Times New Roman"/>
-          <w:sz w:val="28"/>
-          <w:szCs w:val="28"/>
-        </w:rPr>
-        <w:t xml:space="preserve"> </w:t>
-      </w:r>
-      <w:proofErr w:type="spellStart"/>
-      <w:r>
-        <w:rPr>
-          <w:rFonts w:ascii="Times New Roman" w:hAnsi="Times New Roman"/>
-          <w:sz w:val="28"/>
-          <w:szCs w:val="28"/>
-        </w:rPr>
-        <w:t>lực</w:t>
-      </w:r>
-      <w:proofErr w:type="spellEnd"/>
-      <w:r>
-        <w:rPr>
-          <w:rFonts w:ascii="Times New Roman" w:hAnsi="Times New Roman"/>
-          <w:sz w:val="28"/>
-          <w:szCs w:val="28"/>
-        </w:rPr>
-        <w:t xml:space="preserve"> </w:t>
-      </w:r>
-      <w:proofErr w:type="spellStart"/>
-      <w:r>
-        <w:rPr>
-          <w:rFonts w:ascii="Times New Roman" w:hAnsi="Times New Roman"/>
-          <w:sz w:val="28"/>
-          <w:szCs w:val="28"/>
-        </w:rPr>
-        <w:t>Đồng</w:t>
-      </w:r>
-      <w:proofErr w:type="spellEnd"/>
-      <w:r>
-        <w:rPr>
-          <w:rFonts w:ascii="Times New Roman" w:hAnsi="Times New Roman"/>
-          <w:sz w:val="28"/>
-          <w:szCs w:val="28"/>
-        </w:rPr>
-        <w:t xml:space="preserve"> Nai</w:t>
+      <w:r>
+        <w:rPr>
+          <w:rFonts w:ascii="Times New Roman" w:hAnsi="Times New Roman"/>
+          <w:sz w:val="28"/>
+          <w:szCs w:val="28"/>
+        </w:rPr>
+        <w:t>Bên mua điện</w:t>
+      </w:r>
+      <w:r>
+        <w:rPr>
+          <w:rFonts w:ascii="Times New Roman" w:hAnsi="Times New Roman"/>
+          <w:sz w:val="28"/>
+          <w:szCs w:val="28"/>
+        </w:rPr>
+        <w:t>: Công ty Điện lực Đồng Nai</w:t>
       </w:r>
       <w:r>
         <w:rPr>
@@ -685,77 +387,37 @@
         </w:rPr>
         <w:t xml:space="preserve"> – </w:t>
       </w:r>
-      <w:proofErr w:type="spellStart"/>
-      <w:r>
-        <w:rPr>
-          <w:rFonts w:ascii="Times New Roman" w:hAnsi="Times New Roman"/>
-          <w:sz w:val="28"/>
-          <w:szCs w:val="28"/>
-        </w:rPr>
-        <w:t>Tổng</w:t>
-      </w:r>
-      <w:proofErr w:type="spellEnd"/>
-      <w:r>
-        <w:rPr>
-          <w:rFonts w:ascii="Times New Roman" w:hAnsi="Times New Roman"/>
-          <w:sz w:val="28"/>
-          <w:szCs w:val="28"/>
-        </w:rPr>
-        <w:t xml:space="preserve"> Công ty </w:t>
-      </w:r>
-      <w:proofErr w:type="spellStart"/>
-      <w:r>
-        <w:rPr>
-          <w:rFonts w:ascii="Times New Roman" w:hAnsi="Times New Roman"/>
-          <w:sz w:val="28"/>
-          <w:szCs w:val="28"/>
-        </w:rPr>
-        <w:t>điện</w:t>
-      </w:r>
-      <w:proofErr w:type="spellEnd"/>
-      <w:r>
-        <w:rPr>
-          <w:rFonts w:ascii="Times New Roman" w:hAnsi="Times New Roman"/>
-          <w:sz w:val="28"/>
-          <w:szCs w:val="28"/>
-        </w:rPr>
-        <w:t xml:space="preserve"> </w:t>
-      </w:r>
-      <w:proofErr w:type="spellStart"/>
-      <w:r>
-        <w:rPr>
-          <w:rFonts w:ascii="Times New Roman" w:hAnsi="Times New Roman"/>
-          <w:sz w:val="28"/>
-          <w:szCs w:val="28"/>
-        </w:rPr>
-        <w:t>lực</w:t>
-      </w:r>
-      <w:proofErr w:type="spellEnd"/>
-      <w:r>
-        <w:rPr>
-          <w:rFonts w:ascii="Times New Roman" w:hAnsi="Times New Roman"/>
-          <w:sz w:val="28"/>
-          <w:szCs w:val="28"/>
-        </w:rPr>
-        <w:t xml:space="preserve"> </w:t>
-      </w:r>
-      <w:proofErr w:type="spellStart"/>
-      <w:r>
-        <w:rPr>
-          <w:rFonts w:ascii="Times New Roman" w:hAnsi="Times New Roman"/>
-          <w:sz w:val="28"/>
-          <w:szCs w:val="28"/>
-        </w:rPr>
-        <w:t>Miền</w:t>
-      </w:r>
-      <w:proofErr w:type="spellEnd"/>
-      <w:r>
-        <w:rPr>
-          <w:rFonts w:ascii="Times New Roman" w:hAnsi="Times New Roman"/>
-          <w:sz w:val="28"/>
-          <w:szCs w:val="28"/>
-        </w:rPr>
-        <w:t xml:space="preserve"> Nam TNHH.</w:t>
+      <w:r>
+        <w:rPr>
+          <w:rFonts w:ascii="Times New Roman" w:hAnsi="Times New Roman"/>
+          <w:sz w:val="28"/>
+          <w:szCs w:val="28"/>
+        </w:rPr>
+        <w:t xml:space="preserve">Chi nhánh </w:t>
+      </w:r>
+      <w:r>
+        <w:rPr>
+          <w:rFonts w:ascii="Times New Roman" w:hAnsi="Times New Roman"/>
+          <w:sz w:val="28"/>
+          <w:szCs w:val="28"/>
+        </w:rPr>
+        <w:t xml:space="preserve">Tổng Công ty </w:t>
+      </w:r>
+      <w:r>
+        <w:rPr>
+          <w:rFonts w:ascii="Times New Roman" w:hAnsi="Times New Roman"/>
+          <w:sz w:val="28"/>
+          <w:szCs w:val="28"/>
+        </w:rPr>
+        <w:t>Đ</w:t>
+      </w:r>
+      <w:r>
+        <w:rPr>
+          <w:rFonts w:ascii="Times New Roman" w:hAnsi="Times New Roman"/>
+          <w:sz w:val="28"/>
+          <w:szCs w:val="28"/>
+        </w:rPr>
+        <w:t>iện lực Miền Nam TNHH.</w:t>
       </w:r>
       <w:r>
         <w:rPr>
@@ -785,7 +447,15 @@
           <w:sz w:val="28"/>
           <w:szCs w:val="28"/>
         </w:rPr>
-        <w:t xml:space="preserve">MST: </w:t>
+        <w:t>Mã số thuế</w:t>
+      </w:r>
+      <w:r>
+        <w:rPr>
+          <w:rFonts w:ascii="Times New Roman" w:hAnsi="Times New Roman"/>
+          <w:sz w:val="28"/>
+          <w:szCs w:val="28"/>
+        </w:rPr>
+        <w:t xml:space="preserve">: </w:t>
       </w:r>
       <w:r>
         <w:rPr>
@@ -806,34 +476,14 @@
           <w:szCs w:val="28"/>
         </w:rPr>
       </w:pPr>
-      <w:proofErr w:type="spellStart"/>
-      <w:r>
-        <w:rPr>
-          <w:rFonts w:ascii="Times New Roman" w:hAnsi="Times New Roman"/>
-          <w:sz w:val="28"/>
-          <w:szCs w:val="28"/>
-        </w:rPr>
-        <w:t>Địa</w:t>
-      </w:r>
-      <w:proofErr w:type="spellEnd"/>
-      <w:r>
-        <w:rPr>
-          <w:rFonts w:ascii="Times New Roman" w:hAnsi="Times New Roman"/>
-          <w:sz w:val="28"/>
-          <w:szCs w:val="28"/>
-        </w:rPr>
-        <w:t xml:space="preserve"> </w:t>
-      </w:r>
-      <w:proofErr w:type="spellStart"/>
-      <w:r>
-        <w:rPr>
-          <w:rFonts w:ascii="Times New Roman" w:hAnsi="Times New Roman"/>
-          <w:sz w:val="28"/>
-          <w:szCs w:val="28"/>
-        </w:rPr>
-        <w:t>chỉ</w:t>
-      </w:r>
-      <w:proofErr w:type="spellEnd"/>
+      <w:r>
+        <w:rPr>
+          <w:rFonts w:ascii="Times New Roman" w:hAnsi="Times New Roman"/>
+          <w:sz w:val="28"/>
+          <w:szCs w:val="28"/>
+        </w:rPr>
+        <w:t>Địa chỉ</w:t>
+      </w:r>
       <w:r>
         <w:rPr>
           <w:rFonts w:ascii="Times New Roman" w:hAnsi="Times New Roman"/>
@@ -842,173 +492,13 @@
         </w:rPr>
         <w:t xml:space="preserve">: </w:t>
       </w:r>
-      <w:proofErr w:type="spellStart"/>
-      <w:r>
-        <w:rPr>
-          <w:rFonts w:ascii="Times New Roman" w:hAnsi="Times New Roman"/>
-          <w:sz w:val="28"/>
-          <w:szCs w:val="28"/>
-        </w:rPr>
-        <w:t>Số</w:t>
-      </w:r>
-      <w:proofErr w:type="spellEnd"/>
-      <w:r>
-        <w:rPr>
-          <w:rFonts w:ascii="Times New Roman" w:hAnsi="Times New Roman"/>
-          <w:sz w:val="28"/>
-          <w:szCs w:val="28"/>
-        </w:rPr>
-        <w:t xml:space="preserve"> 01, Khu </w:t>
-      </w:r>
-      <w:proofErr w:type="spellStart"/>
-      <w:r>
-        <w:rPr>
-          <w:rFonts w:ascii="Times New Roman" w:hAnsi="Times New Roman"/>
-          <w:sz w:val="28"/>
-          <w:szCs w:val="28"/>
-        </w:rPr>
-        <w:t>phố</w:t>
-      </w:r>
-      <w:proofErr w:type="spellEnd"/>
-      <w:r>
-        <w:rPr>
-          <w:rFonts w:ascii="Times New Roman" w:hAnsi="Times New Roman"/>
-          <w:sz w:val="28"/>
-          <w:szCs w:val="28"/>
-        </w:rPr>
-        <w:t xml:space="preserve"> 1, </w:t>
-      </w:r>
-      <w:proofErr w:type="spellStart"/>
-      <w:r>
-        <w:rPr>
-          <w:rFonts w:ascii="Times New Roman" w:hAnsi="Times New Roman"/>
-          <w:sz w:val="28"/>
-          <w:szCs w:val="28"/>
-        </w:rPr>
-        <w:t>đường</w:t>
-      </w:r>
-      <w:proofErr w:type="spellEnd"/>
-      <w:r>
-        <w:rPr>
-          <w:rFonts w:ascii="Times New Roman" w:hAnsi="Times New Roman"/>
-          <w:sz w:val="28"/>
-          <w:szCs w:val="28"/>
-        </w:rPr>
-        <w:t xml:space="preserve"> Nguyễn </w:t>
-      </w:r>
-      <w:proofErr w:type="spellStart"/>
-      <w:r>
-        <w:rPr>
-          <w:rFonts w:ascii="Times New Roman" w:hAnsi="Times New Roman"/>
-          <w:sz w:val="28"/>
-          <w:szCs w:val="28"/>
-        </w:rPr>
-        <w:t>Ái</w:t>
-      </w:r>
-      <w:proofErr w:type="spellEnd"/>
-      <w:r>
-        <w:rPr>
-          <w:rFonts w:ascii="Times New Roman" w:hAnsi="Times New Roman"/>
-          <w:sz w:val="28"/>
-          <w:szCs w:val="28"/>
-        </w:rPr>
-        <w:t xml:space="preserve"> Quốc, </w:t>
-      </w:r>
-      <w:proofErr w:type="spellStart"/>
-      <w:r>
-        <w:rPr>
-          <w:rFonts w:ascii="Times New Roman" w:hAnsi="Times New Roman"/>
-          <w:sz w:val="28"/>
-          <w:szCs w:val="28"/>
-        </w:rPr>
-        <w:t>p</w:t>
-      </w:r>
-      <w:r>
-        <w:rPr>
-          <w:rFonts w:ascii="Times New Roman" w:hAnsi="Times New Roman"/>
-          <w:sz w:val="28"/>
-          <w:szCs w:val="28"/>
-        </w:rPr>
-        <w:t>hường</w:t>
-      </w:r>
-      <w:proofErr w:type="spellEnd"/>
-      <w:r>
-        <w:rPr>
-          <w:rFonts w:ascii="Times New Roman" w:hAnsi="Times New Roman"/>
-          <w:sz w:val="28"/>
-          <w:szCs w:val="28"/>
-        </w:rPr>
-        <w:t xml:space="preserve"> Tam </w:t>
-      </w:r>
-      <w:proofErr w:type="spellStart"/>
-      <w:r>
-        <w:rPr>
-          <w:rFonts w:ascii="Times New Roman" w:hAnsi="Times New Roman"/>
-          <w:sz w:val="28"/>
-          <w:szCs w:val="28"/>
-        </w:rPr>
-        <w:t>Hiệp</w:t>
-      </w:r>
-      <w:proofErr w:type="spellEnd"/>
-      <w:r>
-        <w:rPr>
-          <w:rFonts w:ascii="Times New Roman" w:hAnsi="Times New Roman"/>
-          <w:sz w:val="28"/>
-          <w:szCs w:val="28"/>
-        </w:rPr>
-        <w:t xml:space="preserve">, </w:t>
-      </w:r>
-      <w:proofErr w:type="spellStart"/>
-      <w:r>
-        <w:rPr>
-          <w:rFonts w:ascii="Times New Roman" w:hAnsi="Times New Roman"/>
-          <w:sz w:val="28"/>
-          <w:szCs w:val="28"/>
-        </w:rPr>
-        <w:t>t</w:t>
-      </w:r>
-      <w:r>
-        <w:rPr>
-          <w:rFonts w:ascii="Times New Roman" w:hAnsi="Times New Roman"/>
-          <w:sz w:val="28"/>
-          <w:szCs w:val="28"/>
-        </w:rPr>
-        <w:t>ỉnh</w:t>
-      </w:r>
-      <w:proofErr w:type="spellEnd"/>
-      <w:r>
-        <w:rPr>
-          <w:rFonts w:ascii="Times New Roman" w:hAnsi="Times New Roman"/>
-          <w:sz w:val="28"/>
-          <w:szCs w:val="28"/>
-        </w:rPr>
-        <w:t xml:space="preserve"> </w:t>
-      </w:r>
-      <w:proofErr w:type="spellStart"/>
-      <w:r>
-        <w:rPr>
-          <w:rFonts w:ascii="Times New Roman" w:hAnsi="Times New Roman"/>
-          <w:sz w:val="28"/>
-          <w:szCs w:val="28"/>
-        </w:rPr>
-        <w:t>Đồng</w:t>
-      </w:r>
-      <w:proofErr w:type="spellEnd"/>
-      <w:r>
-        <w:rPr>
-          <w:rFonts w:ascii="Times New Roman" w:hAnsi="Times New Roman"/>
-          <w:sz w:val="28"/>
-          <w:szCs w:val="28"/>
-        </w:rPr>
-        <w:t xml:space="preserve"> Nai</w:t>
-      </w:r>
-      <w:r>
-        <w:rPr>
-          <w:rFonts w:ascii="Times New Roman" w:hAnsi="Times New Roman"/>
-          <w:sz w:val="28"/>
-          <w:szCs w:val="28"/>
-        </w:rPr>
-        <w:t>, Việt Nam.</w:t>
+      <w:r>
+        <w:rPr>
+          <w:rFonts w:ascii="Times New Roman" w:hAnsi="Times New Roman"/>
+          <w:sz w:val="28"/>
+          <w:szCs w:val="28"/>
+        </w:rPr>
+        <w:t>Số 01, đường Nguyễn Ái Quốc, Khu phố 12, Phường Tam Hiệp, Thành Phố Đồng Nai, Việt Nam.</w:t>
       </w:r>
     </w:p>
     <w:tbl>
@@ -1046,7 +536,6 @@
                 <w:szCs w:val="24"/>
               </w:rPr>
             </w:pPr>
-            <w:proofErr w:type="spellStart"/>
             <w:r>
               <w:rPr>
                 <w:rFonts w:ascii="Times New Roman" w:hAnsi="Times New Roman"/>
@@ -1057,7 +546,6 @@
               </w:rPr>
               <w:t>Tháng</w:t>
             </w:r>
-            <w:proofErr w:type="spellEnd"/>
           </w:p>
         </w:tc>
         <w:tc>
@@ -1076,84 +564,16 @@
                 <w:szCs w:val="24"/>
               </w:rPr>
             </w:pPr>
-            <w:proofErr w:type="spellStart"/>
-            <w:r>
-              <w:rPr>
-                <w:rFonts w:ascii="Times New Roman" w:hAnsi="Times New Roman"/>
-                <w:b/>
-                <w:bCs/>
-                <w:sz w:val="24"/>
-                <w:szCs w:val="24"/>
-              </w:rPr>
-              <w:t>Chỉ</w:t>
-            </w:r>
-            <w:proofErr w:type="spellEnd"/>
-            <w:r>
-              <w:rPr>
-                <w:rFonts w:ascii="Times New Roman" w:hAnsi="Times New Roman"/>
-                <w:b/>
-                <w:bCs/>
-                <w:sz w:val="24"/>
-                <w:szCs w:val="24"/>
-              </w:rPr>
-              <w:t xml:space="preserve"> </w:t>
-            </w:r>
-            <w:proofErr w:type="spellStart"/>
-            <w:r>
-              <w:rPr>
-                <w:rFonts w:ascii="Times New Roman" w:hAnsi="Times New Roman"/>
-                <w:b/>
-                <w:bCs/>
-                <w:sz w:val="24"/>
-                <w:szCs w:val="24"/>
-              </w:rPr>
-              <w:t>số</w:t>
-            </w:r>
-            <w:proofErr w:type="spellEnd"/>
-            <w:r>
-              <w:rPr>
-                <w:rFonts w:ascii="Times New Roman" w:hAnsi="Times New Roman"/>
-                <w:b/>
-                <w:bCs/>
-                <w:sz w:val="24"/>
-                <w:szCs w:val="24"/>
-              </w:rPr>
-              <w:t xml:space="preserve"> </w:t>
-            </w:r>
-            <w:proofErr w:type="spellStart"/>
-            <w:r>
-              <w:rPr>
-                <w:rFonts w:ascii="Times New Roman" w:hAnsi="Times New Roman"/>
-                <w:b/>
-                <w:bCs/>
-                <w:sz w:val="24"/>
-                <w:szCs w:val="24"/>
-              </w:rPr>
-              <w:t>công</w:t>
-            </w:r>
-            <w:proofErr w:type="spellEnd"/>
-            <w:r>
-              <w:rPr>
-                <w:rFonts w:ascii="Times New Roman" w:hAnsi="Times New Roman"/>
-                <w:b/>
-                <w:bCs/>
-                <w:sz w:val="24"/>
-                <w:szCs w:val="24"/>
-              </w:rPr>
-              <w:t xml:space="preserve"> </w:t>
-            </w:r>
-            <w:proofErr w:type="spellStart"/>
-            <w:r>
-              <w:rPr>
-                <w:rFonts w:ascii="Times New Roman" w:hAnsi="Times New Roman"/>
-                <w:b/>
-                <w:bCs/>
-                <w:sz w:val="24"/>
-                <w:szCs w:val="24"/>
-              </w:rPr>
-              <w:t>tơ</w:t>
-            </w:r>
-            <w:proofErr w:type="spellEnd"/>
+            <w:r>
+              <w:rPr>
+                <w:rFonts w:ascii="Times New Roman" w:hAnsi="Times New Roman"/>
+                <w:b/>
+                <w:bCs/>
+                <w:sz w:val="24"/>
+                <w:szCs w:val="24"/>
+              </w:rPr>
+              <w:t>Chỉ số công tơ</w:t>
+            </w:r>
           </w:p>
         </w:tc>
         <w:tc>
@@ -1171,49 +591,15 @@
                 <w:szCs w:val="24"/>
               </w:rPr>
             </w:pPr>
-            <w:proofErr w:type="spellStart"/>
-            <w:r>
-              <w:rPr>
-                <w:rFonts w:ascii="Times New Roman" w:hAnsi="Times New Roman"/>
-                <w:b/>
-                <w:bCs/>
-                <w:sz w:val="24"/>
-                <w:szCs w:val="24"/>
-              </w:rPr>
-              <w:t>Sản</w:t>
-            </w:r>
-            <w:proofErr w:type="spellEnd"/>
-            <w:r>
-              <w:rPr>
-                <w:rFonts w:ascii="Times New Roman" w:hAnsi="Times New Roman"/>
-                <w:b/>
-                <w:bCs/>
-                <w:sz w:val="24"/>
-                <w:szCs w:val="24"/>
-              </w:rPr>
-              <w:t xml:space="preserve"> </w:t>
-            </w:r>
-            <w:proofErr w:type="spellStart"/>
-            <w:r>
-              <w:rPr>
-                <w:rFonts w:ascii="Times New Roman" w:hAnsi="Times New Roman"/>
-                <w:b/>
-                <w:bCs/>
-                <w:sz w:val="24"/>
-                <w:szCs w:val="24"/>
-              </w:rPr>
-              <w:t>lượng</w:t>
-            </w:r>
-            <w:proofErr w:type="spellEnd"/>
-            <w:r>
-              <w:rPr>
-                <w:rFonts w:ascii="Times New Roman" w:hAnsi="Times New Roman"/>
-                <w:b/>
-                <w:bCs/>
-                <w:sz w:val="24"/>
-                <w:szCs w:val="24"/>
-              </w:rPr>
-              <w:t xml:space="preserve"> (kWh)</w:t>
+            <w:r>
+              <w:rPr>
+                <w:rFonts w:ascii="Times New Roman" w:hAnsi="Times New Roman"/>
+                <w:b/>
+                <w:bCs/>
+                <w:sz w:val="24"/>
+                <w:szCs w:val="24"/>
+              </w:rPr>
+              <w:t>Sản lượng (kWh)</w:t>
             </w:r>
           </w:p>
         </w:tc>
@@ -1256,40 +642,16 @@
                 <w:szCs w:val="24"/>
               </w:rPr>
             </w:pPr>
-            <w:proofErr w:type="spellStart"/>
-            <w:r>
-              <w:rPr>
-                <w:rFonts w:ascii="Times New Roman" w:hAnsi="Times New Roman"/>
-                <w:b/>
-                <w:bCs/>
-                <w:sz w:val="24"/>
-                <w:szCs w:val="24"/>
-              </w:rPr>
-              <w:t>Thời</w:t>
-            </w:r>
-            <w:proofErr w:type="spellEnd"/>
-            <w:r>
-              <w:rPr>
-                <w:rFonts w:ascii="Times New Roman" w:hAnsi="Times New Roman"/>
-                <w:b/>
-                <w:bCs/>
-                <w:sz w:val="24"/>
-                <w:szCs w:val="24"/>
-              </w:rPr>
-              <w:t xml:space="preserve"> </w:t>
-            </w:r>
-            <w:proofErr w:type="spellStart"/>
-            <w:r>
-              <w:rPr>
-                <w:rFonts w:ascii="Times New Roman" w:hAnsi="Times New Roman"/>
-                <w:b/>
-                <w:bCs/>
-                <w:sz w:val="24"/>
-                <w:szCs w:val="24"/>
-              </w:rPr>
-              <w:t>gian</w:t>
-            </w:r>
-            <w:proofErr w:type="spellEnd"/>
+            <w:r>
+              <w:rPr>
+                <w:rFonts w:ascii="Times New Roman" w:hAnsi="Times New Roman"/>
+                <w:b/>
+                <w:bCs/>
+                <w:sz w:val="24"/>
+                <w:szCs w:val="24"/>
+              </w:rPr>
+              <w:t>Thời gian</w:t>
+            </w:r>
           </w:p>
         </w:tc>
         <w:tc>
@@ -1307,40 +669,16 @@
                 <w:szCs w:val="24"/>
               </w:rPr>
             </w:pPr>
-            <w:proofErr w:type="spellStart"/>
-            <w:r>
-              <w:rPr>
-                <w:rFonts w:ascii="Times New Roman" w:hAnsi="Times New Roman"/>
-                <w:b/>
-                <w:bCs/>
-                <w:sz w:val="24"/>
-                <w:szCs w:val="24"/>
-              </w:rPr>
-              <w:t>Đầu</w:t>
-            </w:r>
-            <w:proofErr w:type="spellEnd"/>
-            <w:r>
-              <w:rPr>
-                <w:rFonts w:ascii="Times New Roman" w:hAnsi="Times New Roman"/>
-                <w:b/>
-                <w:bCs/>
-                <w:sz w:val="24"/>
-                <w:szCs w:val="24"/>
-              </w:rPr>
-              <w:t xml:space="preserve"> </w:t>
-            </w:r>
-            <w:proofErr w:type="spellStart"/>
-            <w:r>
-              <w:rPr>
-                <w:rFonts w:ascii="Times New Roman" w:hAnsi="Times New Roman"/>
-                <w:b/>
-                <w:bCs/>
-                <w:sz w:val="24"/>
-                <w:szCs w:val="24"/>
-              </w:rPr>
-              <w:t>kỳ</w:t>
-            </w:r>
-            <w:proofErr w:type="spellEnd"/>
+            <w:r>
+              <w:rPr>
+                <w:rFonts w:ascii="Times New Roman" w:hAnsi="Times New Roman"/>
+                <w:b/>
+                <w:bCs/>
+                <w:sz w:val="24"/>
+                <w:szCs w:val="24"/>
+              </w:rPr>
+              <w:t>Đầu kỳ</w:t>
+            </w:r>
           </w:p>
         </w:tc>
         <w:tc>
@@ -1358,40 +696,16 @@
                 <w:szCs w:val="24"/>
               </w:rPr>
             </w:pPr>
-            <w:proofErr w:type="spellStart"/>
-            <w:r>
-              <w:rPr>
-                <w:rFonts w:ascii="Times New Roman" w:hAnsi="Times New Roman"/>
-                <w:b/>
-                <w:bCs/>
-                <w:sz w:val="24"/>
-                <w:szCs w:val="24"/>
-              </w:rPr>
-              <w:t>Cuối</w:t>
-            </w:r>
-            <w:proofErr w:type="spellEnd"/>
-            <w:r>
-              <w:rPr>
-                <w:rFonts w:ascii="Times New Roman" w:hAnsi="Times New Roman"/>
-                <w:b/>
-                <w:bCs/>
-                <w:sz w:val="24"/>
-                <w:szCs w:val="24"/>
-              </w:rPr>
-              <w:t xml:space="preserve"> </w:t>
-            </w:r>
-            <w:proofErr w:type="spellStart"/>
-            <w:r>
-              <w:rPr>
-                <w:rFonts w:ascii="Times New Roman" w:hAnsi="Times New Roman"/>
-                <w:b/>
-                <w:bCs/>
-                <w:sz w:val="24"/>
-                <w:szCs w:val="24"/>
-              </w:rPr>
-              <w:t>kỳ</w:t>
-            </w:r>
-            <w:proofErr w:type="spellEnd"/>
+            <w:r>
+              <w:rPr>
+                <w:rFonts w:ascii="Times New Roman" w:hAnsi="Times New Roman"/>
+                <w:b/>
+                <w:bCs/>
+                <w:sz w:val="24"/>
+                <w:szCs w:val="24"/>
+              </w:rPr>
+              <w:t>Cuối kỳ</w:t>
+            </w:r>
           </w:p>
         </w:tc>
         <w:tc>
@@ -1409,62 +723,16 @@
                 <w:szCs w:val="24"/>
               </w:rPr>
             </w:pPr>
-            <w:proofErr w:type="spellStart"/>
-            <w:r>
-              <w:rPr>
-                <w:rFonts w:ascii="Times New Roman" w:hAnsi="Times New Roman"/>
-                <w:b/>
-                <w:bCs/>
-                <w:sz w:val="24"/>
-                <w:szCs w:val="24"/>
-              </w:rPr>
-              <w:t>Hệ</w:t>
-            </w:r>
-            <w:proofErr w:type="spellEnd"/>
-            <w:r>
-              <w:rPr>
-                <w:rFonts w:ascii="Times New Roman" w:hAnsi="Times New Roman"/>
-                <w:b/>
-                <w:bCs/>
-                <w:sz w:val="24"/>
-                <w:szCs w:val="24"/>
-              </w:rPr>
-              <w:t xml:space="preserve"> </w:t>
-            </w:r>
-            <w:proofErr w:type="spellStart"/>
-            <w:r>
-              <w:rPr>
-                <w:rFonts w:ascii="Times New Roman" w:hAnsi="Times New Roman"/>
-                <w:b/>
-                <w:bCs/>
-                <w:sz w:val="24"/>
-                <w:szCs w:val="24"/>
-              </w:rPr>
-              <w:t>số</w:t>
-            </w:r>
-            <w:proofErr w:type="spellEnd"/>
-            <w:r>
-              <w:rPr>
-                <w:rFonts w:ascii="Times New Roman" w:hAnsi="Times New Roman"/>
-                <w:b/>
-                <w:bCs/>
-                <w:sz w:val="24"/>
-                <w:szCs w:val="24"/>
-              </w:rPr>
-              <w:t xml:space="preserve"> </w:t>
-            </w:r>
-            <w:proofErr w:type="spellStart"/>
-            <w:r>
-              <w:rPr>
-                <w:rFonts w:ascii="Times New Roman" w:hAnsi="Times New Roman"/>
-                <w:b/>
-                <w:bCs/>
-                <w:sz w:val="24"/>
-                <w:szCs w:val="24"/>
-              </w:rPr>
-              <w:t>nhân</w:t>
-            </w:r>
-            <w:proofErr w:type="spellEnd"/>
+            <w:r>
+              <w:rPr>
+                <w:rFonts w:ascii="Times New Roman" w:hAnsi="Times New Roman"/>
+                <w:b/>
+                <w:bCs/>
+                <w:sz w:val="24"/>
+                <w:szCs w:val="24"/>
+              </w:rPr>
+              <w:t>Hệ số nhân</w:t>
+            </w:r>
           </w:p>
         </w:tc>
         <w:tc>
@@ -1535,61 +803,7 @@
                 <w:sz w:val="24"/>
                 <w:szCs w:val="24"/>
               </w:rPr>
-              <w:t>{-</w:t>
-            </w:r>
-            <w:proofErr w:type="spellStart"/>
-            <w:r>
-              <w:rPr>
-                <w:rFonts w:ascii="Times New Roman" w:hAnsi="Times New Roman"/>
-                <w:sz w:val="24"/>
-                <w:szCs w:val="24"/>
-              </w:rPr>
-              <w:t>w:p</w:t>
-            </w:r>
-            <w:proofErr w:type="spellEnd"/>
-            <w:r>
-              <w:rPr>
-                <w:rFonts w:ascii="Times New Roman" w:hAnsi="Times New Roman"/>
-                <w:sz w:val="24"/>
-                <w:szCs w:val="24"/>
-              </w:rPr>
-              <w:t xml:space="preserve"> </w:t>
-            </w:r>
-            <w:proofErr w:type="spellStart"/>
-            <w:r>
-              <w:rPr>
-                <w:rFonts w:ascii="Times New Roman" w:hAnsi="Times New Roman"/>
-                <w:sz w:val="24"/>
-                <w:szCs w:val="24"/>
-              </w:rPr>
-              <w:t>tg</w:t>
-            </w:r>
-            <w:proofErr w:type="spellEnd"/>
-            <w:r>
-              <w:rPr>
-                <w:rFonts w:ascii="Times New Roman" w:hAnsi="Times New Roman"/>
-                <w:sz w:val="24"/>
-                <w:szCs w:val="24"/>
-              </w:rPr>
-              <w:t>}{type}{/</w:t>
-            </w:r>
-            <w:proofErr w:type="spellStart"/>
-            <w:r>
-              <w:rPr>
-                <w:rFonts w:ascii="Times New Roman" w:hAnsi="Times New Roman"/>
-                <w:sz w:val="24"/>
-                <w:szCs w:val="24"/>
-              </w:rPr>
-              <w:t>tg</w:t>
-            </w:r>
-            <w:proofErr w:type="spellEnd"/>
-            <w:r>
-              <w:rPr>
-                <w:rFonts w:ascii="Times New Roman" w:hAnsi="Times New Roman"/>
-                <w:sz w:val="24"/>
-                <w:szCs w:val="24"/>
-              </w:rPr>
-              <w:t>}</w:t>
+              <w:t>{-w:p tg}{type}{/tg}</w:t>
             </w:r>
           </w:p>
         </w:tc>
@@ -1614,25 +828,7 @@
                 <w:sz w:val="24"/>
                 <w:szCs w:val="24"/>
               </w:rPr>
-              <w:t>{-</w:t>
-            </w:r>
-            <w:proofErr w:type="spellStart"/>
-            <w:r>
-              <w:rPr>
-                <w:rFonts w:ascii="Times New Roman" w:hAnsi="Times New Roman"/>
-                <w:sz w:val="24"/>
-                <w:szCs w:val="24"/>
-              </w:rPr>
-              <w:t>w:p</w:t>
-            </w:r>
-            <w:proofErr w:type="spellEnd"/>
-            <w:r>
-              <w:rPr>
-                <w:rFonts w:ascii="Times New Roman" w:hAnsi="Times New Roman"/>
-                <w:sz w:val="24"/>
-                <w:szCs w:val="24"/>
-              </w:rPr>
-              <w:t xml:space="preserve"> dk}{type}{/dk}</w:t>
+              <w:t>{-w:p dk}{type}{/dk}</w:t>
             </w:r>
           </w:p>
         </w:tc>
@@ -1657,25 +853,7 @@
                 <w:sz w:val="24"/>
                 <w:szCs w:val="24"/>
               </w:rPr>
-              <w:t>{-</w:t>
-            </w:r>
-            <w:proofErr w:type="spellStart"/>
-            <w:r>
-              <w:rPr>
-                <w:rFonts w:ascii="Times New Roman" w:hAnsi="Times New Roman"/>
-                <w:sz w:val="24"/>
-                <w:szCs w:val="24"/>
-              </w:rPr>
-              <w:t>w:p</w:t>
-            </w:r>
-            <w:proofErr w:type="spellEnd"/>
-            <w:r>
-              <w:rPr>
-                <w:rFonts w:ascii="Times New Roman" w:hAnsi="Times New Roman"/>
-                <w:sz w:val="24"/>
-                <w:szCs w:val="24"/>
-              </w:rPr>
-              <w:t xml:space="preserve"> ck}{type}{/ck}</w:t>
+              <w:t>{-w:p ck}{type}{/ck}</w:t>
             </w:r>
           </w:p>
         </w:tc>
@@ -1700,61 +878,7 @@
                 <w:sz w:val="24"/>
                 <w:szCs w:val="24"/>
               </w:rPr>
-              <w:t>{-</w:t>
-            </w:r>
-            <w:proofErr w:type="spellStart"/>
-            <w:r>
-              <w:rPr>
-                <w:rFonts w:ascii="Times New Roman" w:hAnsi="Times New Roman"/>
-                <w:sz w:val="24"/>
-                <w:szCs w:val="24"/>
-              </w:rPr>
-              <w:t>w:p</w:t>
-            </w:r>
-            <w:proofErr w:type="spellEnd"/>
-            <w:r>
-              <w:rPr>
-                <w:rFonts w:ascii="Times New Roman" w:hAnsi="Times New Roman"/>
-                <w:sz w:val="24"/>
-                <w:szCs w:val="24"/>
-              </w:rPr>
-              <w:t xml:space="preserve"> </w:t>
-            </w:r>
-            <w:proofErr w:type="spellStart"/>
-            <w:r>
-              <w:rPr>
-                <w:rFonts w:ascii="Times New Roman" w:hAnsi="Times New Roman"/>
-                <w:sz w:val="24"/>
-                <w:szCs w:val="24"/>
-              </w:rPr>
-              <w:t>hsn</w:t>
-            </w:r>
-            <w:proofErr w:type="spellEnd"/>
-            <w:r>
-              <w:rPr>
-                <w:rFonts w:ascii="Times New Roman" w:hAnsi="Times New Roman"/>
-                <w:sz w:val="24"/>
-                <w:szCs w:val="24"/>
-              </w:rPr>
-              <w:t>}{type}{/</w:t>
-            </w:r>
-            <w:proofErr w:type="spellStart"/>
-            <w:r>
-              <w:rPr>
-                <w:rFonts w:ascii="Times New Roman" w:hAnsi="Times New Roman"/>
-                <w:sz w:val="24"/>
-                <w:szCs w:val="24"/>
-              </w:rPr>
-              <w:t>hsn</w:t>
-            </w:r>
-            <w:proofErr w:type="spellEnd"/>
-            <w:r>
-              <w:rPr>
-                <w:rFonts w:ascii="Times New Roman" w:hAnsi="Times New Roman"/>
-                <w:sz w:val="24"/>
-                <w:szCs w:val="24"/>
-              </w:rPr>
-              <w:t>}</w:t>
+              <w:t>{-w:p hsn}{type}{/hsn}</w:t>
             </w:r>
           </w:p>
         </w:tc>
@@ -1779,25 +903,7 @@
                 <w:sz w:val="24"/>
                 <w:szCs w:val="24"/>
               </w:rPr>
-              <w:t>{</w:t>
-            </w:r>
-            <w:proofErr w:type="spellStart"/>
-            <w:r>
-              <w:rPr>
-                <w:rFonts w:ascii="Times New Roman" w:hAnsi="Times New Roman"/>
-                <w:sz w:val="24"/>
-                <w:szCs w:val="24"/>
-              </w:rPr>
-              <w:t>sl</w:t>
-            </w:r>
-            <w:proofErr w:type="spellEnd"/>
-            <w:r>
-              <w:rPr>
-                <w:rFonts w:ascii="Times New Roman" w:hAnsi="Times New Roman"/>
-                <w:sz w:val="24"/>
-                <w:szCs w:val="24"/>
-              </w:rPr>
-              <w:t xml:space="preserve"> | number}</w:t>
+              <w:t>{sl | number}</w:t>
             </w:r>
           </w:p>
           <w:p>
@@ -1865,7 +971,6 @@
                 <w:szCs w:val="24"/>
               </w:rPr>
             </w:pPr>
-            <w:proofErr w:type="spellStart"/>
             <w:r>
               <w:rPr>
                 <w:rFonts w:ascii="Times New Roman" w:hAnsi="Times New Roman"/>
@@ -1886,60 +991,15 @@
               </w:rPr>
               <w:t>ng</w:t>
             </w:r>
-            <w:proofErr w:type="spellEnd"/>
-            <w:r>
-              <w:rPr>
-                <w:rFonts w:ascii="Times New Roman" w:hAnsi="Times New Roman"/>
-                <w:b/>
-                <w:bCs/>
-                <w:sz w:val="24"/>
-                <w:szCs w:val="24"/>
-              </w:rPr>
-              <w:t xml:space="preserve"> </w:t>
-            </w:r>
-            <w:proofErr w:type="spellStart"/>
-            <w:r>
-              <w:rPr>
-                <w:rFonts w:ascii="Times New Roman" w:hAnsi="Times New Roman"/>
-                <w:b/>
-                <w:bCs/>
-                <w:sz w:val="24"/>
-                <w:szCs w:val="24"/>
-              </w:rPr>
-              <w:t>sản</w:t>
-            </w:r>
-            <w:proofErr w:type="spellEnd"/>
-            <w:r>
-              <w:rPr>
-                <w:rFonts w:ascii="Times New Roman" w:hAnsi="Times New Roman"/>
-                <w:b/>
-                <w:bCs/>
-                <w:sz w:val="24"/>
-                <w:szCs w:val="24"/>
-              </w:rPr>
-              <w:t xml:space="preserve"> </w:t>
-            </w:r>
-            <w:proofErr w:type="spellStart"/>
-            <w:r>
-              <w:rPr>
-                <w:rFonts w:ascii="Times New Roman" w:hAnsi="Times New Roman"/>
-                <w:b/>
-                <w:bCs/>
-                <w:sz w:val="24"/>
-                <w:szCs w:val="24"/>
-              </w:rPr>
-              <w:t>lượng</w:t>
-            </w:r>
-            <w:proofErr w:type="spellEnd"/>
-            <w:r>
-              <w:rPr>
-                <w:rFonts w:ascii="Times New Roman" w:hAnsi="Times New Roman"/>
-                <w:b/>
-                <w:bCs/>
-                <w:sz w:val="24"/>
-                <w:szCs w:val="24"/>
-              </w:rPr>
-              <w:t>:</w:t>
+            <w:r>
+              <w:rPr>
+                <w:rFonts w:ascii="Times New Roman" w:hAnsi="Times New Roman"/>
+                <w:b/>
+                <w:bCs/>
+                <w:sz w:val="24"/>
+                <w:szCs w:val="24"/>
+              </w:rPr>
+              <w:t xml:space="preserve"> sản lượng:</w:t>
             </w:r>
           </w:p>
         </w:tc>
@@ -1968,29 +1028,7 @@
                 <w:sz w:val="24"/>
                 <w:szCs w:val="24"/>
               </w:rPr>
-              <w:t>{</w:t>
-            </w:r>
-            <w:proofErr w:type="spellStart"/>
-            <w:r>
-              <w:rPr>
-                <w:rFonts w:ascii="Times New Roman" w:hAnsi="Times New Roman"/>
-                <w:b/>
-                <w:bCs/>
-                <w:sz w:val="24"/>
-                <w:szCs w:val="24"/>
-              </w:rPr>
-              <w:t>tongSL</w:t>
-            </w:r>
-            <w:proofErr w:type="spellEnd"/>
-            <w:r>
-              <w:rPr>
-                <w:rFonts w:ascii="Times New Roman" w:hAnsi="Times New Roman"/>
-                <w:b/>
-                <w:bCs/>
-                <w:sz w:val="24"/>
-                <w:szCs w:val="24"/>
-              </w:rPr>
-              <w:t xml:space="preserve"> | number}</w:t>
+              <w:t>{tongSL | number}</w:t>
             </w:r>
           </w:p>
         </w:tc>
@@ -2015,40 +1053,16 @@
                 <w:szCs w:val="24"/>
               </w:rPr>
             </w:pPr>
-            <w:proofErr w:type="spellStart"/>
-            <w:r>
-              <w:rPr>
-                <w:rFonts w:ascii="Times New Roman" w:hAnsi="Times New Roman"/>
-                <w:b/>
-                <w:bCs/>
-                <w:sz w:val="24"/>
-                <w:szCs w:val="24"/>
-              </w:rPr>
-              <w:t>Đơn</w:t>
-            </w:r>
-            <w:proofErr w:type="spellEnd"/>
-            <w:r>
-              <w:rPr>
-                <w:rFonts w:ascii="Times New Roman" w:hAnsi="Times New Roman"/>
-                <w:b/>
-                <w:bCs/>
-                <w:sz w:val="24"/>
-                <w:szCs w:val="24"/>
-              </w:rPr>
-              <w:t xml:space="preserve"> </w:t>
-            </w:r>
-            <w:proofErr w:type="spellStart"/>
-            <w:r>
-              <w:rPr>
-                <w:rFonts w:ascii="Times New Roman" w:hAnsi="Times New Roman"/>
-                <w:b/>
-                <w:bCs/>
-                <w:sz w:val="24"/>
-                <w:szCs w:val="24"/>
-              </w:rPr>
-              <w:t>giá</w:t>
-            </w:r>
-            <w:proofErr w:type="spellEnd"/>
+            <w:r>
+              <w:rPr>
+                <w:rFonts w:ascii="Times New Roman" w:hAnsi="Times New Roman"/>
+                <w:b/>
+                <w:bCs/>
+                <w:sz w:val="24"/>
+                <w:szCs w:val="24"/>
+              </w:rPr>
+              <w:t>Đơn giá</w:t>
+            </w:r>
           </w:p>
         </w:tc>
         <w:tc>
@@ -2074,7 +1088,7 @@
                 <w:sz w:val="24"/>
                 <w:szCs w:val="24"/>
               </w:rPr>
-              <w:t>2.100,17</w:t>
+              <w:t>2.168,15</w:t>
             </w:r>
           </w:p>
         </w:tc>
@@ -2117,64 +1131,18 @@
                 <w:sz w:val="24"/>
                 <w:szCs w:val="24"/>
               </w:rPr>
-              <w:t xml:space="preserve">hành </w:t>
-            </w:r>
-            <w:proofErr w:type="spellStart"/>
-            <w:r>
-              <w:rPr>
-                <w:rFonts w:ascii="Times New Roman" w:hAnsi="Times New Roman"/>
-                <w:b/>
-                <w:bCs/>
-                <w:sz w:val="24"/>
-                <w:szCs w:val="24"/>
-              </w:rPr>
-              <w:t>tiền</w:t>
-            </w:r>
-            <w:proofErr w:type="spellEnd"/>
-            <w:r>
-              <w:rPr>
-                <w:rFonts w:ascii="Times New Roman" w:hAnsi="Times New Roman"/>
-                <w:b/>
-                <w:bCs/>
-                <w:sz w:val="24"/>
-                <w:szCs w:val="24"/>
-              </w:rPr>
-              <w:t xml:space="preserve"> </w:t>
-            </w:r>
-            <w:proofErr w:type="spellStart"/>
-            <w:r>
-              <w:rPr>
-                <w:rFonts w:ascii="Times New Roman" w:hAnsi="Times New Roman"/>
-                <w:b/>
-                <w:bCs/>
-                <w:sz w:val="24"/>
-                <w:szCs w:val="24"/>
-              </w:rPr>
-              <w:t>sau</w:t>
-            </w:r>
-            <w:proofErr w:type="spellEnd"/>
-            <w:r>
-              <w:rPr>
-                <w:rFonts w:ascii="Times New Roman" w:hAnsi="Times New Roman"/>
-                <w:b/>
-                <w:bCs/>
-                <w:sz w:val="24"/>
-                <w:szCs w:val="24"/>
-              </w:rPr>
-              <w:t xml:space="preserve"> </w:t>
-            </w:r>
-            <w:proofErr w:type="spellStart"/>
-            <w:r>
-              <w:rPr>
-                <w:rFonts w:ascii="Times New Roman" w:hAnsi="Times New Roman"/>
-                <w:b/>
-                <w:bCs/>
-                <w:sz w:val="24"/>
-                <w:szCs w:val="24"/>
-              </w:rPr>
-              <w:t>thuế</w:t>
-            </w:r>
-            <w:proofErr w:type="spellEnd"/>
+              <w:t>hành tiền</w:t>
+            </w:r>
+            <w:r>
+              <w:rPr>
+                <w:rFonts w:ascii="Times New Roman" w:hAnsi="Times New Roman"/>
+                <w:b/>
+                <w:bCs/>
+                <w:sz w:val="24"/>
+                <w:szCs w:val="24"/>
+              </w:rPr>
+              <w:t xml:space="preserve"> sau thuế</w:t>
+            </w:r>
           </w:p>
         </w:tc>
         <w:tc>
@@ -2202,20 +1170,8 @@
                 <w:sz w:val="24"/>
                 <w:szCs w:val="24"/>
               </w:rPr>
-              <w:t>{</w:t>
-            </w:r>
-            <w:proofErr w:type="spellStart"/>
-            <w:r>
-              <w:rPr>
-                <w:rFonts w:ascii="Times New Roman" w:hAnsi="Times New Roman"/>
-                <w:b/>
-                <w:bCs/>
-                <w:sz w:val="24"/>
-                <w:szCs w:val="24"/>
-              </w:rPr>
-              <w:t>tongVAT</w:t>
-            </w:r>
-            <w:proofErr w:type="spellEnd"/>
+              <w:t>{tongVAT</w:t>
+            </w:r>
             <w:r>
               <w:rPr>
                 <w:rFonts w:ascii="Times New Roman" w:hAnsi="Times New Roman"/>
@@ -2259,62 +1215,16 @@
                 <w:szCs w:val="24"/>
               </w:rPr>
             </w:pPr>
-            <w:proofErr w:type="spellStart"/>
-            <w:r>
-              <w:rPr>
-                <w:rFonts w:ascii="Times New Roman" w:hAnsi="Times New Roman"/>
-                <w:b/>
-                <w:bCs/>
-                <w:sz w:val="24"/>
-                <w:szCs w:val="24"/>
-              </w:rPr>
-              <w:t>Thuế</w:t>
-            </w:r>
-            <w:proofErr w:type="spellEnd"/>
-            <w:r>
-              <w:rPr>
-                <w:rFonts w:ascii="Times New Roman" w:hAnsi="Times New Roman"/>
-                <w:b/>
-                <w:bCs/>
-                <w:sz w:val="24"/>
-                <w:szCs w:val="24"/>
-              </w:rPr>
-              <w:t xml:space="preserve"> </w:t>
-            </w:r>
-            <w:proofErr w:type="spellStart"/>
-            <w:r>
-              <w:rPr>
-                <w:rFonts w:ascii="Times New Roman" w:hAnsi="Times New Roman"/>
-                <w:b/>
-                <w:bCs/>
-                <w:sz w:val="24"/>
-                <w:szCs w:val="24"/>
-              </w:rPr>
-              <w:t>được</w:t>
-            </w:r>
-            <w:proofErr w:type="spellEnd"/>
-            <w:r>
-              <w:rPr>
-                <w:rFonts w:ascii="Times New Roman" w:hAnsi="Times New Roman"/>
-                <w:b/>
-                <w:bCs/>
-                <w:sz w:val="24"/>
-                <w:szCs w:val="24"/>
-              </w:rPr>
-              <w:t xml:space="preserve"> </w:t>
-            </w:r>
-            <w:proofErr w:type="spellStart"/>
-            <w:r>
-              <w:rPr>
-                <w:rFonts w:ascii="Times New Roman" w:hAnsi="Times New Roman"/>
-                <w:b/>
-                <w:bCs/>
-                <w:sz w:val="24"/>
-                <w:szCs w:val="24"/>
-              </w:rPr>
-              <w:t>giảm</w:t>
-            </w:r>
-            <w:proofErr w:type="spellEnd"/>
+            <w:r>
+              <w:rPr>
+                <w:rFonts w:ascii="Times New Roman" w:hAnsi="Times New Roman"/>
+                <w:b/>
+                <w:bCs/>
+                <w:sz w:val="24"/>
+                <w:szCs w:val="24"/>
+              </w:rPr>
+              <w:t>Thuế được giảm</w:t>
+            </w:r>
           </w:p>
         </w:tc>
         <w:tc>
@@ -2342,29 +1252,7 @@
                 <w:sz w:val="24"/>
                 <w:szCs w:val="24"/>
               </w:rPr>
-              <w:t>{</w:t>
-            </w:r>
-            <w:proofErr w:type="spellStart"/>
-            <w:r>
-              <w:rPr>
-                <w:rFonts w:ascii="Times New Roman" w:hAnsi="Times New Roman"/>
-                <w:b/>
-                <w:bCs/>
-                <w:sz w:val="24"/>
-                <w:szCs w:val="24"/>
-              </w:rPr>
-              <w:t>ThueDuocGiam</w:t>
-            </w:r>
-            <w:proofErr w:type="spellEnd"/>
-            <w:r>
-              <w:rPr>
-                <w:rFonts w:ascii="Times New Roman" w:hAnsi="Times New Roman"/>
-                <w:b/>
-                <w:bCs/>
-                <w:sz w:val="24"/>
-                <w:szCs w:val="24"/>
-              </w:rPr>
-              <w:t xml:space="preserve"> | number}</w:t>
+              <w:t>{ThueDuocGiam | number}</w:t>
             </w:r>
           </w:p>
         </w:tc>
@@ -2407,117 +1295,27 @@
                 <w:sz w:val="24"/>
                 <w:szCs w:val="24"/>
               </w:rPr>
-              <w:t xml:space="preserve">hành </w:t>
-            </w:r>
-            <w:proofErr w:type="spellStart"/>
-            <w:r>
-              <w:rPr>
-                <w:rFonts w:ascii="Times New Roman" w:hAnsi="Times New Roman"/>
-                <w:b/>
-                <w:bCs/>
-                <w:sz w:val="24"/>
-                <w:szCs w:val="24"/>
-              </w:rPr>
-              <w:t>tiền</w:t>
-            </w:r>
-            <w:proofErr w:type="spellEnd"/>
-            <w:r>
-              <w:rPr>
-                <w:rFonts w:ascii="Times New Roman" w:hAnsi="Times New Roman"/>
-                <w:b/>
-                <w:bCs/>
-                <w:sz w:val="24"/>
-                <w:szCs w:val="24"/>
-              </w:rPr>
-              <w:t xml:space="preserve"> </w:t>
-            </w:r>
-            <w:proofErr w:type="spellStart"/>
-            <w:r>
-              <w:rPr>
-                <w:rFonts w:ascii="Times New Roman" w:hAnsi="Times New Roman"/>
-                <w:b/>
-                <w:bCs/>
-                <w:sz w:val="24"/>
-                <w:szCs w:val="24"/>
-              </w:rPr>
-              <w:t>sau</w:t>
-            </w:r>
-            <w:proofErr w:type="spellEnd"/>
-            <w:r>
-              <w:rPr>
-                <w:rFonts w:ascii="Times New Roman" w:hAnsi="Times New Roman"/>
-                <w:b/>
-                <w:bCs/>
-                <w:sz w:val="24"/>
-                <w:szCs w:val="24"/>
-              </w:rPr>
-              <w:t xml:space="preserve"> </w:t>
-            </w:r>
-            <w:proofErr w:type="spellStart"/>
-            <w:r>
-              <w:rPr>
-                <w:rFonts w:ascii="Times New Roman" w:hAnsi="Times New Roman"/>
-                <w:b/>
-                <w:bCs/>
-                <w:sz w:val="24"/>
-                <w:szCs w:val="24"/>
-              </w:rPr>
-              <w:t>thuế</w:t>
-            </w:r>
-            <w:proofErr w:type="spellEnd"/>
-            <w:r>
-              <w:rPr>
-                <w:rFonts w:ascii="Times New Roman" w:hAnsi="Times New Roman"/>
-                <w:b/>
-                <w:bCs/>
-                <w:sz w:val="24"/>
-                <w:szCs w:val="24"/>
-              </w:rPr>
-              <w:t xml:space="preserve"> (</w:t>
-            </w:r>
-            <w:proofErr w:type="spellStart"/>
-            <w:r>
-              <w:rPr>
-                <w:rFonts w:ascii="Times New Roman" w:hAnsi="Times New Roman"/>
-                <w:b/>
-                <w:bCs/>
-                <w:sz w:val="24"/>
-                <w:szCs w:val="24"/>
-              </w:rPr>
-              <w:t>sau</w:t>
-            </w:r>
-            <w:proofErr w:type="spellEnd"/>
-            <w:r>
-              <w:rPr>
-                <w:rFonts w:ascii="Times New Roman" w:hAnsi="Times New Roman"/>
-                <w:b/>
-                <w:bCs/>
-                <w:sz w:val="24"/>
-                <w:szCs w:val="24"/>
-              </w:rPr>
-              <w:t xml:space="preserve"> </w:t>
-            </w:r>
-            <w:proofErr w:type="spellStart"/>
-            <w:r>
-              <w:rPr>
-                <w:rFonts w:ascii="Times New Roman" w:hAnsi="Times New Roman"/>
-                <w:b/>
-                <w:bCs/>
-                <w:sz w:val="24"/>
-                <w:szCs w:val="24"/>
-              </w:rPr>
-              <w:t>giảm</w:t>
-            </w:r>
-            <w:proofErr w:type="spellEnd"/>
-            <w:r>
-              <w:rPr>
-                <w:rFonts w:ascii="Times New Roman" w:hAnsi="Times New Roman"/>
-                <w:b/>
-                <w:bCs/>
-                <w:sz w:val="24"/>
-                <w:szCs w:val="24"/>
-              </w:rPr>
-              <w:t>)</w:t>
+              <w:t>hành tiền</w:t>
+            </w:r>
+            <w:r>
+              <w:rPr>
+                <w:rFonts w:ascii="Times New Roman" w:hAnsi="Times New Roman"/>
+                <w:b/>
+                <w:bCs/>
+                <w:sz w:val="24"/>
+                <w:szCs w:val="24"/>
+              </w:rPr>
+              <w:t xml:space="preserve"> sau thuế</w:t>
+            </w:r>
+            <w:r>
+              <w:rPr>
+                <w:rFonts w:ascii="Times New Roman" w:hAnsi="Times New Roman"/>
+                <w:b/>
+                <w:bCs/>
+                <w:sz w:val="24"/>
+                <w:szCs w:val="24"/>
+              </w:rPr>
+              <w:t xml:space="preserve"> (sau giảm)</w:t>
             </w:r>
           </w:p>
         </w:tc>
@@ -2546,29 +1344,7 @@
                 <w:sz w:val="24"/>
                 <w:szCs w:val="24"/>
               </w:rPr>
-              <w:t>{</w:t>
-            </w:r>
-            <w:proofErr w:type="spellStart"/>
-            <w:r>
-              <w:rPr>
-                <w:rFonts w:ascii="Times New Roman" w:hAnsi="Times New Roman"/>
-                <w:b/>
-                <w:bCs/>
-                <w:sz w:val="24"/>
-                <w:szCs w:val="24"/>
-              </w:rPr>
-              <w:t>TTSauGiam</w:t>
-            </w:r>
-            <w:proofErr w:type="spellEnd"/>
-            <w:r>
-              <w:rPr>
-                <w:rFonts w:ascii="Times New Roman" w:hAnsi="Times New Roman"/>
-                <w:b/>
-                <w:bCs/>
-                <w:sz w:val="24"/>
-                <w:szCs w:val="24"/>
-              </w:rPr>
-              <w:t xml:space="preserve"> | number}</w:t>
+              <w:t>{TTSauGiam | number}</w:t>
             </w:r>
           </w:p>
         </w:tc>

--- a/templates/DMT/MauBienBan6T-PK0500.docx
+++ b/templates/DMT/MauBienBan6T-PK0500.docx
@@ -1,6 +1,6 @@
 
 <file path=word/document.xml><?xml version="1.0" encoding="utf-8"?>
-<w:document xmlns:wpc="http://schemas.microsoft.com/office/word/2010/wordprocessingCanvas" xmlns:cx="http://schemas.microsoft.com/office/drawing/2014/chartex" xmlns:cx1="http://schemas.microsoft.com/office/drawing/2015/9/8/chartex" xmlns:cx2="http://schemas.microsoft.com/office/drawing/2015/10/21/chartex" xmlns:cx3="http://schemas.microsoft.com/office/drawing/2016/5/9/chartex" xmlns:cx4="http://schemas.microsoft.com/office/drawing/2016/5/10/chartex" xmlns:cx5="http://schemas.microsoft.com/office/drawing/2016/5/11/chartex" xmlns:cx6="http://schemas.microsoft.com/office/drawing/2016/5/12/chartex" xmlns:cx7="http://schemas.microsoft.com/office/drawing/2016/5/13/chartex" xmlns:cx8="http://schemas.microsoft.com/office/drawing/2016/5/14/chartex" xmlns:mc="http://schemas.openxmlformats.org/markup-compatibility/2006" xmlns:aink="http://schemas.microsoft.com/office/drawing/2016/ink" xmlns:am3d="http://schemas.microsoft.com/office/drawing/2017/model3d" xmlns:o="urn:schemas-microsoft-com:office:office" xmlns:oel="http://schemas.microsoft.com/office/2019/extlst" xmlns:r="http://schemas.openxmlformats.org/officeDocument/2006/relationships" xmlns:m="http://schemas.openxmlformats.org/officeDocument/2006/math" xmlns:v="urn:schemas-microsoft-com:vml" xmlns:wp14="http://schemas.microsoft.com/office/word/2010/wordprocessingDrawing" xmlns:wp="http://schemas.openxmlformats.org/drawingml/2006/wordprocessingDrawing" xmlns:w10="urn:schemas-microsoft-com:office:word" xmlns:w="http://schemas.openxmlformats.org/wordprocessingml/2006/main" xmlns:w14="http://schemas.microsoft.com/office/word/2010/wordml" xmlns:w15="http://schemas.microsoft.com/office/word/2012/wordml" xmlns:w16cex="http://schemas.microsoft.com/office/word/2018/wordml/cex" xmlns:w16cid="http://schemas.microsoft.com/office/word/2016/wordml/cid" xmlns:w16="http://schemas.microsoft.com/office/word/2018/wordml" xmlns:w16du="http://schemas.microsoft.com/office/word/2023/wordml/word16du" xmlns:w16sdtdh="http://schemas.microsoft.com/office/word/2020/wordml/sdtdatahash" xmlns:w16sdtfl="http://schemas.microsoft.com/office/word/2024/wordml/sdtformatlock" xmlns:w16se="http://schemas.microsoft.com/office/word/2015/wordml/symex" xmlns:wpg="http://schemas.microsoft.com/office/word/2010/wordprocessingGroup" xmlns:wpi="http://schemas.microsoft.com/office/word/2010/wordprocessingInk" xmlns:wne="http://schemas.microsoft.com/office/word/2006/wordml" xmlns:wps="http://schemas.microsoft.com/office/word/2010/wordprocessingShape" mc:Ignorable="w14 w15 w16se w16cid w16 w16cex w16sdtdh w16sdtfl w16du wp14">
+<w:document xmlns:wpc="http://schemas.microsoft.com/office/word/2010/wordprocessingCanvas" xmlns:cx="http://schemas.microsoft.com/office/drawing/2014/chartex" xmlns:cx1="http://schemas.microsoft.com/office/drawing/2015/9/8/chartex" xmlns:cx2="http://schemas.microsoft.com/office/drawing/2015/10/21/chartex" xmlns:cx3="http://schemas.microsoft.com/office/drawing/2016/5/9/chartex" xmlns:cx4="http://schemas.microsoft.com/office/drawing/2016/5/10/chartex" xmlns:cx5="http://schemas.microsoft.com/office/drawing/2016/5/11/chartex" xmlns:cx6="http://schemas.microsoft.com/office/drawing/2016/5/12/chartex" xmlns:cx7="http://schemas.microsoft.com/office/drawing/2016/5/13/chartex" xmlns:cx8="http://schemas.microsoft.com/office/drawing/2016/5/14/chartex" xmlns:mc="http://schemas.openxmlformats.org/markup-compatibility/2006" xmlns:aink="http://schemas.microsoft.com/office/drawing/2016/ink" xmlns:am3d="http://schemas.microsoft.com/office/drawing/2017/model3d" xmlns:o="urn:schemas-microsoft-com:office:office" xmlns:oel="http://schemas.microsoft.com/office/2019/extlst" xmlns:r="http://schemas.openxmlformats.org/officeDocument/2006/relationships" xmlns:m="http://schemas.openxmlformats.org/officeDocument/2006/math" xmlns:v="urn:schemas-microsoft-com:vml" xmlns:wp14="http://schemas.microsoft.com/office/word/2010/wordprocessingDrawing" xmlns:wp="http://schemas.openxmlformats.org/drawingml/2006/wordprocessingDrawing" xmlns:w10="urn:schemas-microsoft-com:office:word" xmlns:w="http://schemas.openxmlformats.org/wordprocessingml/2006/main" xmlns:w14="http://schemas.microsoft.com/office/word/2010/wordml" xmlns:w15="http://schemas.microsoft.com/office/word/2012/wordml" xmlns:w16cei="http://schemas.microsoft.com/office/word/2026/wordml/cei" xmlns:w16cex="http://schemas.microsoft.com/office/word/2018/wordml/cex" xmlns:w16cid="http://schemas.microsoft.com/office/word/2016/wordml/cid" xmlns:w16="http://schemas.microsoft.com/office/word/2018/wordml" xmlns:w16du="http://schemas.microsoft.com/office/word/2023/wordml/word16du" xmlns:w16sdtdh="http://schemas.microsoft.com/office/word/2020/wordml/sdtdatahash" xmlns:w16sdtfl="http://schemas.microsoft.com/office/word/2024/wordml/sdtformatlock" xmlns:w16se="http://schemas.microsoft.com/office/word/2015/wordml/symex" xmlns:wpg="http://schemas.microsoft.com/office/word/2010/wordprocessingGroup" xmlns:wpi="http://schemas.microsoft.com/office/word/2010/wordprocessingInk" xmlns:wne="http://schemas.microsoft.com/office/word/2006/wordml" xmlns:wps="http://schemas.microsoft.com/office/word/2010/wordprocessingShape" mc:Ignorable="w14 w15 w16se w16cid w16 w16cex w16sdtdh w16sdtfl w16du wp14">
   <w:body>
     <w:p>
       <w:pPr>
@@ -508,12 +508,12 @@
         <w:tblLook w:val="04A0" w:firstRow="1" w:lastRow="0" w:firstColumn="1" w:lastColumn="0" w:noHBand="0" w:noVBand="1"/>
       </w:tblPr>
       <w:tblGrid>
-        <w:gridCol w:w="1342"/>
-        <w:gridCol w:w="1453"/>
-        <w:gridCol w:w="1545"/>
-        <w:gridCol w:w="1522"/>
-        <w:gridCol w:w="1707"/>
-        <w:gridCol w:w="1717"/>
+        <w:gridCol w:w="1392"/>
+        <w:gridCol w:w="1510"/>
+        <w:gridCol w:w="1606"/>
+        <w:gridCol w:w="1581"/>
+        <w:gridCol w:w="1775"/>
+        <w:gridCol w:w="1422"/>
       </w:tblGrid>
       <w:tr>
         <w:trPr>
@@ -522,7 +522,7 @@
         </w:trPr>
         <w:tc>
           <w:tcPr>
-            <w:tcW w:w="782" w:type="pct"/>
+            <w:tcW w:w="747" w:type="pct"/>
             <w:vMerge w:val="restart"/>
             <w:vAlign w:val="center"/>
           </w:tcPr>
@@ -550,7 +550,7 @@
         </w:tc>
         <w:tc>
           <w:tcPr>
-            <w:tcW w:w="3637" w:type="pct"/>
+            <w:tcW w:w="3470" w:type="pct"/>
             <w:gridSpan w:val="4"/>
             <w:vAlign w:val="center"/>
           </w:tcPr>
@@ -578,7 +578,7 @@
         </w:tc>
         <w:tc>
           <w:tcPr>
-            <w:tcW w:w="581" w:type="pct"/>
+            <w:tcW w:w="783" w:type="pct"/>
             <w:vAlign w:val="center"/>
           </w:tcPr>
           <w:p>
@@ -611,7 +611,7 @@
         </w:trPr>
         <w:tc>
           <w:tcPr>
-            <w:tcW w:w="782" w:type="pct"/>
+            <w:tcW w:w="747" w:type="pct"/>
             <w:vMerge/>
             <w:vAlign w:val="bottom"/>
           </w:tcPr>
@@ -625,6 +625,60 @@
                 <w:szCs w:val="24"/>
               </w:rPr>
             </w:pPr>
+          </w:p>
+        </w:tc>
+        <w:tc>
+          <w:tcPr>
+            <w:tcW w:w="810" w:type="pct"/>
+            <w:vAlign w:val="center"/>
+          </w:tcPr>
+          <w:p>
+            <w:pPr>
+              <w:spacing w:line="240" w:lineRule="atLeast"/>
+              <w:jc w:val="center"/>
+              <w:rPr>
+                <w:rFonts w:ascii="Times New Roman" w:hAnsi="Times New Roman"/>
+                <w:sz w:val="24"/>
+                <w:szCs w:val="24"/>
+              </w:rPr>
+            </w:pPr>
+            <w:r>
+              <w:rPr>
+                <w:rFonts w:ascii="Times New Roman" w:hAnsi="Times New Roman"/>
+                <w:b/>
+                <w:bCs/>
+                <w:sz w:val="24"/>
+                <w:szCs w:val="24"/>
+              </w:rPr>
+              <w:t>Thời gian</w:t>
+            </w:r>
+          </w:p>
+        </w:tc>
+        <w:tc>
+          <w:tcPr>
+            <w:tcW w:w="861" w:type="pct"/>
+            <w:vAlign w:val="center"/>
+          </w:tcPr>
+          <w:p>
+            <w:pPr>
+              <w:spacing w:line="240" w:lineRule="atLeast"/>
+              <w:jc w:val="center"/>
+              <w:rPr>
+                <w:rFonts w:ascii="Times New Roman" w:hAnsi="Times New Roman"/>
+                <w:sz w:val="24"/>
+                <w:szCs w:val="24"/>
+              </w:rPr>
+            </w:pPr>
+            <w:r>
+              <w:rPr>
+                <w:rFonts w:ascii="Times New Roman" w:hAnsi="Times New Roman"/>
+                <w:b/>
+                <w:bCs/>
+                <w:sz w:val="24"/>
+                <w:szCs w:val="24"/>
+              </w:rPr>
+              <w:t>Đầu kỳ</w:t>
+            </w:r>
           </w:p>
         </w:tc>
         <w:tc>
@@ -650,13 +704,13 @@
                 <w:sz w:val="24"/>
                 <w:szCs w:val="24"/>
               </w:rPr>
-              <w:t>Thời gian</w:t>
+              <w:t>Cuối kỳ</w:t>
             </w:r>
           </w:p>
         </w:tc>
         <w:tc>
           <w:tcPr>
-            <w:tcW w:w="902" w:type="pct"/>
+            <w:tcW w:w="951" w:type="pct"/>
             <w:vAlign w:val="center"/>
           </w:tcPr>
           <w:p>
@@ -677,67 +731,13 @@
                 <w:sz w:val="24"/>
                 <w:szCs w:val="24"/>
               </w:rPr>
-              <w:t>Đầu kỳ</w:t>
+              <w:t>Hệ số nhân</w:t>
             </w:r>
           </w:p>
         </w:tc>
         <w:tc>
           <w:tcPr>
-            <w:tcW w:w="888" w:type="pct"/>
-            <w:vAlign w:val="center"/>
-          </w:tcPr>
-          <w:p>
-            <w:pPr>
-              <w:spacing w:line="240" w:lineRule="atLeast"/>
-              <w:jc w:val="center"/>
-              <w:rPr>
-                <w:rFonts w:ascii="Times New Roman" w:hAnsi="Times New Roman"/>
-                <w:sz w:val="24"/>
-                <w:szCs w:val="24"/>
-              </w:rPr>
-            </w:pPr>
-            <w:r>
-              <w:rPr>
-                <w:rFonts w:ascii="Times New Roman" w:hAnsi="Times New Roman"/>
-                <w:b/>
-                <w:bCs/>
-                <w:sz w:val="24"/>
-                <w:szCs w:val="24"/>
-              </w:rPr>
-              <w:t>Cuối kỳ</w:t>
-            </w:r>
-          </w:p>
-        </w:tc>
-        <w:tc>
-          <w:tcPr>
-            <w:tcW w:w="998" w:type="pct"/>
-            <w:vAlign w:val="center"/>
-          </w:tcPr>
-          <w:p>
-            <w:pPr>
-              <w:spacing w:line="240" w:lineRule="atLeast"/>
-              <w:jc w:val="center"/>
-              <w:rPr>
-                <w:rFonts w:ascii="Times New Roman" w:hAnsi="Times New Roman"/>
-                <w:sz w:val="24"/>
-                <w:szCs w:val="24"/>
-              </w:rPr>
-            </w:pPr>
-            <w:r>
-              <w:rPr>
-                <w:rFonts w:ascii="Times New Roman" w:hAnsi="Times New Roman"/>
-                <w:b/>
-                <w:bCs/>
-                <w:sz w:val="24"/>
-                <w:szCs w:val="24"/>
-              </w:rPr>
-              <w:t>Hệ số nhân</w:t>
-            </w:r>
-          </w:p>
-        </w:tc>
-        <w:tc>
-          <w:tcPr>
-            <w:tcW w:w="581" w:type="pct"/>
+            <w:tcW w:w="783" w:type="pct"/>
             <w:vAlign w:val="bottom"/>
           </w:tcPr>
           <w:p>
@@ -759,7 +759,7 @@
         </w:trPr>
         <w:tc>
           <w:tcPr>
-            <w:tcW w:w="782" w:type="pct"/>
+            <w:tcW w:w="747" w:type="pct"/>
             <w:vAlign w:val="bottom"/>
           </w:tcPr>
           <w:p>
@@ -779,6 +779,56 @@
                 <w:szCs w:val="24"/>
               </w:rPr>
               <w:t>{#tb}{thang}</w:t>
+            </w:r>
+          </w:p>
+        </w:tc>
+        <w:tc>
+          <w:tcPr>
+            <w:tcW w:w="810" w:type="pct"/>
+            <w:vAlign w:val="bottom"/>
+          </w:tcPr>
+          <w:p>
+            <w:pPr>
+              <w:spacing w:line="240" w:lineRule="atLeast"/>
+              <w:jc w:val="center"/>
+              <w:rPr>
+                <w:rFonts w:ascii="Times New Roman" w:hAnsi="Times New Roman"/>
+                <w:sz w:val="24"/>
+                <w:szCs w:val="24"/>
+              </w:rPr>
+            </w:pPr>
+            <w:r>
+              <w:rPr>
+                <w:rFonts w:ascii="Times New Roman" w:hAnsi="Times New Roman"/>
+                <w:sz w:val="24"/>
+                <w:szCs w:val="24"/>
+              </w:rPr>
+              <w:t>{-w:p tg}{type}{/tg}</w:t>
+            </w:r>
+          </w:p>
+        </w:tc>
+        <w:tc>
+          <w:tcPr>
+            <w:tcW w:w="861" w:type="pct"/>
+            <w:vAlign w:val="bottom"/>
+          </w:tcPr>
+          <w:p>
+            <w:pPr>
+              <w:spacing w:line="240" w:lineRule="atLeast"/>
+              <w:jc w:val="right"/>
+              <w:rPr>
+                <w:rFonts w:ascii="Times New Roman" w:hAnsi="Times New Roman"/>
+                <w:sz w:val="24"/>
+                <w:szCs w:val="24"/>
+              </w:rPr>
+            </w:pPr>
+            <w:r>
+              <w:rPr>
+                <w:rFonts w:ascii="Times New Roman" w:hAnsi="Times New Roman"/>
+                <w:sz w:val="24"/>
+                <w:szCs w:val="24"/>
+              </w:rPr>
+              <w:t>{-w:p dk}{type}{/dk}</w:t>
             </w:r>
           </w:p>
         </w:tc>
@@ -790,26 +840,26 @@
           <w:p>
             <w:pPr>
               <w:spacing w:line="240" w:lineRule="atLeast"/>
-              <w:jc w:val="center"/>
-              <w:rPr>
-                <w:rFonts w:ascii="Times New Roman" w:hAnsi="Times New Roman"/>
-                <w:sz w:val="24"/>
-                <w:szCs w:val="24"/>
-              </w:rPr>
-            </w:pPr>
-            <w:r>
-              <w:rPr>
-                <w:rFonts w:ascii="Times New Roman" w:hAnsi="Times New Roman"/>
-                <w:sz w:val="24"/>
-                <w:szCs w:val="24"/>
-              </w:rPr>
-              <w:t>{-w:p tg}{type}{/tg}</w:t>
+              <w:jc w:val="right"/>
+              <w:rPr>
+                <w:rFonts w:ascii="Times New Roman" w:hAnsi="Times New Roman"/>
+                <w:sz w:val="24"/>
+                <w:szCs w:val="24"/>
+              </w:rPr>
+            </w:pPr>
+            <w:r>
+              <w:rPr>
+                <w:rFonts w:ascii="Times New Roman" w:hAnsi="Times New Roman"/>
+                <w:sz w:val="24"/>
+                <w:szCs w:val="24"/>
+              </w:rPr>
+              <w:t>{-w:p ck}{type}{/ck}</w:t>
             </w:r>
           </w:p>
         </w:tc>
         <w:tc>
           <w:tcPr>
-            <w:tcW w:w="902" w:type="pct"/>
+            <w:tcW w:w="951" w:type="pct"/>
             <w:vAlign w:val="bottom"/>
           </w:tcPr>
           <w:p>
@@ -828,63 +878,13 @@
                 <w:sz w:val="24"/>
                 <w:szCs w:val="24"/>
               </w:rPr>
-              <w:t>{-w:p dk}{type}{/dk}</w:t>
+              <w:t>{-w:p hsn}{type}{/hsn}</w:t>
             </w:r>
           </w:p>
         </w:tc>
         <w:tc>
           <w:tcPr>
-            <w:tcW w:w="888" w:type="pct"/>
-            <w:vAlign w:val="bottom"/>
-          </w:tcPr>
-          <w:p>
-            <w:pPr>
-              <w:spacing w:line="240" w:lineRule="atLeast"/>
-              <w:jc w:val="right"/>
-              <w:rPr>
-                <w:rFonts w:ascii="Times New Roman" w:hAnsi="Times New Roman"/>
-                <w:sz w:val="24"/>
-                <w:szCs w:val="24"/>
-              </w:rPr>
-            </w:pPr>
-            <w:r>
-              <w:rPr>
-                <w:rFonts w:ascii="Times New Roman" w:hAnsi="Times New Roman"/>
-                <w:sz w:val="24"/>
-                <w:szCs w:val="24"/>
-              </w:rPr>
-              <w:t>{-w:p ck}{type}{/ck}</w:t>
-            </w:r>
-          </w:p>
-        </w:tc>
-        <w:tc>
-          <w:tcPr>
-            <w:tcW w:w="998" w:type="pct"/>
-            <w:vAlign w:val="bottom"/>
-          </w:tcPr>
-          <w:p>
-            <w:pPr>
-              <w:spacing w:line="240" w:lineRule="atLeast"/>
-              <w:jc w:val="right"/>
-              <w:rPr>
-                <w:rFonts w:ascii="Times New Roman" w:hAnsi="Times New Roman"/>
-                <w:sz w:val="24"/>
-                <w:szCs w:val="24"/>
-              </w:rPr>
-            </w:pPr>
-            <w:r>
-              <w:rPr>
-                <w:rFonts w:ascii="Times New Roman" w:hAnsi="Times New Roman"/>
-                <w:sz w:val="24"/>
-                <w:szCs w:val="24"/>
-              </w:rPr>
-              <w:t>{-w:p hsn}{type}{/hsn}</w:t>
-            </w:r>
-          </w:p>
-        </w:tc>
-        <w:tc>
-          <w:tcPr>
-            <w:tcW w:w="581" w:type="pct"/>
+            <w:tcW w:w="783" w:type="pct"/>
             <w:vAlign w:val="bottom"/>
           </w:tcPr>
           <w:p>
@@ -957,7 +957,7 @@
         </w:trPr>
         <w:tc>
           <w:tcPr>
-            <w:tcW w:w="4419" w:type="pct"/>
+            <w:tcW w:w="4217" w:type="pct"/>
             <w:gridSpan w:val="5"/>
             <w:vAlign w:val="center"/>
           </w:tcPr>
@@ -1005,7 +1005,7 @@
         </w:tc>
         <w:tc>
           <w:tcPr>
-            <w:tcW w:w="581" w:type="pct"/>
+            <w:tcW w:w="783" w:type="pct"/>
             <w:vAlign w:val="center"/>
           </w:tcPr>
           <w:p>
@@ -1039,7 +1039,7 @@
         </w:trPr>
         <w:tc>
           <w:tcPr>
-            <w:tcW w:w="4419" w:type="pct"/>
+            <w:tcW w:w="4217" w:type="pct"/>
             <w:gridSpan w:val="5"/>
             <w:vAlign w:val="center"/>
           </w:tcPr>
@@ -1063,11 +1063,21 @@
               </w:rPr>
               <w:t>Đơn giá</w:t>
             </w:r>
+            <w:r>
+              <w:rPr>
+                <w:rFonts w:ascii="Times New Roman" w:hAnsi="Times New Roman"/>
+                <w:b/>
+                <w:bCs/>
+                <w:sz w:val="24"/>
+                <w:szCs w:val="24"/>
+              </w:rPr>
+              <w:t xml:space="preserve"> (chưa VAT)</w:t>
+            </w:r>
           </w:p>
         </w:tc>
         <w:tc>
           <w:tcPr>
-            <w:tcW w:w="581" w:type="pct"/>
+            <w:tcW w:w="783" w:type="pct"/>
             <w:vAlign w:val="center"/>
           </w:tcPr>
           <w:p>
@@ -1076,19 +1086,41 @@
               <w:jc w:val="right"/>
               <w:rPr>
                 <w:rFonts w:ascii="Times New Roman" w:hAnsi="Times New Roman"/>
-                <w:sz w:val="24"/>
-                <w:szCs w:val="24"/>
-              </w:rPr>
-            </w:pPr>
-            <w:r>
-              <w:rPr>
-                <w:rFonts w:ascii="Times New Roman" w:hAnsi="Times New Roman"/>
-                <w:b/>
-                <w:bCs/>
-                <w:sz w:val="24"/>
-                <w:szCs w:val="24"/>
-              </w:rPr>
-              <w:t>2.168,15</w:t>
+                <w:b/>
+                <w:bCs/>
+                <w:sz w:val="24"/>
+                <w:szCs w:val="24"/>
+              </w:rPr>
+            </w:pPr>
+            <w:r>
+              <w:rPr>
+                <w:rFonts w:ascii="Times New Roman" w:hAnsi="Times New Roman"/>
+                <w:b/>
+                <w:bCs/>
+                <w:sz w:val="24"/>
+                <w:szCs w:val="24"/>
+              </w:rPr>
+              <w:t>{</w:t>
+            </w:r>
+            <w:r>
+              <w:rPr>
+                <w:rFonts w:ascii="Times New Roman" w:hAnsi="Times New Roman"/>
+                <w:b/>
+                <w:bCs/>
+                <w:sz w:val="24"/>
+                <w:szCs w:val="24"/>
+              </w:rPr>
+              <w:t>donGia</w:t>
+            </w:r>
+            <w:r>
+              <w:rPr>
+                <w:rFonts w:ascii="Times New Roman" w:hAnsi="Times New Roman"/>
+                <w:b/>
+                <w:bCs/>
+                <w:sz w:val="24"/>
+                <w:szCs w:val="24"/>
+              </w:rPr>
+              <w:t>}</w:t>
             </w:r>
           </w:p>
         </w:tc>
@@ -1099,7 +1131,7 @@
         </w:trPr>
         <w:tc>
           <w:tcPr>
-            <w:tcW w:w="4419" w:type="pct"/>
+            <w:tcW w:w="4217" w:type="pct"/>
             <w:gridSpan w:val="5"/>
             <w:vAlign w:val="center"/>
           </w:tcPr>
@@ -1141,13 +1173,13 @@
                 <w:sz w:val="24"/>
                 <w:szCs w:val="24"/>
               </w:rPr>
-              <w:t xml:space="preserve"> sau thuế</w:t>
+              <w:t xml:space="preserve"> </w:t>
             </w:r>
           </w:p>
         </w:tc>
         <w:tc>
           <w:tcPr>
-            <w:tcW w:w="581" w:type="pct"/>
+            <w:tcW w:w="783" w:type="pct"/>
             <w:vAlign w:val="center"/>
           </w:tcPr>
           <w:p>
@@ -1170,7 +1202,17 @@
                 <w:sz w:val="24"/>
                 <w:szCs w:val="24"/>
               </w:rPr>
-              <w:t>{tongVAT</w:t>
+              <w:t>{</w:t>
+            </w:r>
+            <w:r>
+              <w:rPr>
+                <w:rFonts w:ascii="Times New Roman" w:hAnsi="Times New Roman"/>
+                <w:b/>
+                <w:bCs/>
+                <w:sz w:val="24"/>
+                <w:szCs w:val="24"/>
+              </w:rPr>
+              <w:t>tongCVAT</w:t>
             </w:r>
             <w:r>
               <w:rPr>
@@ -1191,160 +1233,6 @@
                 <w:szCs w:val="24"/>
               </w:rPr>
               <w:t>| number}</w:t>
-            </w:r>
-          </w:p>
-        </w:tc>
-      </w:tr>
-      <w:tr>
-        <w:trPr>
-          <w:trHeight w:val="413"/>
-        </w:trPr>
-        <w:tc>
-          <w:tcPr>
-            <w:tcW w:w="4419" w:type="pct"/>
-            <w:gridSpan w:val="5"/>
-            <w:vAlign w:val="center"/>
-          </w:tcPr>
-          <w:p>
-            <w:pPr>
-              <w:spacing w:line="240" w:lineRule="atLeast"/>
-              <w:jc w:val="right"/>
-              <w:rPr>
-                <w:rFonts w:ascii="Times New Roman" w:hAnsi="Times New Roman"/>
-                <w:sz w:val="24"/>
-                <w:szCs w:val="24"/>
-              </w:rPr>
-            </w:pPr>
-            <w:r>
-              <w:rPr>
-                <w:rFonts w:ascii="Times New Roman" w:hAnsi="Times New Roman"/>
-                <w:b/>
-                <w:bCs/>
-                <w:sz w:val="24"/>
-                <w:szCs w:val="24"/>
-              </w:rPr>
-              <w:t>Thuế được giảm</w:t>
-            </w:r>
-          </w:p>
-        </w:tc>
-        <w:tc>
-          <w:tcPr>
-            <w:tcW w:w="581" w:type="pct"/>
-            <w:vAlign w:val="center"/>
-          </w:tcPr>
-          <w:p>
-            <w:pPr>
-              <w:spacing w:line="240" w:lineRule="atLeast"/>
-              <w:jc w:val="right"/>
-              <w:rPr>
-                <w:rFonts w:ascii="Times New Roman" w:hAnsi="Times New Roman"/>
-                <w:b/>
-                <w:bCs/>
-                <w:sz w:val="24"/>
-                <w:szCs w:val="24"/>
-              </w:rPr>
-            </w:pPr>
-            <w:r>
-              <w:rPr>
-                <w:rFonts w:ascii="Times New Roman" w:hAnsi="Times New Roman"/>
-                <w:b/>
-                <w:bCs/>
-                <w:sz w:val="24"/>
-                <w:szCs w:val="24"/>
-              </w:rPr>
-              <w:t>{ThueDuocGiam | number}</w:t>
-            </w:r>
-          </w:p>
-        </w:tc>
-      </w:tr>
-      <w:tr>
-        <w:trPr>
-          <w:trHeight w:val="413"/>
-        </w:trPr>
-        <w:tc>
-          <w:tcPr>
-            <w:tcW w:w="4419" w:type="pct"/>
-            <w:gridSpan w:val="5"/>
-            <w:vAlign w:val="center"/>
-          </w:tcPr>
-          <w:p>
-            <w:pPr>
-              <w:spacing w:line="240" w:lineRule="atLeast"/>
-              <w:jc w:val="right"/>
-              <w:rPr>
-                <w:rFonts w:ascii="Times New Roman" w:hAnsi="Times New Roman"/>
-                <w:sz w:val="24"/>
-                <w:szCs w:val="24"/>
-              </w:rPr>
-            </w:pPr>
-            <w:r>
-              <w:rPr>
-                <w:rFonts w:ascii="Times New Roman" w:hAnsi="Times New Roman"/>
-                <w:b/>
-                <w:bCs/>
-                <w:sz w:val="24"/>
-                <w:szCs w:val="24"/>
-              </w:rPr>
-              <w:t>T</w:t>
-            </w:r>
-            <w:r>
-              <w:rPr>
-                <w:rFonts w:ascii="Times New Roman" w:hAnsi="Times New Roman"/>
-                <w:b/>
-                <w:bCs/>
-                <w:sz w:val="24"/>
-                <w:szCs w:val="24"/>
-              </w:rPr>
-              <w:t>hành tiền</w:t>
-            </w:r>
-            <w:r>
-              <w:rPr>
-                <w:rFonts w:ascii="Times New Roman" w:hAnsi="Times New Roman"/>
-                <w:b/>
-                <w:bCs/>
-                <w:sz w:val="24"/>
-                <w:szCs w:val="24"/>
-              </w:rPr>
-              <w:t xml:space="preserve"> sau thuế</w:t>
-            </w:r>
-            <w:r>
-              <w:rPr>
-                <w:rFonts w:ascii="Times New Roman" w:hAnsi="Times New Roman"/>
-                <w:b/>
-                <w:bCs/>
-                <w:sz w:val="24"/>
-                <w:szCs w:val="24"/>
-              </w:rPr>
-              <w:t xml:space="preserve"> (sau giảm)</w:t>
-            </w:r>
-          </w:p>
-        </w:tc>
-        <w:tc>
-          <w:tcPr>
-            <w:tcW w:w="581" w:type="pct"/>
-            <w:vAlign w:val="center"/>
-          </w:tcPr>
-          <w:p>
-            <w:pPr>
-              <w:spacing w:line="240" w:lineRule="atLeast"/>
-              <w:jc w:val="right"/>
-              <w:rPr>
-                <w:rFonts w:ascii="Times New Roman" w:hAnsi="Times New Roman"/>
-                <w:b/>
-                <w:bCs/>
-                <w:sz w:val="24"/>
-                <w:szCs w:val="24"/>
-              </w:rPr>
-            </w:pPr>
-            <w:r>
-              <w:rPr>
-                <w:rFonts w:ascii="Times New Roman" w:hAnsi="Times New Roman"/>
-                <w:b/>
-                <w:bCs/>
-                <w:sz w:val="24"/>
-                <w:szCs w:val="24"/>
-              </w:rPr>
-              <w:t>{TTSauGiam | number}</w:t>
             </w:r>
           </w:p>
         </w:tc>
@@ -1720,7 +1608,7 @@
 </file>
 
 <file path=word/numbering.xml><?xml version="1.0" encoding="utf-8"?>
-<w:numbering xmlns:wpc="http://schemas.microsoft.com/office/word/2010/wordprocessingCanvas" xmlns:cx="http://schemas.microsoft.com/office/drawing/2014/chartex" xmlns:cx1="http://schemas.microsoft.com/office/drawing/2015/9/8/chartex" xmlns:cx2="http://schemas.microsoft.com/office/drawing/2015/10/21/chartex" xmlns:cx3="http://schemas.microsoft.com/office/drawing/2016/5/9/chartex" xmlns:cx4="http://schemas.microsoft.com/office/drawing/2016/5/10/chartex" xmlns:cx5="http://schemas.microsoft.com/office/drawing/2016/5/11/chartex" xmlns:cx6="http://schemas.microsoft.com/office/drawing/2016/5/12/chartex" xmlns:cx7="http://schemas.microsoft.com/office/drawing/2016/5/13/chartex" xmlns:cx8="http://schemas.microsoft.com/office/drawing/2016/5/14/chartex" xmlns:mc="http://schemas.openxmlformats.org/markup-compatibility/2006" xmlns:aink="http://schemas.microsoft.com/office/drawing/2016/ink" xmlns:am3d="http://schemas.microsoft.com/office/drawing/2017/model3d" xmlns:o="urn:schemas-microsoft-com:office:office" xmlns:oel="http://schemas.microsoft.com/office/2019/extlst" xmlns:r="http://schemas.openxmlformats.org/officeDocument/2006/relationships" xmlns:m="http://schemas.openxmlformats.org/officeDocument/2006/math" xmlns:v="urn:schemas-microsoft-com:vml" xmlns:wp14="http://schemas.microsoft.com/office/word/2010/wordprocessingDrawing" xmlns:wp="http://schemas.openxmlformats.org/drawingml/2006/wordprocessingDrawing" xmlns:w10="urn:schemas-microsoft-com:office:word" xmlns:w="http://schemas.openxmlformats.org/wordprocessingml/2006/main" xmlns:w14="http://schemas.microsoft.com/office/word/2010/wordml" xmlns:w15="http://schemas.microsoft.com/office/word/2012/wordml" xmlns:w16cex="http://schemas.microsoft.com/office/word/2018/wordml/cex" xmlns:w16cid="http://schemas.microsoft.com/office/word/2016/wordml/cid" xmlns:w16="http://schemas.microsoft.com/office/word/2018/wordml" xmlns:w16du="http://schemas.microsoft.com/office/word/2023/wordml/word16du" xmlns:w16sdtdh="http://schemas.microsoft.com/office/word/2020/wordml/sdtdatahash" xmlns:w16sdtfl="http://schemas.microsoft.com/office/word/2024/wordml/sdtformatlock" xmlns:w16se="http://schemas.microsoft.com/office/word/2015/wordml/symex" xmlns:wpg="http://schemas.microsoft.com/office/word/2010/wordprocessingGroup" xmlns:wpi="http://schemas.microsoft.com/office/word/2010/wordprocessingInk" xmlns:wne="http://schemas.microsoft.com/office/word/2006/wordml" xmlns:wps="http://schemas.microsoft.com/office/word/2010/wordprocessingShape" mc:Ignorable="w14 w15 w16se w16cid w16 w16cex w16sdtdh w16sdtfl w16du wp14">
+<w:numbering xmlns:wpc="http://schemas.microsoft.com/office/word/2010/wordprocessingCanvas" xmlns:cx="http://schemas.microsoft.com/office/drawing/2014/chartex" xmlns:cx1="http://schemas.microsoft.com/office/drawing/2015/9/8/chartex" xmlns:cx2="http://schemas.microsoft.com/office/drawing/2015/10/21/chartex" xmlns:cx3="http://schemas.microsoft.com/office/drawing/2016/5/9/chartex" xmlns:cx4="http://schemas.microsoft.com/office/drawing/2016/5/10/chartex" xmlns:cx5="http://schemas.microsoft.com/office/drawing/2016/5/11/chartex" xmlns:cx6="http://schemas.microsoft.com/office/drawing/2016/5/12/chartex" xmlns:cx7="http://schemas.microsoft.com/office/drawing/2016/5/13/chartex" xmlns:cx8="http://schemas.microsoft.com/office/drawing/2016/5/14/chartex" xmlns:mc="http://schemas.openxmlformats.org/markup-compatibility/2006" xmlns:aink="http://schemas.microsoft.com/office/drawing/2016/ink" xmlns:am3d="http://schemas.microsoft.com/office/drawing/2017/model3d" xmlns:o="urn:schemas-microsoft-com:office:office" xmlns:oel="http://schemas.microsoft.com/office/2019/extlst" xmlns:r="http://schemas.openxmlformats.org/officeDocument/2006/relationships" xmlns:m="http://schemas.openxmlformats.org/officeDocument/2006/math" xmlns:v="urn:schemas-microsoft-com:vml" xmlns:wp14="http://schemas.microsoft.com/office/word/2010/wordprocessingDrawing" xmlns:wp="http://schemas.openxmlformats.org/drawingml/2006/wordprocessingDrawing" xmlns:w10="urn:schemas-microsoft-com:office:word" xmlns:w="http://schemas.openxmlformats.org/wordprocessingml/2006/main" xmlns:w14="http://schemas.microsoft.com/office/word/2010/wordml" xmlns:w15="http://schemas.microsoft.com/office/word/2012/wordml" xmlns:w16cei="http://schemas.microsoft.com/office/word/2026/wordml/cei" xmlns:w16cex="http://schemas.microsoft.com/office/word/2018/wordml/cex" xmlns:w16cid="http://schemas.microsoft.com/office/word/2016/wordml/cid" xmlns:w16="http://schemas.microsoft.com/office/word/2018/wordml" xmlns:w16du="http://schemas.microsoft.com/office/word/2023/wordml/word16du" xmlns:w16sdtdh="http://schemas.microsoft.com/office/word/2020/wordml/sdtdatahash" xmlns:w16sdtfl="http://schemas.microsoft.com/office/word/2024/wordml/sdtformatlock" xmlns:w16se="http://schemas.microsoft.com/office/word/2015/wordml/symex" xmlns:wpg="http://schemas.microsoft.com/office/word/2010/wordprocessingGroup" xmlns:wpi="http://schemas.microsoft.com/office/word/2010/wordprocessingInk" xmlns:wne="http://schemas.microsoft.com/office/word/2006/wordml" xmlns:wps="http://schemas.microsoft.com/office/word/2010/wordprocessingShape" mc:Ignorable="w14 w15 w16se w16cid w16 w16cex w16sdtdh w16sdtfl w16du wp14">
   <w:abstractNum w:abstractNumId="0" w15:restartNumberingAfterBreak="0">
     <w:nsid w:val="02DC6908"/>
     <w:multiLevelType w:val="multilevel"/>

--- a/templates/DMT/MauBienBan6T-PK0500.docx
+++ b/templates/DMT/MauBienBan6T-PK0500.docx
@@ -45,6 +45,7 @@
           <w:szCs w:val="26"/>
         </w:rPr>
       </w:pPr>
+      <w:proofErr w:type="spellStart"/>
       <w:r>
         <w:rPr>
           <w:rFonts w:ascii="Times New Roman" w:hAnsi="Times New Roman"/>
@@ -53,8 +54,9 @@
           <w:sz w:val="26"/>
           <w:szCs w:val="26"/>
         </w:rPr>
-        <w:t xml:space="preserve">Độc lập </w:t>
-      </w:r>
+        <w:t>Độc</w:t>
+      </w:r>
+      <w:proofErr w:type="spellEnd"/>
       <w:r>
         <w:rPr>
           <w:rFonts w:ascii="Times New Roman" w:hAnsi="Times New Roman"/>
@@ -63,9 +65,9 @@
           <w:sz w:val="26"/>
           <w:szCs w:val="26"/>
         </w:rPr>
-        <w:noBreakHyphen/>
-        <w:t xml:space="preserve"> Tự do </w:t>
-      </w:r>
+        <w:t xml:space="preserve"> </w:t>
+      </w:r>
+      <w:proofErr w:type="spellStart"/>
       <w:r>
         <w:rPr>
           <w:rFonts w:ascii="Times New Roman" w:hAnsi="Times New Roman"/>
@@ -74,9 +76,97 @@
           <w:sz w:val="26"/>
           <w:szCs w:val="26"/>
         </w:rPr>
+        <w:t>lập</w:t>
+      </w:r>
+      <w:proofErr w:type="spellEnd"/>
+      <w:r>
+        <w:rPr>
+          <w:rFonts w:ascii="Times New Roman" w:hAnsi="Times New Roman"/>
+          <w:b/>
+          <w:bCs/>
+          <w:sz w:val="26"/>
+          <w:szCs w:val="26"/>
+        </w:rPr>
+        <w:t xml:space="preserve"> </w:t>
+      </w:r>
+      <w:r>
+        <w:rPr>
+          <w:rFonts w:ascii="Times New Roman" w:hAnsi="Times New Roman"/>
+          <w:b/>
+          <w:bCs/>
+          <w:sz w:val="26"/>
+          <w:szCs w:val="26"/>
+        </w:rPr>
         <w:noBreakHyphen/>
-        <w:t xml:space="preserve"> Hạnh phúc</w:t>
-      </w:r>
+        <w:t xml:space="preserve"> </w:t>
+      </w:r>
+      <w:proofErr w:type="spellStart"/>
+      <w:r>
+        <w:rPr>
+          <w:rFonts w:ascii="Times New Roman" w:hAnsi="Times New Roman"/>
+          <w:b/>
+          <w:bCs/>
+          <w:sz w:val="26"/>
+          <w:szCs w:val="26"/>
+        </w:rPr>
+        <w:t>Tự</w:t>
+      </w:r>
+      <w:proofErr w:type="spellEnd"/>
+      <w:r>
+        <w:rPr>
+          <w:rFonts w:ascii="Times New Roman" w:hAnsi="Times New Roman"/>
+          <w:b/>
+          <w:bCs/>
+          <w:sz w:val="26"/>
+          <w:szCs w:val="26"/>
+        </w:rPr>
+        <w:t xml:space="preserve"> do </w:t>
+      </w:r>
+      <w:r>
+        <w:rPr>
+          <w:rFonts w:ascii="Times New Roman" w:hAnsi="Times New Roman"/>
+          <w:b/>
+          <w:bCs/>
+          <w:sz w:val="26"/>
+          <w:szCs w:val="26"/>
+        </w:rPr>
+        <w:noBreakHyphen/>
+        <w:t xml:space="preserve"> </w:t>
+      </w:r>
+      <w:proofErr w:type="spellStart"/>
+      <w:r>
+        <w:rPr>
+          <w:rFonts w:ascii="Times New Roman" w:hAnsi="Times New Roman"/>
+          <w:b/>
+          <w:bCs/>
+          <w:sz w:val="26"/>
+          <w:szCs w:val="26"/>
+        </w:rPr>
+        <w:t>Hạnh</w:t>
+      </w:r>
+      <w:proofErr w:type="spellEnd"/>
+      <w:r>
+        <w:rPr>
+          <w:rFonts w:ascii="Times New Roman" w:hAnsi="Times New Roman"/>
+          <w:b/>
+          <w:bCs/>
+          <w:sz w:val="26"/>
+          <w:szCs w:val="26"/>
+        </w:rPr>
+        <w:t xml:space="preserve"> </w:t>
+      </w:r>
+      <w:proofErr w:type="spellStart"/>
+      <w:r>
+        <w:rPr>
+          <w:rFonts w:ascii="Times New Roman" w:hAnsi="Times New Roman"/>
+          <w:b/>
+          <w:bCs/>
+          <w:sz w:val="26"/>
+          <w:szCs w:val="26"/>
+        </w:rPr>
+        <w:t>phúc</w:t>
+      </w:r>
+      <w:proofErr w:type="spellEnd"/>
     </w:p>
     <w:p>
       <w:pPr>
@@ -170,7 +260,7 @@
           <w:sz w:val="28"/>
           <w:szCs w:val="28"/>
         </w:rPr>
-        <w:t xml:space="preserve"> NĂM 202</w:t>
+        <w:t xml:space="preserve"> NĂM </w:t>
       </w:r>
       <w:r>
         <w:rPr>
@@ -180,7 +270,7 @@
           <w:sz w:val="28"/>
           <w:szCs w:val="28"/>
         </w:rPr>
-        <w:t>6</w:t>
+        <w:t>{Nam}</w:t>
       </w:r>
     </w:p>
     <w:p>
@@ -193,14 +283,52 @@
           <w:szCs w:val="28"/>
         </w:rPr>
       </w:pPr>
-      <w:r>
-        <w:rPr>
-          <w:rFonts w:ascii="Times New Roman" w:hAnsi="Times New Roman"/>
-          <w:sz w:val="28"/>
-          <w:szCs w:val="28"/>
-        </w:rPr>
-        <w:t>Bên bán điện</w:t>
-      </w:r>
+      <w:proofErr w:type="spellStart"/>
+      <w:r>
+        <w:rPr>
+          <w:rFonts w:ascii="Times New Roman" w:hAnsi="Times New Roman"/>
+          <w:sz w:val="28"/>
+          <w:szCs w:val="28"/>
+        </w:rPr>
+        <w:t>Bên</w:t>
+      </w:r>
+      <w:proofErr w:type="spellEnd"/>
+      <w:r>
+        <w:rPr>
+          <w:rFonts w:ascii="Times New Roman" w:hAnsi="Times New Roman"/>
+          <w:sz w:val="28"/>
+          <w:szCs w:val="28"/>
+        </w:rPr>
+        <w:t xml:space="preserve"> </w:t>
+      </w:r>
+      <w:proofErr w:type="spellStart"/>
+      <w:r>
+        <w:rPr>
+          <w:rFonts w:ascii="Times New Roman" w:hAnsi="Times New Roman"/>
+          <w:sz w:val="28"/>
+          <w:szCs w:val="28"/>
+        </w:rPr>
+        <w:t>bán</w:t>
+      </w:r>
+      <w:proofErr w:type="spellEnd"/>
+      <w:r>
+        <w:rPr>
+          <w:rFonts w:ascii="Times New Roman" w:hAnsi="Times New Roman"/>
+          <w:sz w:val="28"/>
+          <w:szCs w:val="28"/>
+        </w:rPr>
+        <w:t xml:space="preserve"> </w:t>
+      </w:r>
+      <w:proofErr w:type="spellStart"/>
+      <w:r>
+        <w:rPr>
+          <w:rFonts w:ascii="Times New Roman" w:hAnsi="Times New Roman"/>
+          <w:sz w:val="28"/>
+          <w:szCs w:val="28"/>
+        </w:rPr>
+        <w:t>điện</w:t>
+      </w:r>
+      <w:proofErr w:type="spellEnd"/>
       <w:r>
         <w:rPr>
           <w:rFonts w:ascii="Times New Roman" w:hAnsi="Times New Roman"/>
@@ -215,7 +343,25 @@
           <w:sz w:val="28"/>
           <w:szCs w:val="28"/>
         </w:rPr>
-        <w:t>{TenKH}</w:t>
+        <w:t>{</w:t>
+      </w:r>
+      <w:proofErr w:type="spellStart"/>
+      <w:r>
+        <w:rPr>
+          <w:rFonts w:ascii="Times New Roman" w:hAnsi="Times New Roman"/>
+          <w:sz w:val="28"/>
+          <w:szCs w:val="28"/>
+        </w:rPr>
+        <w:t>TenKH</w:t>
+      </w:r>
+      <w:proofErr w:type="spellEnd"/>
+      <w:r>
+        <w:rPr>
+          <w:rFonts w:ascii="Times New Roman" w:hAnsi="Times New Roman"/>
+          <w:sz w:val="28"/>
+          <w:szCs w:val="28"/>
+        </w:rPr>
+        <w:t>}</w:t>
       </w:r>
     </w:p>
     <w:p>
@@ -231,13 +377,41 @@
           <w:szCs w:val="28"/>
         </w:rPr>
       </w:pPr>
-      <w:r>
-        <w:rPr>
-          <w:rFonts w:ascii="Times New Roman" w:hAnsi="Times New Roman"/>
-          <w:sz w:val="28"/>
-          <w:szCs w:val="28"/>
-        </w:rPr>
-        <w:t>Địa chỉ:</w:t>
+      <w:proofErr w:type="spellStart"/>
+      <w:r>
+        <w:rPr>
+          <w:rFonts w:ascii="Times New Roman" w:hAnsi="Times New Roman"/>
+          <w:sz w:val="28"/>
+          <w:szCs w:val="28"/>
+        </w:rPr>
+        <w:t>Địa</w:t>
+      </w:r>
+      <w:proofErr w:type="spellEnd"/>
+      <w:r>
+        <w:rPr>
+          <w:rFonts w:ascii="Times New Roman" w:hAnsi="Times New Roman"/>
+          <w:sz w:val="28"/>
+          <w:szCs w:val="28"/>
+        </w:rPr>
+        <w:t xml:space="preserve"> </w:t>
+      </w:r>
+      <w:proofErr w:type="spellStart"/>
+      <w:r>
+        <w:rPr>
+          <w:rFonts w:ascii="Times New Roman" w:hAnsi="Times New Roman"/>
+          <w:sz w:val="28"/>
+          <w:szCs w:val="28"/>
+        </w:rPr>
+        <w:t>chỉ</w:t>
+      </w:r>
+      <w:proofErr w:type="spellEnd"/>
+      <w:r>
+        <w:rPr>
+          <w:rFonts w:ascii="Times New Roman" w:hAnsi="Times New Roman"/>
+          <w:sz w:val="28"/>
+          <w:szCs w:val="28"/>
+        </w:rPr>
+        <w:t>:</w:t>
       </w:r>
       <w:r>
         <w:rPr>
@@ -247,6 +421,7 @@
         </w:rPr>
         <w:t xml:space="preserve"> {</w:t>
       </w:r>
+      <w:proofErr w:type="spellStart"/>
       <w:r>
         <w:rPr>
           <w:rFonts w:ascii="Times New Roman" w:hAnsi="Times New Roman"/>
@@ -255,6 +430,7 @@
         </w:rPr>
         <w:t>DiaChi</w:t>
       </w:r>
+      <w:proofErr w:type="spellEnd"/>
       <w:r>
         <w:rPr>
           <w:rFonts w:ascii="Times New Roman" w:hAnsi="Times New Roman"/>
@@ -293,22 +469,52 @@
           <w:szCs w:val="28"/>
         </w:rPr>
       </w:pPr>
-      <w:r>
-        <w:rPr>
-          <w:rFonts w:ascii="Times New Roman" w:hAnsi="Times New Roman"/>
-          <w:sz w:val="28"/>
-          <w:szCs w:val="28"/>
-        </w:rPr>
-        <w:t xml:space="preserve">Mã </w:t>
-      </w:r>
-      <w:r>
-        <w:rPr>
-          <w:rFonts w:ascii="Times New Roman" w:hAnsi="Times New Roman"/>
-          <w:sz w:val="28"/>
-          <w:szCs w:val="28"/>
-        </w:rPr>
-        <w:t>khách hàng</w:t>
-      </w:r>
+      <w:proofErr w:type="spellStart"/>
+      <w:r>
+        <w:rPr>
+          <w:rFonts w:ascii="Times New Roman" w:hAnsi="Times New Roman"/>
+          <w:sz w:val="28"/>
+          <w:szCs w:val="28"/>
+        </w:rPr>
+        <w:t>Mã</w:t>
+      </w:r>
+      <w:proofErr w:type="spellEnd"/>
+      <w:r>
+        <w:rPr>
+          <w:rFonts w:ascii="Times New Roman" w:hAnsi="Times New Roman"/>
+          <w:sz w:val="28"/>
+          <w:szCs w:val="28"/>
+        </w:rPr>
+        <w:t xml:space="preserve"> </w:t>
+      </w:r>
+      <w:proofErr w:type="spellStart"/>
+      <w:r>
+        <w:rPr>
+          <w:rFonts w:ascii="Times New Roman" w:hAnsi="Times New Roman"/>
+          <w:sz w:val="28"/>
+          <w:szCs w:val="28"/>
+        </w:rPr>
+        <w:t>khách</w:t>
+      </w:r>
+      <w:proofErr w:type="spellEnd"/>
+      <w:r>
+        <w:rPr>
+          <w:rFonts w:ascii="Times New Roman" w:hAnsi="Times New Roman"/>
+          <w:sz w:val="28"/>
+          <w:szCs w:val="28"/>
+        </w:rPr>
+        <w:t xml:space="preserve"> </w:t>
+      </w:r>
+      <w:proofErr w:type="spellStart"/>
+      <w:r>
+        <w:rPr>
+          <w:rFonts w:ascii="Times New Roman" w:hAnsi="Times New Roman"/>
+          <w:sz w:val="28"/>
+          <w:szCs w:val="28"/>
+        </w:rPr>
+        <w:t>hàng</w:t>
+      </w:r>
+      <w:proofErr w:type="spellEnd"/>
       <w:r>
         <w:rPr>
           <w:rFonts w:ascii="Times New Roman" w:hAnsi="Times New Roman"/>
@@ -363,21 +569,113 @@
           <w:szCs w:val="28"/>
         </w:rPr>
       </w:pPr>
-      <w:r>
-        <w:rPr>
-          <w:rFonts w:ascii="Times New Roman" w:hAnsi="Times New Roman"/>
-          <w:sz w:val="28"/>
-          <w:szCs w:val="28"/>
-        </w:rPr>
-        <w:t>Bên mua điện</w:t>
-      </w:r>
-      <w:r>
-        <w:rPr>
-          <w:rFonts w:ascii="Times New Roman" w:hAnsi="Times New Roman"/>
-          <w:sz w:val="28"/>
-          <w:szCs w:val="28"/>
-        </w:rPr>
-        <w:t>: Công ty Điện lực Đồng Nai</w:t>
+      <w:proofErr w:type="spellStart"/>
+      <w:r>
+        <w:rPr>
+          <w:rFonts w:ascii="Times New Roman" w:hAnsi="Times New Roman"/>
+          <w:sz w:val="28"/>
+          <w:szCs w:val="28"/>
+        </w:rPr>
+        <w:t>Bên</w:t>
+      </w:r>
+      <w:proofErr w:type="spellEnd"/>
+      <w:r>
+        <w:rPr>
+          <w:rFonts w:ascii="Times New Roman" w:hAnsi="Times New Roman"/>
+          <w:sz w:val="28"/>
+          <w:szCs w:val="28"/>
+        </w:rPr>
+        <w:t xml:space="preserve"> </w:t>
+      </w:r>
+      <w:proofErr w:type="spellStart"/>
+      <w:r>
+        <w:rPr>
+          <w:rFonts w:ascii="Times New Roman" w:hAnsi="Times New Roman"/>
+          <w:sz w:val="28"/>
+          <w:szCs w:val="28"/>
+        </w:rPr>
+        <w:t>mua</w:t>
+      </w:r>
+      <w:proofErr w:type="spellEnd"/>
+      <w:r>
+        <w:rPr>
+          <w:rFonts w:ascii="Times New Roman" w:hAnsi="Times New Roman"/>
+          <w:sz w:val="28"/>
+          <w:szCs w:val="28"/>
+        </w:rPr>
+        <w:t xml:space="preserve"> </w:t>
+      </w:r>
+      <w:proofErr w:type="spellStart"/>
+      <w:r>
+        <w:rPr>
+          <w:rFonts w:ascii="Times New Roman" w:hAnsi="Times New Roman"/>
+          <w:sz w:val="28"/>
+          <w:szCs w:val="28"/>
+        </w:rPr>
+        <w:t>điện</w:t>
+      </w:r>
+      <w:proofErr w:type="spellEnd"/>
+      <w:r>
+        <w:rPr>
+          <w:rFonts w:ascii="Times New Roman" w:hAnsi="Times New Roman"/>
+          <w:sz w:val="28"/>
+          <w:szCs w:val="28"/>
+        </w:rPr>
+        <w:t xml:space="preserve">: Công ty </w:t>
+      </w:r>
+      <w:proofErr w:type="spellStart"/>
+      <w:r>
+        <w:rPr>
+          <w:rFonts w:ascii="Times New Roman" w:hAnsi="Times New Roman"/>
+          <w:sz w:val="28"/>
+          <w:szCs w:val="28"/>
+        </w:rPr>
+        <w:t>Điện</w:t>
+      </w:r>
+      <w:proofErr w:type="spellEnd"/>
+      <w:r>
+        <w:rPr>
+          <w:rFonts w:ascii="Times New Roman" w:hAnsi="Times New Roman"/>
+          <w:sz w:val="28"/>
+          <w:szCs w:val="28"/>
+        </w:rPr>
+        <w:t xml:space="preserve"> </w:t>
+      </w:r>
+      <w:proofErr w:type="spellStart"/>
+      <w:r>
+        <w:rPr>
+          <w:rFonts w:ascii="Times New Roman" w:hAnsi="Times New Roman"/>
+          <w:sz w:val="28"/>
+          <w:szCs w:val="28"/>
+        </w:rPr>
+        <w:t>lực</w:t>
+      </w:r>
+      <w:proofErr w:type="spellEnd"/>
+      <w:r>
+        <w:rPr>
+          <w:rFonts w:ascii="Times New Roman" w:hAnsi="Times New Roman"/>
+          <w:sz w:val="28"/>
+          <w:szCs w:val="28"/>
+        </w:rPr>
+        <w:t xml:space="preserve"> </w:t>
+      </w:r>
+      <w:proofErr w:type="spellStart"/>
+      <w:r>
+        <w:rPr>
+          <w:rFonts w:ascii="Times New Roman" w:hAnsi="Times New Roman"/>
+          <w:sz w:val="28"/>
+          <w:szCs w:val="28"/>
+        </w:rPr>
+        <w:t>Đồng</w:t>
+      </w:r>
+      <w:proofErr w:type="spellEnd"/>
+      <w:r>
+        <w:rPr>
+          <w:rFonts w:ascii="Times New Roman" w:hAnsi="Times New Roman"/>
+          <w:sz w:val="28"/>
+          <w:szCs w:val="28"/>
+        </w:rPr>
+        <w:t xml:space="preserve"> Nai</w:t>
       </w:r>
       <w:r>
         <w:rPr>
@@ -393,16 +691,45 @@
           <w:sz w:val="28"/>
           <w:szCs w:val="28"/>
         </w:rPr>
-        <w:t xml:space="preserve">Chi nhánh </w:t>
-      </w:r>
-      <w:r>
-        <w:rPr>
-          <w:rFonts w:ascii="Times New Roman" w:hAnsi="Times New Roman"/>
-          <w:sz w:val="28"/>
-          <w:szCs w:val="28"/>
-        </w:rPr>
-        <w:t xml:space="preserve">Tổng Công ty </w:t>
-      </w:r>
+        <w:t xml:space="preserve">Chi </w:t>
+      </w:r>
+      <w:proofErr w:type="spellStart"/>
+      <w:r>
+        <w:rPr>
+          <w:rFonts w:ascii="Times New Roman" w:hAnsi="Times New Roman"/>
+          <w:sz w:val="28"/>
+          <w:szCs w:val="28"/>
+        </w:rPr>
+        <w:t>nhánh</w:t>
+      </w:r>
+      <w:proofErr w:type="spellEnd"/>
+      <w:r>
+        <w:rPr>
+          <w:rFonts w:ascii="Times New Roman" w:hAnsi="Times New Roman"/>
+          <w:sz w:val="28"/>
+          <w:szCs w:val="28"/>
+        </w:rPr>
+        <w:t xml:space="preserve"> </w:t>
+      </w:r>
+      <w:proofErr w:type="spellStart"/>
+      <w:r>
+        <w:rPr>
+          <w:rFonts w:ascii="Times New Roman" w:hAnsi="Times New Roman"/>
+          <w:sz w:val="28"/>
+          <w:szCs w:val="28"/>
+        </w:rPr>
+        <w:t>Tổng</w:t>
+      </w:r>
+      <w:proofErr w:type="spellEnd"/>
+      <w:r>
+        <w:rPr>
+          <w:rFonts w:ascii="Times New Roman" w:hAnsi="Times New Roman"/>
+          <w:sz w:val="28"/>
+          <w:szCs w:val="28"/>
+        </w:rPr>
+        <w:t xml:space="preserve"> Công ty </w:t>
+      </w:r>
+      <w:proofErr w:type="spellStart"/>
       <w:r>
         <w:rPr>
           <w:rFonts w:ascii="Times New Roman" w:hAnsi="Times New Roman"/>
@@ -417,7 +744,52 @@
           <w:sz w:val="28"/>
           <w:szCs w:val="28"/>
         </w:rPr>
-        <w:t>iện lực Miền Nam TNHH.</w:t>
+        <w:t>iện</w:t>
+      </w:r>
+      <w:proofErr w:type="spellEnd"/>
+      <w:r>
+        <w:rPr>
+          <w:rFonts w:ascii="Times New Roman" w:hAnsi="Times New Roman"/>
+          <w:sz w:val="28"/>
+          <w:szCs w:val="28"/>
+        </w:rPr>
+        <w:t xml:space="preserve"> </w:t>
+      </w:r>
+      <w:proofErr w:type="spellStart"/>
+      <w:r>
+        <w:rPr>
+          <w:rFonts w:ascii="Times New Roman" w:hAnsi="Times New Roman"/>
+          <w:sz w:val="28"/>
+          <w:szCs w:val="28"/>
+        </w:rPr>
+        <w:t>lực</w:t>
+      </w:r>
+      <w:proofErr w:type="spellEnd"/>
+      <w:r>
+        <w:rPr>
+          <w:rFonts w:ascii="Times New Roman" w:hAnsi="Times New Roman"/>
+          <w:sz w:val="28"/>
+          <w:szCs w:val="28"/>
+        </w:rPr>
+        <w:t xml:space="preserve"> </w:t>
+      </w:r>
+      <w:proofErr w:type="spellStart"/>
+      <w:r>
+        <w:rPr>
+          <w:rFonts w:ascii="Times New Roman" w:hAnsi="Times New Roman"/>
+          <w:sz w:val="28"/>
+          <w:szCs w:val="28"/>
+        </w:rPr>
+        <w:t>Miền</w:t>
+      </w:r>
+      <w:proofErr w:type="spellEnd"/>
+      <w:r>
+        <w:rPr>
+          <w:rFonts w:ascii="Times New Roman" w:hAnsi="Times New Roman"/>
+          <w:sz w:val="28"/>
+          <w:szCs w:val="28"/>
+        </w:rPr>
+        <w:t xml:space="preserve"> Nam TNHH.</w:t>
       </w:r>
       <w:r>
         <w:rPr>
@@ -441,14 +813,52 @@
           <w:szCs w:val="28"/>
         </w:rPr>
       </w:pPr>
-      <w:r>
-        <w:rPr>
-          <w:rFonts w:ascii="Times New Roman" w:hAnsi="Times New Roman"/>
-          <w:sz w:val="28"/>
-          <w:szCs w:val="28"/>
-        </w:rPr>
-        <w:t>Mã số thuế</w:t>
-      </w:r>
+      <w:proofErr w:type="spellStart"/>
+      <w:r>
+        <w:rPr>
+          <w:rFonts w:ascii="Times New Roman" w:hAnsi="Times New Roman"/>
+          <w:sz w:val="28"/>
+          <w:szCs w:val="28"/>
+        </w:rPr>
+        <w:t>Mã</w:t>
+      </w:r>
+      <w:proofErr w:type="spellEnd"/>
+      <w:r>
+        <w:rPr>
+          <w:rFonts w:ascii="Times New Roman" w:hAnsi="Times New Roman"/>
+          <w:sz w:val="28"/>
+          <w:szCs w:val="28"/>
+        </w:rPr>
+        <w:t xml:space="preserve"> </w:t>
+      </w:r>
+      <w:proofErr w:type="spellStart"/>
+      <w:r>
+        <w:rPr>
+          <w:rFonts w:ascii="Times New Roman" w:hAnsi="Times New Roman"/>
+          <w:sz w:val="28"/>
+          <w:szCs w:val="28"/>
+        </w:rPr>
+        <w:t>số</w:t>
+      </w:r>
+      <w:proofErr w:type="spellEnd"/>
+      <w:r>
+        <w:rPr>
+          <w:rFonts w:ascii="Times New Roman" w:hAnsi="Times New Roman"/>
+          <w:sz w:val="28"/>
+          <w:szCs w:val="28"/>
+        </w:rPr>
+        <w:t xml:space="preserve"> </w:t>
+      </w:r>
+      <w:proofErr w:type="spellStart"/>
+      <w:r>
+        <w:rPr>
+          <w:rFonts w:ascii="Times New Roman" w:hAnsi="Times New Roman"/>
+          <w:sz w:val="28"/>
+          <w:szCs w:val="28"/>
+        </w:rPr>
+        <w:t>thuế</w:t>
+      </w:r>
+      <w:proofErr w:type="spellEnd"/>
       <w:r>
         <w:rPr>
           <w:rFonts w:ascii="Times New Roman" w:hAnsi="Times New Roman"/>
@@ -476,14 +886,34 @@
           <w:szCs w:val="28"/>
         </w:rPr>
       </w:pPr>
-      <w:r>
-        <w:rPr>
-          <w:rFonts w:ascii="Times New Roman" w:hAnsi="Times New Roman"/>
-          <w:sz w:val="28"/>
-          <w:szCs w:val="28"/>
-        </w:rPr>
-        <w:t>Địa chỉ</w:t>
-      </w:r>
+      <w:proofErr w:type="spellStart"/>
+      <w:r>
+        <w:rPr>
+          <w:rFonts w:ascii="Times New Roman" w:hAnsi="Times New Roman"/>
+          <w:sz w:val="28"/>
+          <w:szCs w:val="28"/>
+        </w:rPr>
+        <w:t>Địa</w:t>
+      </w:r>
+      <w:proofErr w:type="spellEnd"/>
+      <w:r>
+        <w:rPr>
+          <w:rFonts w:ascii="Times New Roman" w:hAnsi="Times New Roman"/>
+          <w:sz w:val="28"/>
+          <w:szCs w:val="28"/>
+        </w:rPr>
+        <w:t xml:space="preserve"> </w:t>
+      </w:r>
+      <w:proofErr w:type="spellStart"/>
+      <w:r>
+        <w:rPr>
+          <w:rFonts w:ascii="Times New Roman" w:hAnsi="Times New Roman"/>
+          <w:sz w:val="28"/>
+          <w:szCs w:val="28"/>
+        </w:rPr>
+        <w:t>chỉ</w:t>
+      </w:r>
+      <w:proofErr w:type="spellEnd"/>
       <w:r>
         <w:rPr>
           <w:rFonts w:ascii="Times New Roman" w:hAnsi="Times New Roman"/>
@@ -492,28 +922,164 @@
         </w:rPr>
         <w:t xml:space="preserve">: </w:t>
       </w:r>
-      <w:r>
-        <w:rPr>
-          <w:rFonts w:ascii="Times New Roman" w:hAnsi="Times New Roman"/>
-          <w:sz w:val="28"/>
-          <w:szCs w:val="28"/>
-        </w:rPr>
-        <w:t>Số 01, đường Nguyễn Ái Quốc, Khu phố 12, Phường Tam Hiệp, Thành Phố Đồng Nai, Việt Nam.</w:t>
+      <w:proofErr w:type="spellStart"/>
+      <w:r>
+        <w:rPr>
+          <w:rFonts w:ascii="Times New Roman" w:hAnsi="Times New Roman"/>
+          <w:sz w:val="28"/>
+          <w:szCs w:val="28"/>
+        </w:rPr>
+        <w:t>Số</w:t>
+      </w:r>
+      <w:proofErr w:type="spellEnd"/>
+      <w:r>
+        <w:rPr>
+          <w:rFonts w:ascii="Times New Roman" w:hAnsi="Times New Roman"/>
+          <w:sz w:val="28"/>
+          <w:szCs w:val="28"/>
+        </w:rPr>
+        <w:t xml:space="preserve"> 01, </w:t>
+      </w:r>
+      <w:proofErr w:type="spellStart"/>
+      <w:r>
+        <w:rPr>
+          <w:rFonts w:ascii="Times New Roman" w:hAnsi="Times New Roman"/>
+          <w:sz w:val="28"/>
+          <w:szCs w:val="28"/>
+        </w:rPr>
+        <w:t>đường</w:t>
+      </w:r>
+      <w:proofErr w:type="spellEnd"/>
+      <w:r>
+        <w:rPr>
+          <w:rFonts w:ascii="Times New Roman" w:hAnsi="Times New Roman"/>
+          <w:sz w:val="28"/>
+          <w:szCs w:val="28"/>
+        </w:rPr>
+        <w:t xml:space="preserve"> Nguyễn </w:t>
+      </w:r>
+      <w:proofErr w:type="spellStart"/>
+      <w:r>
+        <w:rPr>
+          <w:rFonts w:ascii="Times New Roman" w:hAnsi="Times New Roman"/>
+          <w:sz w:val="28"/>
+          <w:szCs w:val="28"/>
+        </w:rPr>
+        <w:t>Ái</w:t>
+      </w:r>
+      <w:proofErr w:type="spellEnd"/>
+      <w:r>
+        <w:rPr>
+          <w:rFonts w:ascii="Times New Roman" w:hAnsi="Times New Roman"/>
+          <w:sz w:val="28"/>
+          <w:szCs w:val="28"/>
+        </w:rPr>
+        <w:t xml:space="preserve"> Quốc, Khu </w:t>
+      </w:r>
+      <w:proofErr w:type="spellStart"/>
+      <w:r>
+        <w:rPr>
+          <w:rFonts w:ascii="Times New Roman" w:hAnsi="Times New Roman"/>
+          <w:sz w:val="28"/>
+          <w:szCs w:val="28"/>
+        </w:rPr>
+        <w:t>phố</w:t>
+      </w:r>
+      <w:proofErr w:type="spellEnd"/>
+      <w:r>
+        <w:rPr>
+          <w:rFonts w:ascii="Times New Roman" w:hAnsi="Times New Roman"/>
+          <w:sz w:val="28"/>
+          <w:szCs w:val="28"/>
+        </w:rPr>
+        <w:t xml:space="preserve"> 12, </w:t>
+      </w:r>
+      <w:proofErr w:type="spellStart"/>
+      <w:r>
+        <w:rPr>
+          <w:rFonts w:ascii="Times New Roman" w:hAnsi="Times New Roman"/>
+          <w:sz w:val="28"/>
+          <w:szCs w:val="28"/>
+        </w:rPr>
+        <w:t>Phường</w:t>
+      </w:r>
+      <w:proofErr w:type="spellEnd"/>
+      <w:r>
+        <w:rPr>
+          <w:rFonts w:ascii="Times New Roman" w:hAnsi="Times New Roman"/>
+          <w:sz w:val="28"/>
+          <w:szCs w:val="28"/>
+        </w:rPr>
+        <w:t xml:space="preserve"> Tam </w:t>
+      </w:r>
+      <w:proofErr w:type="spellStart"/>
+      <w:r>
+        <w:rPr>
+          <w:rFonts w:ascii="Times New Roman" w:hAnsi="Times New Roman"/>
+          <w:sz w:val="28"/>
+          <w:szCs w:val="28"/>
+        </w:rPr>
+        <w:t>Hiệp</w:t>
+      </w:r>
+      <w:proofErr w:type="spellEnd"/>
+      <w:r>
+        <w:rPr>
+          <w:rFonts w:ascii="Times New Roman" w:hAnsi="Times New Roman"/>
+          <w:sz w:val="28"/>
+          <w:szCs w:val="28"/>
+        </w:rPr>
+        <w:t xml:space="preserve">, Thành </w:t>
+      </w:r>
+      <w:proofErr w:type="spellStart"/>
+      <w:r>
+        <w:rPr>
+          <w:rFonts w:ascii="Times New Roman" w:hAnsi="Times New Roman"/>
+          <w:sz w:val="28"/>
+          <w:szCs w:val="28"/>
+        </w:rPr>
+        <w:t>Phố</w:t>
+      </w:r>
+      <w:proofErr w:type="spellEnd"/>
+      <w:r>
+        <w:rPr>
+          <w:rFonts w:ascii="Times New Roman" w:hAnsi="Times New Roman"/>
+          <w:sz w:val="28"/>
+          <w:szCs w:val="28"/>
+        </w:rPr>
+        <w:t xml:space="preserve"> </w:t>
+      </w:r>
+      <w:proofErr w:type="spellStart"/>
+      <w:r>
+        <w:rPr>
+          <w:rFonts w:ascii="Times New Roman" w:hAnsi="Times New Roman"/>
+          <w:sz w:val="28"/>
+          <w:szCs w:val="28"/>
+        </w:rPr>
+        <w:t>Đồng</w:t>
+      </w:r>
+      <w:proofErr w:type="spellEnd"/>
+      <w:r>
+        <w:rPr>
+          <w:rFonts w:ascii="Times New Roman" w:hAnsi="Times New Roman"/>
+          <w:sz w:val="28"/>
+          <w:szCs w:val="28"/>
+        </w:rPr>
+        <w:t xml:space="preserve"> Nai, Việt Nam.</w:t>
       </w:r>
     </w:p>
     <w:tbl>
       <w:tblPr>
         <w:tblStyle w:val="TableGrid"/>
-        <w:tblW w:w="5000" w:type="pct"/>
+        <w:tblW w:w="5182" w:type="pct"/>
         <w:tblLook w:val="04A0" w:firstRow="1" w:lastRow="0" w:firstColumn="1" w:lastColumn="0" w:noHBand="0" w:noVBand="1"/>
       </w:tblPr>
       <w:tblGrid>
-        <w:gridCol w:w="1392"/>
-        <w:gridCol w:w="1510"/>
-        <w:gridCol w:w="1606"/>
-        <w:gridCol w:w="1581"/>
-        <w:gridCol w:w="1775"/>
-        <w:gridCol w:w="1422"/>
+        <w:gridCol w:w="1517"/>
+        <w:gridCol w:w="1646"/>
+        <w:gridCol w:w="1752"/>
+        <w:gridCol w:w="1725"/>
+        <w:gridCol w:w="1939"/>
+        <w:gridCol w:w="1549"/>
       </w:tblGrid>
       <w:tr>
         <w:trPr>
@@ -522,13 +1088,13 @@
         </w:trPr>
         <w:tc>
           <w:tcPr>
-            <w:tcW w:w="747" w:type="pct"/>
+            <w:tcW w:w="788" w:type="pct"/>
             <w:vMerge w:val="restart"/>
             <w:vAlign w:val="center"/>
           </w:tcPr>
           <w:p>
             <w:pPr>
-              <w:spacing w:before="120" w:after="120" w:line="240" w:lineRule="atLeast"/>
+              <w:spacing w:line="240" w:lineRule="atLeast"/>
               <w:jc w:val="center"/>
               <w:rPr>
                 <w:rFonts w:ascii="Times New Roman" w:hAnsi="Times New Roman"/>
@@ -536,6 +1102,7 @@
                 <w:szCs w:val="24"/>
               </w:rPr>
             </w:pPr>
+            <w:proofErr w:type="spellStart"/>
             <w:r>
               <w:rPr>
                 <w:rFonts w:ascii="Times New Roman" w:hAnsi="Times New Roman"/>
@@ -546,11 +1113,12 @@
               </w:rPr>
               <w:t>Tháng</w:t>
             </w:r>
+            <w:proofErr w:type="spellEnd"/>
           </w:p>
         </w:tc>
         <w:tc>
           <w:tcPr>
-            <w:tcW w:w="3470" w:type="pct"/>
+            <w:tcW w:w="3407" w:type="pct"/>
             <w:gridSpan w:val="4"/>
             <w:vAlign w:val="center"/>
           </w:tcPr>
@@ -564,26 +1132,95 @@
                 <w:szCs w:val="24"/>
               </w:rPr>
             </w:pPr>
-            <w:r>
-              <w:rPr>
-                <w:rFonts w:ascii="Times New Roman" w:hAnsi="Times New Roman"/>
-                <w:b/>
-                <w:bCs/>
-                <w:sz w:val="24"/>
-                <w:szCs w:val="24"/>
-              </w:rPr>
-              <w:t>Chỉ số công tơ</w:t>
-            </w:r>
+            <w:proofErr w:type="spellStart"/>
+            <w:r>
+              <w:rPr>
+                <w:rFonts w:ascii="Times New Roman" w:hAnsi="Times New Roman"/>
+                <w:b/>
+                <w:bCs/>
+                <w:sz w:val="24"/>
+                <w:szCs w:val="24"/>
+              </w:rPr>
+              <w:t>Chỉ</w:t>
+            </w:r>
+            <w:proofErr w:type="spellEnd"/>
+            <w:r>
+              <w:rPr>
+                <w:rFonts w:ascii="Times New Roman" w:hAnsi="Times New Roman"/>
+                <w:b/>
+                <w:bCs/>
+                <w:sz w:val="24"/>
+                <w:szCs w:val="24"/>
+              </w:rPr>
+              <w:t xml:space="preserve"> </w:t>
+            </w:r>
+            <w:proofErr w:type="spellStart"/>
+            <w:r>
+              <w:rPr>
+                <w:rFonts w:ascii="Times New Roman" w:hAnsi="Times New Roman"/>
+                <w:b/>
+                <w:bCs/>
+                <w:sz w:val="24"/>
+                <w:szCs w:val="24"/>
+              </w:rPr>
+              <w:t>số</w:t>
+            </w:r>
+            <w:proofErr w:type="spellEnd"/>
+            <w:r>
+              <w:rPr>
+                <w:rFonts w:ascii="Times New Roman" w:hAnsi="Times New Roman"/>
+                <w:b/>
+                <w:bCs/>
+                <w:sz w:val="24"/>
+                <w:szCs w:val="24"/>
+              </w:rPr>
+              <w:t xml:space="preserve"> </w:t>
+            </w:r>
+            <w:proofErr w:type="spellStart"/>
+            <w:r>
+              <w:rPr>
+                <w:rFonts w:ascii="Times New Roman" w:hAnsi="Times New Roman"/>
+                <w:b/>
+                <w:bCs/>
+                <w:sz w:val="24"/>
+                <w:szCs w:val="24"/>
+              </w:rPr>
+              <w:t>công</w:t>
+            </w:r>
+            <w:proofErr w:type="spellEnd"/>
+            <w:r>
+              <w:rPr>
+                <w:rFonts w:ascii="Times New Roman" w:hAnsi="Times New Roman"/>
+                <w:b/>
+                <w:bCs/>
+                <w:sz w:val="24"/>
+                <w:szCs w:val="24"/>
+              </w:rPr>
+              <w:t xml:space="preserve"> </w:t>
+            </w:r>
+            <w:proofErr w:type="spellStart"/>
+            <w:r>
+              <w:rPr>
+                <w:rFonts w:ascii="Times New Roman" w:hAnsi="Times New Roman"/>
+                <w:b/>
+                <w:bCs/>
+                <w:sz w:val="24"/>
+                <w:szCs w:val="24"/>
+              </w:rPr>
+              <w:t>tơ</w:t>
+            </w:r>
+            <w:proofErr w:type="spellEnd"/>
           </w:p>
         </w:tc>
         <w:tc>
           <w:tcPr>
-            <w:tcW w:w="783" w:type="pct"/>
+            <w:tcW w:w="805" w:type="pct"/>
+            <w:vMerge w:val="restart"/>
             <w:vAlign w:val="center"/>
           </w:tcPr>
           <w:p>
             <w:pPr>
-              <w:spacing w:before="120" w:after="120" w:line="240" w:lineRule="atLeast"/>
+              <w:spacing w:line="240" w:lineRule="atLeast"/>
               <w:jc w:val="center"/>
               <w:rPr>
                 <w:rFonts w:ascii="Times New Roman" w:hAnsi="Times New Roman"/>
@@ -591,27 +1228,61 @@
                 <w:szCs w:val="24"/>
               </w:rPr>
             </w:pPr>
-            <w:r>
-              <w:rPr>
-                <w:rFonts w:ascii="Times New Roman" w:hAnsi="Times New Roman"/>
-                <w:b/>
-                <w:bCs/>
-                <w:sz w:val="24"/>
-                <w:szCs w:val="24"/>
-              </w:rPr>
-              <w:t>Sản lượng (kWh)</w:t>
+            <w:proofErr w:type="spellStart"/>
+            <w:r>
+              <w:rPr>
+                <w:rFonts w:ascii="Times New Roman" w:hAnsi="Times New Roman"/>
+                <w:b/>
+                <w:bCs/>
+                <w:sz w:val="24"/>
+                <w:szCs w:val="24"/>
+              </w:rPr>
+              <w:t>Sản</w:t>
+            </w:r>
+            <w:proofErr w:type="spellEnd"/>
+            <w:r>
+              <w:rPr>
+                <w:rFonts w:ascii="Times New Roman" w:hAnsi="Times New Roman"/>
+                <w:b/>
+                <w:bCs/>
+                <w:sz w:val="24"/>
+                <w:szCs w:val="24"/>
+              </w:rPr>
+              <w:t xml:space="preserve"> </w:t>
+            </w:r>
+            <w:proofErr w:type="spellStart"/>
+            <w:r>
+              <w:rPr>
+                <w:rFonts w:ascii="Times New Roman" w:hAnsi="Times New Roman"/>
+                <w:b/>
+                <w:bCs/>
+                <w:sz w:val="24"/>
+                <w:szCs w:val="24"/>
+              </w:rPr>
+              <w:t>lượng</w:t>
+            </w:r>
+            <w:proofErr w:type="spellEnd"/>
+            <w:r>
+              <w:rPr>
+                <w:rFonts w:ascii="Times New Roman" w:hAnsi="Times New Roman"/>
+                <w:b/>
+                <w:bCs/>
+                <w:sz w:val="24"/>
+                <w:szCs w:val="24"/>
+              </w:rPr>
+              <w:t xml:space="preserve"> (kWh)</w:t>
             </w:r>
           </w:p>
         </w:tc>
       </w:tr>
       <w:tr>
         <w:trPr>
-          <w:trHeight w:val="632"/>
+          <w:trHeight w:val="350"/>
           <w:tblHeader/>
         </w:trPr>
         <w:tc>
           <w:tcPr>
-            <w:tcW w:w="747" w:type="pct"/>
+            <w:tcW w:w="788" w:type="pct"/>
             <w:vMerge/>
             <w:vAlign w:val="bottom"/>
           </w:tcPr>
@@ -629,7 +1300,7 @@
         </w:tc>
         <w:tc>
           <w:tcPr>
-            <w:tcW w:w="810" w:type="pct"/>
+            <w:tcW w:w="855" w:type="pct"/>
             <w:vAlign w:val="center"/>
           </w:tcPr>
           <w:p>
@@ -642,21 +1313,45 @@
                 <w:szCs w:val="24"/>
               </w:rPr>
             </w:pPr>
-            <w:r>
-              <w:rPr>
-                <w:rFonts w:ascii="Times New Roman" w:hAnsi="Times New Roman"/>
-                <w:b/>
-                <w:bCs/>
-                <w:sz w:val="24"/>
-                <w:szCs w:val="24"/>
-              </w:rPr>
-              <w:t>Thời gian</w:t>
-            </w:r>
+            <w:proofErr w:type="spellStart"/>
+            <w:r>
+              <w:rPr>
+                <w:rFonts w:ascii="Times New Roman" w:hAnsi="Times New Roman"/>
+                <w:b/>
+                <w:bCs/>
+                <w:sz w:val="24"/>
+                <w:szCs w:val="24"/>
+              </w:rPr>
+              <w:t>Thời</w:t>
+            </w:r>
+            <w:proofErr w:type="spellEnd"/>
+            <w:r>
+              <w:rPr>
+                <w:rFonts w:ascii="Times New Roman" w:hAnsi="Times New Roman"/>
+                <w:b/>
+                <w:bCs/>
+                <w:sz w:val="24"/>
+                <w:szCs w:val="24"/>
+              </w:rPr>
+              <w:t xml:space="preserve"> </w:t>
+            </w:r>
+            <w:proofErr w:type="spellStart"/>
+            <w:r>
+              <w:rPr>
+                <w:rFonts w:ascii="Times New Roman" w:hAnsi="Times New Roman"/>
+                <w:b/>
+                <w:bCs/>
+                <w:sz w:val="24"/>
+                <w:szCs w:val="24"/>
+              </w:rPr>
+              <w:t>gian</w:t>
+            </w:r>
+            <w:proofErr w:type="spellEnd"/>
           </w:p>
         </w:tc>
         <w:tc>
           <w:tcPr>
-            <w:tcW w:w="861" w:type="pct"/>
+            <w:tcW w:w="910" w:type="pct"/>
             <w:vAlign w:val="center"/>
           </w:tcPr>
           <w:p>
@@ -669,21 +1364,45 @@
                 <w:szCs w:val="24"/>
               </w:rPr>
             </w:pPr>
-            <w:r>
-              <w:rPr>
-                <w:rFonts w:ascii="Times New Roman" w:hAnsi="Times New Roman"/>
-                <w:b/>
-                <w:bCs/>
-                <w:sz w:val="24"/>
-                <w:szCs w:val="24"/>
-              </w:rPr>
-              <w:t>Đầu kỳ</w:t>
-            </w:r>
+            <w:proofErr w:type="spellStart"/>
+            <w:r>
+              <w:rPr>
+                <w:rFonts w:ascii="Times New Roman" w:hAnsi="Times New Roman"/>
+                <w:b/>
+                <w:bCs/>
+                <w:sz w:val="24"/>
+                <w:szCs w:val="24"/>
+              </w:rPr>
+              <w:t>Đầu</w:t>
+            </w:r>
+            <w:proofErr w:type="spellEnd"/>
+            <w:r>
+              <w:rPr>
+                <w:rFonts w:ascii="Times New Roman" w:hAnsi="Times New Roman"/>
+                <w:b/>
+                <w:bCs/>
+                <w:sz w:val="24"/>
+                <w:szCs w:val="24"/>
+              </w:rPr>
+              <w:t xml:space="preserve"> </w:t>
+            </w:r>
+            <w:proofErr w:type="spellStart"/>
+            <w:r>
+              <w:rPr>
+                <w:rFonts w:ascii="Times New Roman" w:hAnsi="Times New Roman"/>
+                <w:b/>
+                <w:bCs/>
+                <w:sz w:val="24"/>
+                <w:szCs w:val="24"/>
+              </w:rPr>
+              <w:t>kỳ</w:t>
+            </w:r>
+            <w:proofErr w:type="spellEnd"/>
           </w:p>
         </w:tc>
         <w:tc>
           <w:tcPr>
-            <w:tcW w:w="848" w:type="pct"/>
+            <w:tcW w:w="896" w:type="pct"/>
             <w:vAlign w:val="center"/>
           </w:tcPr>
           <w:p>
@@ -696,21 +1415,45 @@
                 <w:szCs w:val="24"/>
               </w:rPr>
             </w:pPr>
-            <w:r>
-              <w:rPr>
-                <w:rFonts w:ascii="Times New Roman" w:hAnsi="Times New Roman"/>
-                <w:b/>
-                <w:bCs/>
-                <w:sz w:val="24"/>
-                <w:szCs w:val="24"/>
-              </w:rPr>
-              <w:t>Cuối kỳ</w:t>
-            </w:r>
+            <w:proofErr w:type="spellStart"/>
+            <w:r>
+              <w:rPr>
+                <w:rFonts w:ascii="Times New Roman" w:hAnsi="Times New Roman"/>
+                <w:b/>
+                <w:bCs/>
+                <w:sz w:val="24"/>
+                <w:szCs w:val="24"/>
+              </w:rPr>
+              <w:t>Cuối</w:t>
+            </w:r>
+            <w:proofErr w:type="spellEnd"/>
+            <w:r>
+              <w:rPr>
+                <w:rFonts w:ascii="Times New Roman" w:hAnsi="Times New Roman"/>
+                <w:b/>
+                <w:bCs/>
+                <w:sz w:val="24"/>
+                <w:szCs w:val="24"/>
+              </w:rPr>
+              <w:t xml:space="preserve"> </w:t>
+            </w:r>
+            <w:proofErr w:type="spellStart"/>
+            <w:r>
+              <w:rPr>
+                <w:rFonts w:ascii="Times New Roman" w:hAnsi="Times New Roman"/>
+                <w:b/>
+                <w:bCs/>
+                <w:sz w:val="24"/>
+                <w:szCs w:val="24"/>
+              </w:rPr>
+              <w:t>kỳ</w:t>
+            </w:r>
+            <w:proofErr w:type="spellEnd"/>
           </w:p>
         </w:tc>
         <w:tc>
           <w:tcPr>
-            <w:tcW w:w="951" w:type="pct"/>
+            <w:tcW w:w="746" w:type="pct"/>
             <w:vAlign w:val="center"/>
           </w:tcPr>
           <w:p>
@@ -723,21 +1466,68 @@
                 <w:szCs w:val="24"/>
               </w:rPr>
             </w:pPr>
-            <w:r>
-              <w:rPr>
-                <w:rFonts w:ascii="Times New Roman" w:hAnsi="Times New Roman"/>
-                <w:b/>
-                <w:bCs/>
-                <w:sz w:val="24"/>
-                <w:szCs w:val="24"/>
-              </w:rPr>
-              <w:t>Hệ số nhân</w:t>
-            </w:r>
+            <w:proofErr w:type="spellStart"/>
+            <w:r>
+              <w:rPr>
+                <w:rFonts w:ascii="Times New Roman" w:hAnsi="Times New Roman"/>
+                <w:b/>
+                <w:bCs/>
+                <w:sz w:val="24"/>
+                <w:szCs w:val="24"/>
+              </w:rPr>
+              <w:t>Hệ</w:t>
+            </w:r>
+            <w:proofErr w:type="spellEnd"/>
+            <w:r>
+              <w:rPr>
+                <w:rFonts w:ascii="Times New Roman" w:hAnsi="Times New Roman"/>
+                <w:b/>
+                <w:bCs/>
+                <w:sz w:val="24"/>
+                <w:szCs w:val="24"/>
+              </w:rPr>
+              <w:t xml:space="preserve"> </w:t>
+            </w:r>
+            <w:proofErr w:type="spellStart"/>
+            <w:r>
+              <w:rPr>
+                <w:rFonts w:ascii="Times New Roman" w:hAnsi="Times New Roman"/>
+                <w:b/>
+                <w:bCs/>
+                <w:sz w:val="24"/>
+                <w:szCs w:val="24"/>
+              </w:rPr>
+              <w:t>số</w:t>
+            </w:r>
+            <w:proofErr w:type="spellEnd"/>
+            <w:r>
+              <w:rPr>
+                <w:rFonts w:ascii="Times New Roman" w:hAnsi="Times New Roman"/>
+                <w:b/>
+                <w:bCs/>
+                <w:sz w:val="24"/>
+                <w:szCs w:val="24"/>
+              </w:rPr>
+              <w:t xml:space="preserve"> </w:t>
+            </w:r>
+            <w:proofErr w:type="spellStart"/>
+            <w:r>
+              <w:rPr>
+                <w:rFonts w:ascii="Times New Roman" w:hAnsi="Times New Roman"/>
+                <w:b/>
+                <w:bCs/>
+                <w:sz w:val="24"/>
+                <w:szCs w:val="24"/>
+              </w:rPr>
+              <w:t>nhân</w:t>
+            </w:r>
+            <w:proofErr w:type="spellEnd"/>
           </w:p>
         </w:tc>
         <w:tc>
           <w:tcPr>
-            <w:tcW w:w="783" w:type="pct"/>
+            <w:tcW w:w="805" w:type="pct"/>
+            <w:vMerge/>
             <w:vAlign w:val="bottom"/>
           </w:tcPr>
           <w:p>
@@ -759,7 +1549,7 @@
         </w:trPr>
         <w:tc>
           <w:tcPr>
-            <w:tcW w:w="747" w:type="pct"/>
+            <w:tcW w:w="788" w:type="pct"/>
             <w:vAlign w:val="bottom"/>
           </w:tcPr>
           <w:p>
@@ -778,13 +1568,31 @@
                 <w:sz w:val="24"/>
                 <w:szCs w:val="24"/>
               </w:rPr>
-              <w:t>{#tb}{thang}</w:t>
+              <w:t>{#</w:t>
+            </w:r>
+            <w:proofErr w:type="gramStart"/>
+            <w:r>
+              <w:rPr>
+                <w:rFonts w:ascii="Times New Roman" w:hAnsi="Times New Roman"/>
+                <w:sz w:val="24"/>
+                <w:szCs w:val="24"/>
+              </w:rPr>
+              <w:t>tb}{</w:t>
+            </w:r>
+            <w:proofErr w:type="gramEnd"/>
+            <w:r>
+              <w:rPr>
+                <w:rFonts w:ascii="Times New Roman" w:hAnsi="Times New Roman"/>
+                <w:sz w:val="24"/>
+                <w:szCs w:val="24"/>
+              </w:rPr>
+              <w:t>thang}</w:t>
             </w:r>
           </w:p>
         </w:tc>
         <w:tc>
           <w:tcPr>
-            <w:tcW w:w="810" w:type="pct"/>
+            <w:tcW w:w="855" w:type="pct"/>
             <w:vAlign w:val="bottom"/>
           </w:tcPr>
           <w:p>
@@ -803,13 +1611,79 @@
                 <w:sz w:val="24"/>
                 <w:szCs w:val="24"/>
               </w:rPr>
-              <w:t>{-w:p tg}{type}{/tg}</w:t>
+              <w:t>{-</w:t>
+            </w:r>
+            <w:proofErr w:type="spellStart"/>
+            <w:proofErr w:type="gramStart"/>
+            <w:r>
+              <w:rPr>
+                <w:rFonts w:ascii="Times New Roman" w:hAnsi="Times New Roman"/>
+                <w:sz w:val="24"/>
+                <w:szCs w:val="24"/>
+              </w:rPr>
+              <w:t>w:p</w:t>
+            </w:r>
+            <w:proofErr w:type="spellEnd"/>
+            <w:proofErr w:type="gramEnd"/>
+            <w:r>
+              <w:rPr>
+                <w:rFonts w:ascii="Times New Roman" w:hAnsi="Times New Roman"/>
+                <w:sz w:val="24"/>
+                <w:szCs w:val="24"/>
+              </w:rPr>
+              <w:t xml:space="preserve"> </w:t>
+            </w:r>
+            <w:proofErr w:type="spellStart"/>
+            <w:proofErr w:type="gramStart"/>
+            <w:r>
+              <w:rPr>
+                <w:rFonts w:ascii="Times New Roman" w:hAnsi="Times New Roman"/>
+                <w:sz w:val="24"/>
+                <w:szCs w:val="24"/>
+              </w:rPr>
+              <w:t>tg</w:t>
+            </w:r>
+            <w:proofErr w:type="spellEnd"/>
+            <w:r>
+              <w:rPr>
+                <w:rFonts w:ascii="Times New Roman" w:hAnsi="Times New Roman"/>
+                <w:sz w:val="24"/>
+                <w:szCs w:val="24"/>
+              </w:rPr>
+              <w:t>}{</w:t>
+            </w:r>
+            <w:proofErr w:type="gramEnd"/>
+            <w:r>
+              <w:rPr>
+                <w:rFonts w:ascii="Times New Roman" w:hAnsi="Times New Roman"/>
+                <w:sz w:val="24"/>
+                <w:szCs w:val="24"/>
+              </w:rPr>
+              <w:t>type}{/</w:t>
+            </w:r>
+            <w:proofErr w:type="spellStart"/>
+            <w:r>
+              <w:rPr>
+                <w:rFonts w:ascii="Times New Roman" w:hAnsi="Times New Roman"/>
+                <w:sz w:val="24"/>
+                <w:szCs w:val="24"/>
+              </w:rPr>
+              <w:t>tg</w:t>
+            </w:r>
+            <w:proofErr w:type="spellEnd"/>
+            <w:r>
+              <w:rPr>
+                <w:rFonts w:ascii="Times New Roman" w:hAnsi="Times New Roman"/>
+                <w:sz w:val="24"/>
+                <w:szCs w:val="24"/>
+              </w:rPr>
+              <w:t>}</w:t>
             </w:r>
           </w:p>
         </w:tc>
         <w:tc>
           <w:tcPr>
-            <w:tcW w:w="861" w:type="pct"/>
+            <w:tcW w:w="910" w:type="pct"/>
             <w:vAlign w:val="bottom"/>
           </w:tcPr>
           <w:p>
@@ -828,13 +1702,51 @@
                 <w:sz w:val="24"/>
                 <w:szCs w:val="24"/>
               </w:rPr>
-              <w:t>{-w:p dk}{type}{/dk}</w:t>
+              <w:t>{-</w:t>
+            </w:r>
+            <w:proofErr w:type="spellStart"/>
+            <w:proofErr w:type="gramStart"/>
+            <w:r>
+              <w:rPr>
+                <w:rFonts w:ascii="Times New Roman" w:hAnsi="Times New Roman"/>
+                <w:sz w:val="24"/>
+                <w:szCs w:val="24"/>
+              </w:rPr>
+              <w:t>w:p</w:t>
+            </w:r>
+            <w:proofErr w:type="spellEnd"/>
+            <w:proofErr w:type="gramEnd"/>
+            <w:r>
+              <w:rPr>
+                <w:rFonts w:ascii="Times New Roman" w:hAnsi="Times New Roman"/>
+                <w:sz w:val="24"/>
+                <w:szCs w:val="24"/>
+              </w:rPr>
+              <w:t xml:space="preserve"> </w:t>
+            </w:r>
+            <w:proofErr w:type="gramStart"/>
+            <w:r>
+              <w:rPr>
+                <w:rFonts w:ascii="Times New Roman" w:hAnsi="Times New Roman"/>
+                <w:sz w:val="24"/>
+                <w:szCs w:val="24"/>
+              </w:rPr>
+              <w:t>dk}{</w:t>
+            </w:r>
+            <w:proofErr w:type="gramEnd"/>
+            <w:r>
+              <w:rPr>
+                <w:rFonts w:ascii="Times New Roman" w:hAnsi="Times New Roman"/>
+                <w:sz w:val="24"/>
+                <w:szCs w:val="24"/>
+              </w:rPr>
+              <w:t>type}{/dk}</w:t>
             </w:r>
           </w:p>
         </w:tc>
         <w:tc>
           <w:tcPr>
-            <w:tcW w:w="848" w:type="pct"/>
+            <w:tcW w:w="896" w:type="pct"/>
             <w:vAlign w:val="bottom"/>
           </w:tcPr>
           <w:p>
@@ -853,13 +1765,51 @@
                 <w:sz w:val="24"/>
                 <w:szCs w:val="24"/>
               </w:rPr>
-              <w:t>{-w:p ck}{type}{/ck}</w:t>
+              <w:t>{-</w:t>
+            </w:r>
+            <w:proofErr w:type="spellStart"/>
+            <w:proofErr w:type="gramStart"/>
+            <w:r>
+              <w:rPr>
+                <w:rFonts w:ascii="Times New Roman" w:hAnsi="Times New Roman"/>
+                <w:sz w:val="24"/>
+                <w:szCs w:val="24"/>
+              </w:rPr>
+              <w:t>w:p</w:t>
+            </w:r>
+            <w:proofErr w:type="spellEnd"/>
+            <w:proofErr w:type="gramEnd"/>
+            <w:r>
+              <w:rPr>
+                <w:rFonts w:ascii="Times New Roman" w:hAnsi="Times New Roman"/>
+                <w:sz w:val="24"/>
+                <w:szCs w:val="24"/>
+              </w:rPr>
+              <w:t xml:space="preserve"> </w:t>
+            </w:r>
+            <w:proofErr w:type="gramStart"/>
+            <w:r>
+              <w:rPr>
+                <w:rFonts w:ascii="Times New Roman" w:hAnsi="Times New Roman"/>
+                <w:sz w:val="24"/>
+                <w:szCs w:val="24"/>
+              </w:rPr>
+              <w:t>ck}{</w:t>
+            </w:r>
+            <w:proofErr w:type="gramEnd"/>
+            <w:r>
+              <w:rPr>
+                <w:rFonts w:ascii="Times New Roman" w:hAnsi="Times New Roman"/>
+                <w:sz w:val="24"/>
+                <w:szCs w:val="24"/>
+              </w:rPr>
+              <w:t>type}{/ck}</w:t>
             </w:r>
           </w:p>
         </w:tc>
         <w:tc>
           <w:tcPr>
-            <w:tcW w:w="951" w:type="pct"/>
+            <w:tcW w:w="746" w:type="pct"/>
             <w:vAlign w:val="bottom"/>
           </w:tcPr>
           <w:p>
@@ -878,13 +1828,79 @@
                 <w:sz w:val="24"/>
                 <w:szCs w:val="24"/>
               </w:rPr>
-              <w:t>{-w:p hsn}{type}{/hsn}</w:t>
+              <w:t>{-</w:t>
+            </w:r>
+            <w:proofErr w:type="spellStart"/>
+            <w:proofErr w:type="gramStart"/>
+            <w:r>
+              <w:rPr>
+                <w:rFonts w:ascii="Times New Roman" w:hAnsi="Times New Roman"/>
+                <w:sz w:val="24"/>
+                <w:szCs w:val="24"/>
+              </w:rPr>
+              <w:t>w:p</w:t>
+            </w:r>
+            <w:proofErr w:type="spellEnd"/>
+            <w:proofErr w:type="gramEnd"/>
+            <w:r>
+              <w:rPr>
+                <w:rFonts w:ascii="Times New Roman" w:hAnsi="Times New Roman"/>
+                <w:sz w:val="24"/>
+                <w:szCs w:val="24"/>
+              </w:rPr>
+              <w:t xml:space="preserve"> </w:t>
+            </w:r>
+            <w:proofErr w:type="spellStart"/>
+            <w:proofErr w:type="gramStart"/>
+            <w:r>
+              <w:rPr>
+                <w:rFonts w:ascii="Times New Roman" w:hAnsi="Times New Roman"/>
+                <w:sz w:val="24"/>
+                <w:szCs w:val="24"/>
+              </w:rPr>
+              <w:t>hsn</w:t>
+            </w:r>
+            <w:proofErr w:type="spellEnd"/>
+            <w:r>
+              <w:rPr>
+                <w:rFonts w:ascii="Times New Roman" w:hAnsi="Times New Roman"/>
+                <w:sz w:val="24"/>
+                <w:szCs w:val="24"/>
+              </w:rPr>
+              <w:t>}{</w:t>
+            </w:r>
+            <w:proofErr w:type="gramEnd"/>
+            <w:r>
+              <w:rPr>
+                <w:rFonts w:ascii="Times New Roman" w:hAnsi="Times New Roman"/>
+                <w:sz w:val="24"/>
+                <w:szCs w:val="24"/>
+              </w:rPr>
+              <w:t>type}{/</w:t>
+            </w:r>
+            <w:proofErr w:type="spellStart"/>
+            <w:r>
+              <w:rPr>
+                <w:rFonts w:ascii="Times New Roman" w:hAnsi="Times New Roman"/>
+                <w:sz w:val="24"/>
+                <w:szCs w:val="24"/>
+              </w:rPr>
+              <w:t>hsn</w:t>
+            </w:r>
+            <w:proofErr w:type="spellEnd"/>
+            <w:r>
+              <w:rPr>
+                <w:rFonts w:ascii="Times New Roman" w:hAnsi="Times New Roman"/>
+                <w:sz w:val="24"/>
+                <w:szCs w:val="24"/>
+              </w:rPr>
+              <w:t>}</w:t>
             </w:r>
           </w:p>
         </w:tc>
         <w:tc>
           <w:tcPr>
-            <w:tcW w:w="783" w:type="pct"/>
+            <w:tcW w:w="805" w:type="pct"/>
             <w:vAlign w:val="bottom"/>
           </w:tcPr>
           <w:p>
@@ -903,7 +1919,25 @@
                 <w:sz w:val="24"/>
                 <w:szCs w:val="24"/>
               </w:rPr>
-              <w:t>{sl | number}</w:t>
+              <w:t>{</w:t>
+            </w:r>
+            <w:proofErr w:type="spellStart"/>
+            <w:r>
+              <w:rPr>
+                <w:rFonts w:ascii="Times New Roman" w:hAnsi="Times New Roman"/>
+                <w:sz w:val="24"/>
+                <w:szCs w:val="24"/>
+              </w:rPr>
+              <w:t>sl</w:t>
+            </w:r>
+            <w:proofErr w:type="spellEnd"/>
+            <w:r>
+              <w:rPr>
+                <w:rFonts w:ascii="Times New Roman" w:hAnsi="Times New Roman"/>
+                <w:sz w:val="24"/>
+                <w:szCs w:val="24"/>
+              </w:rPr>
+              <w:t xml:space="preserve"> | number}</w:t>
             </w:r>
           </w:p>
           <w:p>
@@ -938,15 +1972,33 @@
                 <w:sz w:val="24"/>
                 <w:szCs w:val="24"/>
               </w:rPr>
-              <w:t xml:space="preserve"> | number}</w:t>
-            </w:r>
-            <w:r>
-              <w:rPr>
-                <w:rFonts w:ascii="Times New Roman" w:hAnsi="Times New Roman"/>
-                <w:sz w:val="24"/>
-                <w:szCs w:val="24"/>
-              </w:rPr>
-              <w:t>{/tb}</w:t>
+              <w:t xml:space="preserve"> | </w:t>
+            </w:r>
+            <w:proofErr w:type="gramStart"/>
+            <w:r>
+              <w:rPr>
+                <w:rFonts w:ascii="Times New Roman" w:hAnsi="Times New Roman"/>
+                <w:sz w:val="24"/>
+                <w:szCs w:val="24"/>
+              </w:rPr>
+              <w:t>number}</w:t>
+            </w:r>
+            <w:r>
+              <w:rPr>
+                <w:rFonts w:ascii="Times New Roman" w:hAnsi="Times New Roman"/>
+                <w:sz w:val="24"/>
+                <w:szCs w:val="24"/>
+              </w:rPr>
+              <w:t>{</w:t>
+            </w:r>
+            <w:proofErr w:type="gramEnd"/>
+            <w:r>
+              <w:rPr>
+                <w:rFonts w:ascii="Times New Roman" w:hAnsi="Times New Roman"/>
+                <w:sz w:val="24"/>
+                <w:szCs w:val="24"/>
+              </w:rPr>
+              <w:t>/tb}</w:t>
             </w:r>
           </w:p>
         </w:tc>
@@ -957,7 +2009,7 @@
         </w:trPr>
         <w:tc>
           <w:tcPr>
-            <w:tcW w:w="4217" w:type="pct"/>
+            <w:tcW w:w="4195" w:type="pct"/>
             <w:gridSpan w:val="5"/>
             <w:vAlign w:val="center"/>
           </w:tcPr>
@@ -971,6 +2023,7 @@
                 <w:szCs w:val="24"/>
               </w:rPr>
             </w:pPr>
+            <w:proofErr w:type="spellStart"/>
             <w:r>
               <w:rPr>
                 <w:rFonts w:ascii="Times New Roman" w:hAnsi="Times New Roman"/>
@@ -991,21 +2044,66 @@
               </w:rPr>
               <w:t>ng</w:t>
             </w:r>
-            <w:r>
-              <w:rPr>
-                <w:rFonts w:ascii="Times New Roman" w:hAnsi="Times New Roman"/>
-                <w:b/>
-                <w:bCs/>
-                <w:sz w:val="24"/>
-                <w:szCs w:val="24"/>
-              </w:rPr>
-              <w:t xml:space="preserve"> sản lượng:</w:t>
+            <w:proofErr w:type="spellEnd"/>
+            <w:r>
+              <w:rPr>
+                <w:rFonts w:ascii="Times New Roman" w:hAnsi="Times New Roman"/>
+                <w:b/>
+                <w:bCs/>
+                <w:sz w:val="24"/>
+                <w:szCs w:val="24"/>
+              </w:rPr>
+              <w:t xml:space="preserve"> </w:t>
+            </w:r>
+            <w:proofErr w:type="spellStart"/>
+            <w:r>
+              <w:rPr>
+                <w:rFonts w:ascii="Times New Roman" w:hAnsi="Times New Roman"/>
+                <w:b/>
+                <w:bCs/>
+                <w:sz w:val="24"/>
+                <w:szCs w:val="24"/>
+              </w:rPr>
+              <w:t>sản</w:t>
+            </w:r>
+            <w:proofErr w:type="spellEnd"/>
+            <w:r>
+              <w:rPr>
+                <w:rFonts w:ascii="Times New Roman" w:hAnsi="Times New Roman"/>
+                <w:b/>
+                <w:bCs/>
+                <w:sz w:val="24"/>
+                <w:szCs w:val="24"/>
+              </w:rPr>
+              <w:t xml:space="preserve"> </w:t>
+            </w:r>
+            <w:proofErr w:type="spellStart"/>
+            <w:r>
+              <w:rPr>
+                <w:rFonts w:ascii="Times New Roman" w:hAnsi="Times New Roman"/>
+                <w:b/>
+                <w:bCs/>
+                <w:sz w:val="24"/>
+                <w:szCs w:val="24"/>
+              </w:rPr>
+              <w:t>lượng</w:t>
+            </w:r>
+            <w:proofErr w:type="spellEnd"/>
+            <w:r>
+              <w:rPr>
+                <w:rFonts w:ascii="Times New Roman" w:hAnsi="Times New Roman"/>
+                <w:b/>
+                <w:bCs/>
+                <w:sz w:val="24"/>
+                <w:szCs w:val="24"/>
+              </w:rPr>
+              <w:t>:</w:t>
             </w:r>
           </w:p>
         </w:tc>
         <w:tc>
           <w:tcPr>
-            <w:tcW w:w="783" w:type="pct"/>
+            <w:tcW w:w="805" w:type="pct"/>
             <w:vAlign w:val="center"/>
           </w:tcPr>
           <w:p>
@@ -1028,7 +2126,169 @@
                 <w:sz w:val="24"/>
                 <w:szCs w:val="24"/>
               </w:rPr>
-              <w:t>{tongSL | number}</w:t>
+              <w:t>{</w:t>
+            </w:r>
+            <w:proofErr w:type="spellStart"/>
+            <w:r>
+              <w:rPr>
+                <w:rFonts w:ascii="Times New Roman" w:hAnsi="Times New Roman"/>
+                <w:b/>
+                <w:bCs/>
+                <w:sz w:val="24"/>
+                <w:szCs w:val="24"/>
+              </w:rPr>
+              <w:t>tongSL</w:t>
+            </w:r>
+            <w:proofErr w:type="spellEnd"/>
+            <w:r>
+              <w:rPr>
+                <w:rFonts w:ascii="Times New Roman" w:hAnsi="Times New Roman"/>
+                <w:b/>
+                <w:bCs/>
+                <w:sz w:val="24"/>
+                <w:szCs w:val="24"/>
+              </w:rPr>
+              <w:t xml:space="preserve"> | number}</w:t>
+            </w:r>
+          </w:p>
+        </w:tc>
+      </w:tr>
+      <w:tr>
+        <w:trPr>
+          <w:trHeight w:val="595"/>
+        </w:trPr>
+        <w:tc>
+          <w:tcPr>
+            <w:tcW w:w="4195" w:type="pct"/>
+            <w:gridSpan w:val="5"/>
+            <w:vAlign w:val="center"/>
+          </w:tcPr>
+          <w:p>
+            <w:pPr>
+              <w:spacing w:line="240" w:lineRule="atLeast"/>
+              <w:jc w:val="right"/>
+              <w:rPr>
+                <w:rFonts w:ascii="Times New Roman" w:hAnsi="Times New Roman"/>
+                <w:sz w:val="24"/>
+                <w:szCs w:val="24"/>
+              </w:rPr>
+            </w:pPr>
+            <w:proofErr w:type="spellStart"/>
+            <w:r>
+              <w:rPr>
+                <w:rFonts w:ascii="Times New Roman" w:hAnsi="Times New Roman"/>
+                <w:b/>
+                <w:bCs/>
+                <w:sz w:val="24"/>
+                <w:szCs w:val="24"/>
+              </w:rPr>
+              <w:t>Đơn</w:t>
+            </w:r>
+            <w:proofErr w:type="spellEnd"/>
+            <w:r>
+              <w:rPr>
+                <w:rFonts w:ascii="Times New Roman" w:hAnsi="Times New Roman"/>
+                <w:b/>
+                <w:bCs/>
+                <w:sz w:val="24"/>
+                <w:szCs w:val="24"/>
+              </w:rPr>
+              <w:t xml:space="preserve"> </w:t>
+            </w:r>
+            <w:proofErr w:type="spellStart"/>
+            <w:r>
+              <w:rPr>
+                <w:rFonts w:ascii="Times New Roman" w:hAnsi="Times New Roman"/>
+                <w:b/>
+                <w:bCs/>
+                <w:sz w:val="24"/>
+                <w:szCs w:val="24"/>
+              </w:rPr>
+              <w:t>giá</w:t>
+            </w:r>
+            <w:proofErr w:type="spellEnd"/>
+            <w:r>
+              <w:rPr>
+                <w:rFonts w:ascii="Times New Roman" w:hAnsi="Times New Roman"/>
+                <w:b/>
+                <w:bCs/>
+                <w:sz w:val="24"/>
+                <w:szCs w:val="24"/>
+              </w:rPr>
+              <w:t xml:space="preserve"> (</w:t>
+            </w:r>
+            <w:proofErr w:type="spellStart"/>
+            <w:r>
+              <w:rPr>
+                <w:rFonts w:ascii="Times New Roman" w:hAnsi="Times New Roman"/>
+                <w:b/>
+                <w:bCs/>
+                <w:sz w:val="24"/>
+                <w:szCs w:val="24"/>
+              </w:rPr>
+              <w:t>chưa</w:t>
+            </w:r>
+            <w:proofErr w:type="spellEnd"/>
+            <w:r>
+              <w:rPr>
+                <w:rFonts w:ascii="Times New Roman" w:hAnsi="Times New Roman"/>
+                <w:b/>
+                <w:bCs/>
+                <w:sz w:val="24"/>
+                <w:szCs w:val="24"/>
+              </w:rPr>
+              <w:t xml:space="preserve"> VAT)</w:t>
+            </w:r>
+          </w:p>
+        </w:tc>
+        <w:tc>
+          <w:tcPr>
+            <w:tcW w:w="805" w:type="pct"/>
+            <w:vAlign w:val="center"/>
+          </w:tcPr>
+          <w:p>
+            <w:pPr>
+              <w:spacing w:line="240" w:lineRule="atLeast"/>
+              <w:jc w:val="right"/>
+              <w:rPr>
+                <w:rFonts w:ascii="Times New Roman" w:hAnsi="Times New Roman"/>
+                <w:b/>
+                <w:bCs/>
+                <w:sz w:val="24"/>
+                <w:szCs w:val="24"/>
+              </w:rPr>
+            </w:pPr>
+            <w:r>
+              <w:rPr>
+                <w:rFonts w:ascii="Times New Roman" w:hAnsi="Times New Roman"/>
+                <w:b/>
+                <w:bCs/>
+                <w:sz w:val="24"/>
+                <w:szCs w:val="24"/>
+              </w:rPr>
+              <w:t>{</w:t>
+            </w:r>
+            <w:proofErr w:type="spellStart"/>
+            <w:r>
+              <w:rPr>
+                <w:rFonts w:ascii="Times New Roman" w:hAnsi="Times New Roman"/>
+                <w:b/>
+                <w:bCs/>
+                <w:sz w:val="24"/>
+                <w:szCs w:val="24"/>
+              </w:rPr>
+              <w:t>donGia</w:t>
+            </w:r>
+            <w:proofErr w:type="spellEnd"/>
+            <w:r>
+              <w:rPr>
+                <w:rFonts w:ascii="Times New Roman" w:hAnsi="Times New Roman"/>
+                <w:b/>
+                <w:bCs/>
+                <w:sz w:val="24"/>
+                <w:szCs w:val="24"/>
+              </w:rPr>
+              <w:t>}</w:t>
             </w:r>
           </w:p>
         </w:tc>
@@ -1039,7 +2299,7 @@
         </w:trPr>
         <w:tc>
           <w:tcPr>
-            <w:tcW w:w="4217" w:type="pct"/>
+            <w:tcW w:w="4195" w:type="pct"/>
             <w:gridSpan w:val="5"/>
             <w:vAlign w:val="center"/>
           </w:tcPr>
@@ -1061,23 +2321,45 @@
                 <w:sz w:val="24"/>
                 <w:szCs w:val="24"/>
               </w:rPr>
-              <w:t>Đơn giá</w:t>
-            </w:r>
-            <w:r>
-              <w:rPr>
-                <w:rFonts w:ascii="Times New Roman" w:hAnsi="Times New Roman"/>
-                <w:b/>
-                <w:bCs/>
-                <w:sz w:val="24"/>
-                <w:szCs w:val="24"/>
-              </w:rPr>
-              <w:t xml:space="preserve"> (chưa VAT)</w:t>
+              <w:t>T</w:t>
+            </w:r>
+            <w:r>
+              <w:rPr>
+                <w:rFonts w:ascii="Times New Roman" w:hAnsi="Times New Roman"/>
+                <w:b/>
+                <w:bCs/>
+                <w:sz w:val="24"/>
+                <w:szCs w:val="24"/>
+              </w:rPr>
+              <w:t xml:space="preserve">hành </w:t>
+            </w:r>
+            <w:proofErr w:type="spellStart"/>
+            <w:r>
+              <w:rPr>
+                <w:rFonts w:ascii="Times New Roman" w:hAnsi="Times New Roman"/>
+                <w:b/>
+                <w:bCs/>
+                <w:sz w:val="24"/>
+                <w:szCs w:val="24"/>
+              </w:rPr>
+              <w:t>tiền</w:t>
+            </w:r>
+            <w:proofErr w:type="spellEnd"/>
+            <w:r>
+              <w:rPr>
+                <w:rFonts w:ascii="Times New Roman" w:hAnsi="Times New Roman"/>
+                <w:b/>
+                <w:bCs/>
+                <w:sz w:val="24"/>
+                <w:szCs w:val="24"/>
+              </w:rPr>
+              <w:t xml:space="preserve"> </w:t>
             </w:r>
           </w:p>
         </w:tc>
         <w:tc>
           <w:tcPr>
-            <w:tcW w:w="783" w:type="pct"/>
+            <w:tcW w:w="805" w:type="pct"/>
             <w:vAlign w:val="center"/>
           </w:tcPr>
           <w:p>
@@ -1102,108 +2384,7 @@
               </w:rPr>
               <w:t>{</w:t>
             </w:r>
-            <w:r>
-              <w:rPr>
-                <w:rFonts w:ascii="Times New Roman" w:hAnsi="Times New Roman"/>
-                <w:b/>
-                <w:bCs/>
-                <w:sz w:val="24"/>
-                <w:szCs w:val="24"/>
-              </w:rPr>
-              <w:t>donGia</w:t>
-            </w:r>
-            <w:r>
-              <w:rPr>
-                <w:rFonts w:ascii="Times New Roman" w:hAnsi="Times New Roman"/>
-                <w:b/>
-                <w:bCs/>
-                <w:sz w:val="24"/>
-                <w:szCs w:val="24"/>
-              </w:rPr>
-              <w:t>}</w:t>
-            </w:r>
-          </w:p>
-        </w:tc>
-      </w:tr>
-      <w:tr>
-        <w:trPr>
-          <w:trHeight w:val="413"/>
-        </w:trPr>
-        <w:tc>
-          <w:tcPr>
-            <w:tcW w:w="4217" w:type="pct"/>
-            <w:gridSpan w:val="5"/>
-            <w:vAlign w:val="center"/>
-          </w:tcPr>
-          <w:p>
-            <w:pPr>
-              <w:spacing w:line="240" w:lineRule="atLeast"/>
-              <w:jc w:val="right"/>
-              <w:rPr>
-                <w:rFonts w:ascii="Times New Roman" w:hAnsi="Times New Roman"/>
-                <w:sz w:val="24"/>
-                <w:szCs w:val="24"/>
-              </w:rPr>
-            </w:pPr>
-            <w:r>
-              <w:rPr>
-                <w:rFonts w:ascii="Times New Roman" w:hAnsi="Times New Roman"/>
-                <w:b/>
-                <w:bCs/>
-                <w:sz w:val="24"/>
-                <w:szCs w:val="24"/>
-              </w:rPr>
-              <w:t>T</w:t>
-            </w:r>
-            <w:r>
-              <w:rPr>
-                <w:rFonts w:ascii="Times New Roman" w:hAnsi="Times New Roman"/>
-                <w:b/>
-                <w:bCs/>
-                <w:sz w:val="24"/>
-                <w:szCs w:val="24"/>
-              </w:rPr>
-              <w:t>hành tiền</w:t>
-            </w:r>
-            <w:r>
-              <w:rPr>
-                <w:rFonts w:ascii="Times New Roman" w:hAnsi="Times New Roman"/>
-                <w:b/>
-                <w:bCs/>
-                <w:sz w:val="24"/>
-                <w:szCs w:val="24"/>
-              </w:rPr>
-              <w:t xml:space="preserve"> </w:t>
-            </w:r>
-          </w:p>
-        </w:tc>
-        <w:tc>
-          <w:tcPr>
-            <w:tcW w:w="783" w:type="pct"/>
-            <w:vAlign w:val="center"/>
-          </w:tcPr>
-          <w:p>
-            <w:pPr>
-              <w:spacing w:line="240" w:lineRule="atLeast"/>
-              <w:jc w:val="right"/>
-              <w:rPr>
-                <w:rFonts w:ascii="Times New Roman" w:hAnsi="Times New Roman"/>
-                <w:b/>
-                <w:bCs/>
-                <w:sz w:val="24"/>
-                <w:szCs w:val="24"/>
-              </w:rPr>
-            </w:pPr>
-            <w:r>
-              <w:rPr>
-                <w:rFonts w:ascii="Times New Roman" w:hAnsi="Times New Roman"/>
-                <w:b/>
-                <w:bCs/>
-                <w:sz w:val="24"/>
-                <w:szCs w:val="24"/>
-              </w:rPr>
-              <w:t>{</w:t>
-            </w:r>
+            <w:proofErr w:type="spellStart"/>
             <w:r>
               <w:rPr>
                 <w:rFonts w:ascii="Times New Roman" w:hAnsi="Times New Roman"/>
@@ -1214,6 +2395,7 @@
               </w:rPr>
               <w:t>tongCVAT</w:t>
             </w:r>
+            <w:proofErr w:type="spellEnd"/>
             <w:r>
               <w:rPr>
                 <w:rFonts w:ascii="Times New Roman" w:hAnsi="Times New Roman"/>

--- a/templates/DMT/MauBienBan6T-PK0500.docx
+++ b/templates/DMT/MauBienBan6T-PK0500.docx
@@ -1568,25 +1568,7 @@
                 <w:sz w:val="24"/>
                 <w:szCs w:val="24"/>
               </w:rPr>
-              <w:t>{#</w:t>
-            </w:r>
-            <w:proofErr w:type="gramStart"/>
-            <w:r>
-              <w:rPr>
-                <w:rFonts w:ascii="Times New Roman" w:hAnsi="Times New Roman"/>
-                <w:sz w:val="24"/>
-                <w:szCs w:val="24"/>
-              </w:rPr>
-              <w:t>tb}{</w:t>
-            </w:r>
-            <w:proofErr w:type="gramEnd"/>
-            <w:r>
-              <w:rPr>
-                <w:rFonts w:ascii="Times New Roman" w:hAnsi="Times New Roman"/>
-                <w:sz w:val="24"/>
-                <w:szCs w:val="24"/>
-              </w:rPr>
-              <w:t>thang}</w:t>
+              <w:t>{#tb}{thang}</w:t>
             </w:r>
           </w:p>
         </w:tc>
@@ -1614,7 +1596,6 @@
               <w:t>{-</w:t>
             </w:r>
             <w:proofErr w:type="spellStart"/>
-            <w:proofErr w:type="gramStart"/>
             <w:r>
               <w:rPr>
                 <w:rFonts w:ascii="Times New Roman" w:hAnsi="Times New Roman"/>
@@ -1624,7 +1605,6 @@
               <w:t>w:p</w:t>
             </w:r>
             <w:proofErr w:type="spellEnd"/>
-            <w:proofErr w:type="gramEnd"/>
             <w:r>
               <w:rPr>
                 <w:rFonts w:ascii="Times New Roman" w:hAnsi="Times New Roman"/>
@@ -1634,7 +1614,6 @@
               <w:t xml:space="preserve"> </w:t>
             </w:r>
             <w:proofErr w:type="spellStart"/>
-            <w:proofErr w:type="gramStart"/>
             <w:r>
               <w:rPr>
                 <w:rFonts w:ascii="Times New Roman" w:hAnsi="Times New Roman"/>
@@ -1650,16 +1629,7 @@
                 <w:sz w:val="24"/>
                 <w:szCs w:val="24"/>
               </w:rPr>
-              <w:t>}{</w:t>
-            </w:r>
-            <w:proofErr w:type="gramEnd"/>
-            <w:r>
-              <w:rPr>
-                <w:rFonts w:ascii="Times New Roman" w:hAnsi="Times New Roman"/>
-                <w:sz w:val="24"/>
-                <w:szCs w:val="24"/>
-              </w:rPr>
-              <w:t>type}{/</w:t>
+              <w:t>}{type}{/</w:t>
             </w:r>
             <w:proofErr w:type="spellStart"/>
             <w:r>
@@ -1705,7 +1675,6 @@
               <w:t>{-</w:t>
             </w:r>
             <w:proofErr w:type="spellStart"/>
-            <w:proofErr w:type="gramStart"/>
             <w:r>
               <w:rPr>
                 <w:rFonts w:ascii="Times New Roman" w:hAnsi="Times New Roman"/>
@@ -1715,32 +1684,13 @@
               <w:t>w:p</w:t>
             </w:r>
             <w:proofErr w:type="spellEnd"/>
-            <w:proofErr w:type="gramEnd"/>
-            <w:r>
-              <w:rPr>
-                <w:rFonts w:ascii="Times New Roman" w:hAnsi="Times New Roman"/>
-                <w:sz w:val="24"/>
-                <w:szCs w:val="24"/>
-              </w:rPr>
-              <w:t xml:space="preserve"> </w:t>
-            </w:r>
-            <w:proofErr w:type="gramStart"/>
-            <w:r>
-              <w:rPr>
-                <w:rFonts w:ascii="Times New Roman" w:hAnsi="Times New Roman"/>
-                <w:sz w:val="24"/>
-                <w:szCs w:val="24"/>
-              </w:rPr>
-              <w:t>dk}{</w:t>
-            </w:r>
-            <w:proofErr w:type="gramEnd"/>
-            <w:r>
-              <w:rPr>
-                <w:rFonts w:ascii="Times New Roman" w:hAnsi="Times New Roman"/>
-                <w:sz w:val="24"/>
-                <w:szCs w:val="24"/>
-              </w:rPr>
-              <w:t>type}{/dk}</w:t>
+            <w:r>
+              <w:rPr>
+                <w:rFonts w:ascii="Times New Roman" w:hAnsi="Times New Roman"/>
+                <w:sz w:val="24"/>
+                <w:szCs w:val="24"/>
+              </w:rPr>
+              <w:t xml:space="preserve"> dk}{type}{/dk}</w:t>
             </w:r>
           </w:p>
         </w:tc>
@@ -1768,7 +1718,6 @@
               <w:t>{-</w:t>
             </w:r>
             <w:proofErr w:type="spellStart"/>
-            <w:proofErr w:type="gramStart"/>
             <w:r>
               <w:rPr>
                 <w:rFonts w:ascii="Times New Roman" w:hAnsi="Times New Roman"/>
@@ -1778,32 +1727,13 @@
               <w:t>w:p</w:t>
             </w:r>
             <w:proofErr w:type="spellEnd"/>
-            <w:proofErr w:type="gramEnd"/>
-            <w:r>
-              <w:rPr>
-                <w:rFonts w:ascii="Times New Roman" w:hAnsi="Times New Roman"/>
-                <w:sz w:val="24"/>
-                <w:szCs w:val="24"/>
-              </w:rPr>
-              <w:t xml:space="preserve"> </w:t>
-            </w:r>
-            <w:proofErr w:type="gramStart"/>
-            <w:r>
-              <w:rPr>
-                <w:rFonts w:ascii="Times New Roman" w:hAnsi="Times New Roman"/>
-                <w:sz w:val="24"/>
-                <w:szCs w:val="24"/>
-              </w:rPr>
-              <w:t>ck}{</w:t>
-            </w:r>
-            <w:proofErr w:type="gramEnd"/>
-            <w:r>
-              <w:rPr>
-                <w:rFonts w:ascii="Times New Roman" w:hAnsi="Times New Roman"/>
-                <w:sz w:val="24"/>
-                <w:szCs w:val="24"/>
-              </w:rPr>
-              <w:t>type}{/ck}</w:t>
+            <w:r>
+              <w:rPr>
+                <w:rFonts w:ascii="Times New Roman" w:hAnsi="Times New Roman"/>
+                <w:sz w:val="24"/>
+                <w:szCs w:val="24"/>
+              </w:rPr>
+              <w:t xml:space="preserve"> ck}{type}{/ck}</w:t>
             </w:r>
           </w:p>
         </w:tc>
@@ -1831,7 +1761,6 @@
               <w:t>{-</w:t>
             </w:r>
             <w:proofErr w:type="spellStart"/>
-            <w:proofErr w:type="gramStart"/>
             <w:r>
               <w:rPr>
                 <w:rFonts w:ascii="Times New Roman" w:hAnsi="Times New Roman"/>
@@ -1841,7 +1770,6 @@
               <w:t>w:p</w:t>
             </w:r>
             <w:proofErr w:type="spellEnd"/>
-            <w:proofErr w:type="gramEnd"/>
             <w:r>
               <w:rPr>
                 <w:rFonts w:ascii="Times New Roman" w:hAnsi="Times New Roman"/>
@@ -1851,7 +1779,6 @@
               <w:t xml:space="preserve"> </w:t>
             </w:r>
             <w:proofErr w:type="spellStart"/>
-            <w:proofErr w:type="gramStart"/>
             <w:r>
               <w:rPr>
                 <w:rFonts w:ascii="Times New Roman" w:hAnsi="Times New Roman"/>
@@ -1867,16 +1794,7 @@
                 <w:sz w:val="24"/>
                 <w:szCs w:val="24"/>
               </w:rPr>
-              <w:t>}{</w:t>
-            </w:r>
-            <w:proofErr w:type="gramEnd"/>
-            <w:r>
-              <w:rPr>
-                <w:rFonts w:ascii="Times New Roman" w:hAnsi="Times New Roman"/>
-                <w:sz w:val="24"/>
-                <w:szCs w:val="24"/>
-              </w:rPr>
-              <w:t>type}{/</w:t>
+              <w:t>}{type}{/</w:t>
             </w:r>
             <w:proofErr w:type="spellStart"/>
             <w:r>
@@ -1972,33 +1890,15 @@
                 <w:sz w:val="24"/>
                 <w:szCs w:val="24"/>
               </w:rPr>
-              <w:t xml:space="preserve"> | </w:t>
-            </w:r>
-            <w:proofErr w:type="gramStart"/>
-            <w:r>
-              <w:rPr>
-                <w:rFonts w:ascii="Times New Roman" w:hAnsi="Times New Roman"/>
-                <w:sz w:val="24"/>
-                <w:szCs w:val="24"/>
-              </w:rPr>
-              <w:t>number}</w:t>
-            </w:r>
-            <w:r>
-              <w:rPr>
-                <w:rFonts w:ascii="Times New Roman" w:hAnsi="Times New Roman"/>
-                <w:sz w:val="24"/>
-                <w:szCs w:val="24"/>
-              </w:rPr>
-              <w:t>{</w:t>
-            </w:r>
-            <w:proofErr w:type="gramEnd"/>
-            <w:r>
-              <w:rPr>
-                <w:rFonts w:ascii="Times New Roman" w:hAnsi="Times New Roman"/>
-                <w:sz w:val="24"/>
-                <w:szCs w:val="24"/>
-              </w:rPr>
-              <w:t>/tb}</w:t>
+              <w:t xml:space="preserve"> | number}</w:t>
+            </w:r>
+            <w:r>
+              <w:rPr>
+                <w:rFonts w:ascii="Times New Roman" w:hAnsi="Times New Roman"/>
+                <w:sz w:val="24"/>
+                <w:szCs w:val="24"/>
+              </w:rPr>
+              <w:t>{/tb}</w:t>
             </w:r>
           </w:p>
         </w:tc>
@@ -2016,7 +1916,7 @@
           <w:p>
             <w:pPr>
               <w:spacing w:line="240" w:lineRule="atLeast"/>
-              <w:jc w:val="right"/>
+              <w:jc w:val="center"/>
               <w:rPr>
                 <w:rFonts w:ascii="Times New Roman" w:hAnsi="Times New Roman"/>
                 <w:sz w:val="24"/>
@@ -2089,16 +1989,6 @@
               <w:t>lượng</w:t>
             </w:r>
             <w:proofErr w:type="spellEnd"/>
-            <w:r>
-              <w:rPr>
-                <w:rFonts w:ascii="Times New Roman" w:hAnsi="Times New Roman"/>
-                <w:b/>
-                <w:bCs/>
-                <w:sz w:val="24"/>
-                <w:szCs w:val="24"/>
-              </w:rPr>
-              <w:t>:</w:t>
-            </w:r>
           </w:p>
         </w:tc>
         <w:tc>
@@ -2166,7 +2056,7 @@
           <w:p>
             <w:pPr>
               <w:spacing w:line="240" w:lineRule="atLeast"/>
-              <w:jc w:val="right"/>
+              <w:jc w:val="center"/>
               <w:rPr>
                 <w:rFonts w:ascii="Times New Roman" w:hAnsi="Times New Roman"/>
                 <w:sz w:val="24"/>
@@ -2306,7 +2196,7 @@
           <w:p>
             <w:pPr>
               <w:spacing w:line="240" w:lineRule="atLeast"/>
-              <w:jc w:val="right"/>
+              <w:jc w:val="center"/>
               <w:rPr>
                 <w:rFonts w:ascii="Times New Roman" w:hAnsi="Times New Roman"/>
                 <w:sz w:val="24"/>
@@ -2345,16 +2235,6 @@
               <w:t>tiền</w:t>
             </w:r>
             <w:proofErr w:type="spellEnd"/>
-            <w:r>
-              <w:rPr>
-                <w:rFonts w:ascii="Times New Roman" w:hAnsi="Times New Roman"/>
-                <w:b/>
-                <w:bCs/>
-                <w:sz w:val="24"/>
-                <w:szCs w:val="24"/>
-              </w:rPr>
-              <w:t xml:space="preserve"> </w:t>
-            </w:r>
           </w:p>
         </w:tc>
         <w:tc>
